--- a/Backend/Director_Disclosure/Output_Disclosures/2024-25/ADANI_HYBRID_ENERGY_JAISALMER_ONE_LIMITED/MBP-1/MBP1_DIVAN_GIRISHBHAI_RAIMAGIA_07101593.docx
+++ b/Backend/Director_Disclosure/Output_Disclosures/2024-25/ADANI_HYBRID_ENERGY_JAISALMER_ONE_LIMITED/MBP-1/MBP1_DIVAN_GIRISHBHAI_RAIMAGIA_07101593.docx
@@ -93,152 +93,17 @@
     </w:p>
     <w:p>
       <w:pPr>
-        <w:spacing w:before="0" w:after="0"/>
-        <w:jc w:val="left"/>
-      </w:pPr>
-      <w:r>
-        <w:rPr>
-          <w:rFonts w:ascii="Adani" w:hAnsi="Adani"/>
-          <w:b w:val="0"/>
-          <w:sz w:val="20"/>
-          <w:u w:val="none"/>
-        </w:rPr>
-        <w:t>ADANI HYBRID ENERGY JAISALMER FOUR LIMITED</w:t>
-      </w:r>
-    </w:p>
-    <w:p>
-      <w:pPr>
-        <w:spacing w:before="0" w:after="0"/>
-        <w:jc w:val="left"/>
-      </w:pPr>
-      <w:r>
-        <w:rPr>
-          <w:rFonts w:ascii="Adani" w:hAnsi="Adani"/>
-          <w:b w:val="0"/>
-          <w:sz w:val="20"/>
-          <w:u w:val="none"/>
-        </w:rPr>
-        <w:t>ADANI RENEWABLE ENERGY FORTY THREE LIMITED</w:t>
-      </w:r>
-    </w:p>
-    <w:p>
-      <w:pPr>
-        <w:spacing w:before="0" w:after="0"/>
-        <w:jc w:val="left"/>
-      </w:pPr>
-      <w:r>
-        <w:rPr>
-          <w:rFonts w:ascii="Adani" w:hAnsi="Adani"/>
-          <w:b w:val="0"/>
-          <w:sz w:val="20"/>
-          <w:u w:val="none"/>
-        </w:rPr>
-        <w:t>ADANI HYBRID ENERGY JAISALMER ONE LIMITED</w:t>
-      </w:r>
-    </w:p>
-    <w:p>
-      <w:pPr>
-        <w:spacing w:before="0" w:after="0"/>
-        <w:jc w:val="left"/>
-      </w:pPr>
-      <w:r>
-        <w:rPr>
-          <w:rFonts w:ascii="Adani" w:hAnsi="Adani"/>
-          <w:b w:val="0"/>
-          <w:sz w:val="20"/>
-          <w:u w:val="none"/>
-        </w:rPr>
-        <w:t>RSEPL RENEWABLE ENERGY ONE LIMITED</w:t>
-      </w:r>
-    </w:p>
-    <w:p>
-      <w:pPr>
-        <w:spacing w:before="0" w:after="0"/>
-        <w:jc w:val="left"/>
-      </w:pPr>
-      <w:r>
-        <w:rPr>
-          <w:rFonts w:ascii="Adani" w:hAnsi="Adani"/>
-          <w:b w:val="0"/>
-          <w:sz w:val="20"/>
-          <w:u w:val="none"/>
-        </w:rPr>
-        <w:t>ADANI RENEWABLE ENERGY HOLDING FIFTEEN LIMITED</w:t>
-      </w:r>
-    </w:p>
-    <w:p>
-      <w:pPr>
-        <w:spacing w:before="0" w:after="0"/>
-        <w:jc w:val="left"/>
-      </w:pPr>
-      <w:r>
-        <w:rPr>
-          <w:rFonts w:ascii="Adani" w:hAnsi="Adani"/>
-          <w:b w:val="0"/>
-          <w:sz w:val="20"/>
-          <w:u w:val="none"/>
-        </w:rPr>
-        <w:t>ADANI RENEWABLE ENERGY HOLDING THREE LIMITED</w:t>
-      </w:r>
-    </w:p>
-    <w:p>
-      <w:pPr>
-        <w:spacing w:before="0" w:after="0"/>
-        <w:jc w:val="left"/>
-      </w:pPr>
-      <w:r>
-        <w:rPr>
-          <w:rFonts w:ascii="Adani" w:hAnsi="Adani"/>
-          <w:b w:val="0"/>
-          <w:sz w:val="20"/>
-          <w:u w:val="none"/>
-        </w:rPr>
-        <w:t>ADANI RENEWABLE ENERGY FORTY FOUR LIMITED</w:t>
-      </w:r>
-    </w:p>
-    <w:p>
-      <w:pPr>
-        <w:spacing w:before="0" w:after="0"/>
-        <w:jc w:val="left"/>
-      </w:pPr>
-      <w:r>
-        <w:rPr>
-          <w:rFonts w:ascii="Adani" w:hAnsi="Adani"/>
-          <w:b w:val="0"/>
-          <w:sz w:val="20"/>
-          <w:u w:val="none"/>
-        </w:rPr>
-        <w:t>ADANI RENEWABLE ENERGY HOLDING TWO LIMITED</w:t>
-      </w:r>
-    </w:p>
-    <w:p>
-      <w:pPr>
-        <w:spacing w:before="0" w:after="0"/>
-        <w:jc w:val="left"/>
-      </w:pPr>
-      <w:r>
-        <w:rPr>
-          <w:rFonts w:ascii="Adani" w:hAnsi="Adani"/>
-          <w:b w:val="0"/>
-          <w:sz w:val="20"/>
-          <w:u w:val="none"/>
-        </w:rPr>
-        <w:t>ADANI RENEWABLE ENERGY FORTY ONE LIMITED</w:t>
-      </w:r>
-    </w:p>
-    <w:p>
-      <w:pPr>
         <w:spacing w:before="0" w:after="160"/>
         <w:jc w:val="left"/>
       </w:pPr>
       <w:r>
         <w:rPr>
           <w:rFonts w:ascii="Adani" w:hAnsi="Adani"/>
-          <w:b w:val="0"/>
+          <w:b/>
           <w:sz w:val="20"/>
           <w:u w:val="none"/>
         </w:rPr>
-        <w:t>ADANI GREEN ENERGY TWENTY SEVEN C LIMITED</w:t>
+        <w:t>ADANI HYBRID ENERGY JAISALMER ONE LIMITED</w:t>
       </w:r>
     </w:p>
     <w:p>
@@ -524,7 +389,7 @@
                 <w:sz w:val="18"/>
                 <w:u w:val="none"/>
               </w:rPr>
-              <w:t>ADANI HYBRID ENERGY JAISALMER FOUR LIMITED</w:t>
+              <w:t>ADANI RENEWABLE ENERGY HOLDING THREE LIMITED</w:t>
             </w:r>
           </w:p>
         </w:tc>
@@ -666,7 +531,7 @@
                 <w:sz w:val="18"/>
                 <w:u w:val="none"/>
               </w:rPr>
-              <w:t>ADANI RENEWABLE ENERGY FORTY THREE LIMITED</w:t>
+              <w:t>ADANI HYBRID ENERGY JAISALMER ONE LIMITED</w:t>
             </w:r>
           </w:p>
         </w:tc>
@@ -808,7 +673,7 @@
                 <w:sz w:val="18"/>
                 <w:u w:val="none"/>
               </w:rPr>
-              <w:t>ADANI HYBRID ENERGY JAISALMER ONE LIMITED</w:t>
+              <w:t>ADANI HYBRID ENERGY JAISALMER FOUR LIMITED</w:t>
             </w:r>
           </w:p>
         </w:tc>
@@ -950,7 +815,7 @@
                 <w:sz w:val="18"/>
                 <w:u w:val="none"/>
               </w:rPr>
-              <w:t>RSEPL RENEWABLE ENERGY ONE LIMITED</w:t>
+              <w:t>ADANI RENEWABLE ENERGY HOLDING FIFTEEN LIMITED</w:t>
             </w:r>
           </w:p>
         </w:tc>
@@ -1092,7 +957,7 @@
                 <w:sz w:val="18"/>
                 <w:u w:val="none"/>
               </w:rPr>
-              <w:t>ADANI RENEWABLE ENERGY HOLDING FIFTEEN LIMITED</w:t>
+              <w:t>RSEPL RENEWABLE ENERGY ONE LIMITED</w:t>
             </w:r>
           </w:p>
         </w:tc>
@@ -1234,7 +1099,7 @@
                 <w:sz w:val="18"/>
                 <w:u w:val="none"/>
               </w:rPr>
-              <w:t>ADANI RENEWABLE ENERGY HOLDING THREE LIMITED</w:t>
+              <w:t>ADANI RENEWABLE ENERGY FORTY ONE LIMITED</w:t>
             </w:r>
           </w:p>
         </w:tc>
@@ -1376,7 +1241,7 @@
                 <w:sz w:val="18"/>
                 <w:u w:val="none"/>
               </w:rPr>
-              <w:t>ADANI RENEWABLE ENERGY FORTY FOUR LIMITED</w:t>
+              <w:t>ADANI RENEWABLE ENERGY FORTY THREE LIMITED</w:t>
             </w:r>
           </w:p>
         </w:tc>
@@ -1518,7 +1383,7 @@
                 <w:sz w:val="18"/>
                 <w:u w:val="none"/>
               </w:rPr>
-              <w:t>ADANI RENEWABLE ENERGY HOLDING TWO LIMITED</w:t>
+              <w:t>ADANI RENEWABLE ENERGY FORTY FOUR LIMITED</w:t>
             </w:r>
           </w:p>
         </w:tc>
@@ -1660,7 +1525,7 @@
                 <w:sz w:val="18"/>
                 <w:u w:val="none"/>
               </w:rPr>
-              <w:t>ADANI RENEWABLE ENERGY FORTY ONE LIMITED</w:t>
+              <w:t>ADANI RENEWABLE ENERGY HOLDING TWO LIMITED</w:t>
             </w:r>
           </w:p>
         </w:tc>
@@ -1802,7 +1667,7 @@
                 <w:sz w:val="18"/>
                 <w:u w:val="none"/>
               </w:rPr>
-              <w:t>ADANI GREEN ENERGY TWENTY SEVEN C LIMITED</w:t>
+              <w:t>DGR NETSOL PRIVATE LIMITED</w:t>
             </w:r>
           </w:p>
         </w:tc>
@@ -1830,7 +1695,7 @@
                 <w:sz w:val="18"/>
                 <w:u w:val="none"/>
               </w:rPr>
-              <w:t>Additional Director</w:t>
+              <w:t>Director</w:t>
             </w:r>
           </w:p>
         </w:tc>
@@ -1886,7 +1751,7 @@
                 <w:sz w:val="18"/>
                 <w:u w:val="none"/>
               </w:rPr>
-              <w:t>03/09/2025</w:t>
+              <w:t>03/03/2015</w:t>
             </w:r>
           </w:p>
         </w:tc>
@@ -2123,7 +1988,7 @@
                 <w:sz w:val="18"/>
                 <w:u w:val="none"/>
               </w:rPr>
-              <w:t>Date:   07th May, 2026</w:t>
+              <w:t>Date:   15th May, 2026</w:t>
             </w:r>
           </w:p>
         </w:tc>
@@ -2167,7 +2032,7 @@
                 <w:sz w:val="18"/>
                 <w:u w:val="none"/>
               </w:rPr>
-              <w:t>Designation :  Additional Director</w:t>
+              <w:t>Designation :  Director</w:t>
             </w:r>
           </w:p>
         </w:tc>
@@ -2389,174 +2254,441 @@
         <w:t>:</w:t>
       </w:r>
     </w:p>
-    <w:p>
-      <w:pPr>
-        <w:pStyle w:val="ListNumber"/>
-        <w:spacing w:before="0" w:after="40"/>
-        <w:ind w:left="720"/>
-      </w:pPr>
-      <w:r>
-        <w:rPr>
-          <w:rFonts w:ascii="Adani" w:hAnsi="Adani"/>
-          <w:b w:val="0"/>
-          <w:sz w:val="20"/>
-          <w:u w:val="none"/>
-        </w:rPr>
-        <w:t>Father</w:t>
-        <w:tab/>
-        <w:tab/>
-        <w:t>:</w:t>
-        <w:tab/>
-        <w:t>NIL</w:t>
-      </w:r>
-    </w:p>
-    <w:p>
-      <w:pPr>
-        <w:pStyle w:val="ListNumber"/>
-        <w:spacing w:before="0" w:after="40"/>
-        <w:ind w:left="720"/>
-      </w:pPr>
-      <w:r>
-        <w:rPr>
-          <w:rFonts w:ascii="Adani" w:hAnsi="Adani"/>
-          <w:b w:val="0"/>
-          <w:sz w:val="20"/>
-          <w:u w:val="none"/>
-        </w:rPr>
-        <w:t>Mother</w:t>
-        <w:tab/>
-        <w:tab/>
-        <w:t>:</w:t>
-        <w:tab/>
-        <w:t>NIL</w:t>
-      </w:r>
-    </w:p>
-    <w:p>
-      <w:pPr>
-        <w:pStyle w:val="ListNumber"/>
-        <w:spacing w:before="0" w:after="40"/>
-        <w:ind w:left="720"/>
-      </w:pPr>
-      <w:r>
-        <w:rPr>
-          <w:rFonts w:ascii="Adani" w:hAnsi="Adani"/>
-          <w:b w:val="0"/>
-          <w:sz w:val="20"/>
-          <w:u w:val="none"/>
-        </w:rPr>
-        <w:t>Son</w:t>
-        <w:tab/>
-        <w:tab/>
-        <w:t>:</w:t>
-        <w:tab/>
-        <w:t>NIL</w:t>
-      </w:r>
-    </w:p>
-    <w:p>
-      <w:pPr>
-        <w:pStyle w:val="ListNumber"/>
-        <w:spacing w:before="0" w:after="40"/>
-        <w:ind w:left="720"/>
-      </w:pPr>
-      <w:r>
-        <w:rPr>
-          <w:rFonts w:ascii="Adani" w:hAnsi="Adani"/>
-          <w:b w:val="0"/>
-          <w:sz w:val="20"/>
-          <w:u w:val="none"/>
-        </w:rPr>
-        <w:t>Son's Wife</w:t>
-        <w:tab/>
-        <w:tab/>
-        <w:t>:</w:t>
-        <w:tab/>
-        <w:t>NIL</w:t>
-      </w:r>
-    </w:p>
-    <w:p>
-      <w:pPr>
-        <w:pStyle w:val="ListNumber"/>
-        <w:spacing w:before="0" w:after="40"/>
-        <w:ind w:left="720"/>
-      </w:pPr>
-      <w:r>
-        <w:rPr>
-          <w:rFonts w:ascii="Adani" w:hAnsi="Adani"/>
-          <w:b w:val="0"/>
-          <w:sz w:val="20"/>
-          <w:u w:val="none"/>
-        </w:rPr>
-        <w:t>Daughter</w:t>
-        <w:tab/>
-        <w:tab/>
-        <w:t>:</w:t>
-        <w:tab/>
-        <w:t>NIL</w:t>
-      </w:r>
-    </w:p>
-    <w:p>
-      <w:pPr>
-        <w:pStyle w:val="ListNumber"/>
-        <w:spacing w:before="0" w:after="40"/>
-        <w:ind w:left="720"/>
-      </w:pPr>
-      <w:r>
-        <w:rPr>
-          <w:rFonts w:ascii="Adani" w:hAnsi="Adani"/>
-          <w:b w:val="0"/>
-          <w:sz w:val="20"/>
-          <w:u w:val="none"/>
-        </w:rPr>
-        <w:t>Daughter's Husband</w:t>
-        <w:tab/>
-        <w:tab/>
-        <w:t>:</w:t>
-        <w:tab/>
-        <w:t>NIL</w:t>
-      </w:r>
-    </w:p>
-    <w:p>
-      <w:pPr>
-        <w:pStyle w:val="ListNumber"/>
-        <w:spacing w:before="0" w:after="40"/>
-        <w:ind w:left="720"/>
-      </w:pPr>
-      <w:r>
-        <w:rPr>
-          <w:rFonts w:ascii="Adani" w:hAnsi="Adani"/>
-          <w:b w:val="0"/>
-          <w:sz w:val="20"/>
-          <w:u w:val="none"/>
-        </w:rPr>
-        <w:t>Brother</w:t>
-        <w:tab/>
-        <w:tab/>
-        <w:t>:</w:t>
-        <w:tab/>
-        <w:t>NIL</w:t>
-      </w:r>
-    </w:p>
-    <w:p>
-      <w:pPr>
-        <w:pStyle w:val="ListNumber"/>
-        <w:spacing w:before="0" w:after="40"/>
-        <w:ind w:left="720"/>
-      </w:pPr>
-      <w:r>
-        <w:rPr>
-          <w:rFonts w:ascii="Adani" w:hAnsi="Adani"/>
-          <w:b w:val="0"/>
-          <w:sz w:val="20"/>
-          <w:u w:val="none"/>
-        </w:rPr>
-        <w:t>Sister</w:t>
-        <w:tab/>
-        <w:tab/>
-        <w:t>:</w:t>
-        <w:tab/>
-        <w:t>NIL</w:t>
-      </w:r>
-    </w:p>
+    <w:tbl>
+      <w:tblPr>
+        <w:tblW w:type="auto" w:w="0"/>
+        <w:jc w:val="left"/>
+        <w:tblLook w:firstColumn="1" w:firstRow="1" w:lastColumn="0" w:lastRow="0" w:noHBand="0" w:noVBand="1" w:val="04A0"/>
+      </w:tblPr>
+      <w:tblGrid>
+        <w:gridCol w:w="4536"/>
+        <w:gridCol w:w="4536"/>
+      </w:tblGrid>
+      <w:tr>
+        <w:tc>
+          <w:tcPr>
+            <w:tcW w:type="dxa" w:w="4536"/>
+            <w:tcBorders>
+              <w:top w:val="none"/>
+              <w:bottom w:val="none"/>
+              <w:left w:val="none"/>
+              <w:right w:val="none"/>
+            </w:tcBorders>
+          </w:tcPr>
+          <w:p>
+            <w:pPr>
+              <w:ind w:left="720"/>
+            </w:pPr>
+            <w:r>
+              <w:rPr>
+                <w:rFonts w:ascii="Adani" w:hAnsi="Adani"/>
+                <w:b w:val="0"/>
+                <w:sz w:val="20"/>
+                <w:u w:val="none"/>
+              </w:rPr>
+              <w:t>1.</w:t>
+              <w:tab/>
+              <w:t>Father</w:t>
+              <w:tab/>
+              <w:t>:</w:t>
+            </w:r>
+          </w:p>
+        </w:tc>
+        <w:tc>
+          <w:tcPr>
+            <w:tcW w:type="dxa" w:w="4536"/>
+            <w:tcBorders>
+              <w:top w:val="none"/>
+              <w:bottom w:val="none"/>
+              <w:left w:val="none"/>
+              <w:right w:val="none"/>
+            </w:tcBorders>
+          </w:tcPr>
+          <w:p>
+            <w:r>
+              <w:rPr>
+                <w:rFonts w:ascii="Adani" w:hAnsi="Adani"/>
+                <w:b w:val="0"/>
+                <w:sz w:val="20"/>
+                <w:u w:val="none"/>
+              </w:rPr>
+              <w:t>NIL</w:t>
+            </w:r>
+          </w:p>
+        </w:tc>
+      </w:tr>
+      <w:tr>
+        <w:tc>
+          <w:tcPr>
+            <w:tcW w:type="dxa" w:w="4536"/>
+            <w:tcBorders>
+              <w:top w:val="none"/>
+              <w:bottom w:val="none"/>
+              <w:left w:val="none"/>
+              <w:right w:val="none"/>
+            </w:tcBorders>
+          </w:tcPr>
+          <w:p>
+            <w:pPr>
+              <w:ind w:left="720"/>
+            </w:pPr>
+            <w:r>
+              <w:rPr>
+                <w:rFonts w:ascii="Adani" w:hAnsi="Adani"/>
+                <w:b w:val="0"/>
+                <w:sz w:val="20"/>
+                <w:u w:val="none"/>
+              </w:rPr>
+              <w:t>2.</w:t>
+              <w:tab/>
+              <w:t>Mother</w:t>
+              <w:tab/>
+              <w:t>:</w:t>
+            </w:r>
+          </w:p>
+        </w:tc>
+        <w:tc>
+          <w:tcPr>
+            <w:tcW w:type="dxa" w:w="4536"/>
+            <w:tcBorders>
+              <w:top w:val="none"/>
+              <w:bottom w:val="none"/>
+              <w:left w:val="none"/>
+              <w:right w:val="none"/>
+            </w:tcBorders>
+          </w:tcPr>
+          <w:p>
+            <w:r>
+              <w:rPr>
+                <w:rFonts w:ascii="Adani" w:hAnsi="Adani"/>
+                <w:b w:val="0"/>
+                <w:sz w:val="20"/>
+                <w:u w:val="none"/>
+              </w:rPr>
+              <w:t>NIL</w:t>
+            </w:r>
+          </w:p>
+        </w:tc>
+      </w:tr>
+      <w:tr>
+        <w:tc>
+          <w:tcPr>
+            <w:tcW w:type="dxa" w:w="4536"/>
+            <w:tcBorders>
+              <w:top w:val="none"/>
+              <w:bottom w:val="none"/>
+              <w:left w:val="none"/>
+              <w:right w:val="none"/>
+            </w:tcBorders>
+          </w:tcPr>
+          <w:p>
+            <w:pPr>
+              <w:ind w:left="720"/>
+            </w:pPr>
+            <w:r>
+              <w:rPr>
+                <w:rFonts w:ascii="Adani" w:hAnsi="Adani"/>
+                <w:b w:val="0"/>
+                <w:sz w:val="20"/>
+                <w:u w:val="none"/>
+              </w:rPr>
+              <w:t>3.</w:t>
+              <w:tab/>
+              <w:t>Son</w:t>
+              <w:tab/>
+              <w:t>:</w:t>
+            </w:r>
+          </w:p>
+        </w:tc>
+        <w:tc>
+          <w:tcPr>
+            <w:tcW w:type="dxa" w:w="4536"/>
+            <w:tcBorders>
+              <w:top w:val="none"/>
+              <w:bottom w:val="none"/>
+              <w:left w:val="none"/>
+              <w:right w:val="none"/>
+            </w:tcBorders>
+          </w:tcPr>
+          <w:p>
+            <w:r>
+              <w:rPr>
+                <w:rFonts w:ascii="Adani" w:hAnsi="Adani"/>
+                <w:b w:val="0"/>
+                <w:sz w:val="20"/>
+                <w:u w:val="none"/>
+              </w:rPr>
+              <w:t>NIL</w:t>
+            </w:r>
+          </w:p>
+        </w:tc>
+      </w:tr>
+      <w:tr>
+        <w:tc>
+          <w:tcPr>
+            <w:tcW w:type="dxa" w:w="4536"/>
+            <w:tcBorders>
+              <w:top w:val="none"/>
+              <w:bottom w:val="none"/>
+              <w:left w:val="none"/>
+              <w:right w:val="none"/>
+            </w:tcBorders>
+          </w:tcPr>
+          <w:p>
+            <w:pPr>
+              <w:ind w:left="720"/>
+            </w:pPr>
+            <w:r>
+              <w:rPr>
+                <w:rFonts w:ascii="Adani" w:hAnsi="Adani"/>
+                <w:b w:val="0"/>
+                <w:sz w:val="20"/>
+                <w:u w:val="none"/>
+              </w:rPr>
+              <w:t>4.</w:t>
+              <w:tab/>
+              <w:t>Son's Wife</w:t>
+              <w:tab/>
+              <w:t>:</w:t>
+            </w:r>
+          </w:p>
+        </w:tc>
+        <w:tc>
+          <w:tcPr>
+            <w:tcW w:type="dxa" w:w="4536"/>
+            <w:tcBorders>
+              <w:top w:val="none"/>
+              <w:bottom w:val="none"/>
+              <w:left w:val="none"/>
+              <w:right w:val="none"/>
+            </w:tcBorders>
+          </w:tcPr>
+          <w:p>
+            <w:r>
+              <w:rPr>
+                <w:rFonts w:ascii="Adani" w:hAnsi="Adani"/>
+                <w:b w:val="0"/>
+                <w:sz w:val="20"/>
+                <w:u w:val="none"/>
+              </w:rPr>
+              <w:t>NIL</w:t>
+            </w:r>
+          </w:p>
+        </w:tc>
+      </w:tr>
+      <w:tr>
+        <w:tc>
+          <w:tcPr>
+            <w:tcW w:type="dxa" w:w="4536"/>
+            <w:tcBorders>
+              <w:top w:val="none"/>
+              <w:bottom w:val="none"/>
+              <w:left w:val="none"/>
+              <w:right w:val="none"/>
+            </w:tcBorders>
+          </w:tcPr>
+          <w:p>
+            <w:pPr>
+              <w:ind w:left="720"/>
+            </w:pPr>
+            <w:r>
+              <w:rPr>
+                <w:rFonts w:ascii="Adani" w:hAnsi="Adani"/>
+                <w:b w:val="0"/>
+                <w:sz w:val="20"/>
+                <w:u w:val="none"/>
+              </w:rPr>
+              <w:t>5.</w:t>
+              <w:tab/>
+              <w:t>Daughter</w:t>
+              <w:tab/>
+              <w:t>:</w:t>
+            </w:r>
+          </w:p>
+        </w:tc>
+        <w:tc>
+          <w:tcPr>
+            <w:tcW w:type="dxa" w:w="4536"/>
+            <w:tcBorders>
+              <w:top w:val="none"/>
+              <w:bottom w:val="none"/>
+              <w:left w:val="none"/>
+              <w:right w:val="none"/>
+            </w:tcBorders>
+          </w:tcPr>
+          <w:p>
+            <w:r>
+              <w:rPr>
+                <w:rFonts w:ascii="Adani" w:hAnsi="Adani"/>
+                <w:b w:val="0"/>
+                <w:sz w:val="20"/>
+                <w:u w:val="none"/>
+              </w:rPr>
+              <w:t>NIL</w:t>
+            </w:r>
+          </w:p>
+        </w:tc>
+      </w:tr>
+      <w:tr>
+        <w:tc>
+          <w:tcPr>
+            <w:tcW w:type="dxa" w:w="4536"/>
+            <w:tcBorders>
+              <w:top w:val="none"/>
+              <w:bottom w:val="none"/>
+              <w:left w:val="none"/>
+              <w:right w:val="none"/>
+            </w:tcBorders>
+          </w:tcPr>
+          <w:p>
+            <w:pPr>
+              <w:ind w:left="720"/>
+            </w:pPr>
+            <w:r>
+              <w:rPr>
+                <w:rFonts w:ascii="Adani" w:hAnsi="Adani"/>
+                <w:b w:val="0"/>
+                <w:sz w:val="20"/>
+                <w:u w:val="none"/>
+              </w:rPr>
+              <w:t>6.</w:t>
+              <w:tab/>
+              <w:t>Daughter's Husband</w:t>
+              <w:tab/>
+              <w:t>:</w:t>
+            </w:r>
+          </w:p>
+        </w:tc>
+        <w:tc>
+          <w:tcPr>
+            <w:tcW w:type="dxa" w:w="4536"/>
+            <w:tcBorders>
+              <w:top w:val="none"/>
+              <w:bottom w:val="none"/>
+              <w:left w:val="none"/>
+              <w:right w:val="none"/>
+            </w:tcBorders>
+          </w:tcPr>
+          <w:p>
+            <w:r>
+              <w:rPr>
+                <w:rFonts w:ascii="Adani" w:hAnsi="Adani"/>
+                <w:b w:val="0"/>
+                <w:sz w:val="20"/>
+                <w:u w:val="none"/>
+              </w:rPr>
+              <w:t>NIL</w:t>
+            </w:r>
+          </w:p>
+        </w:tc>
+      </w:tr>
+      <w:tr>
+        <w:tc>
+          <w:tcPr>
+            <w:tcW w:type="dxa" w:w="4536"/>
+            <w:tcBorders>
+              <w:top w:val="none"/>
+              <w:bottom w:val="none"/>
+              <w:left w:val="none"/>
+              <w:right w:val="none"/>
+            </w:tcBorders>
+          </w:tcPr>
+          <w:p>
+            <w:pPr>
+              <w:ind w:left="720"/>
+            </w:pPr>
+            <w:r>
+              <w:rPr>
+                <w:rFonts w:ascii="Adani" w:hAnsi="Adani"/>
+                <w:b w:val="0"/>
+                <w:sz w:val="20"/>
+                <w:u w:val="none"/>
+              </w:rPr>
+              <w:t>7.</w:t>
+              <w:tab/>
+              <w:t>Brother</w:t>
+              <w:tab/>
+              <w:t>:</w:t>
+            </w:r>
+          </w:p>
+        </w:tc>
+        <w:tc>
+          <w:tcPr>
+            <w:tcW w:type="dxa" w:w="4536"/>
+            <w:tcBorders>
+              <w:top w:val="none"/>
+              <w:bottom w:val="none"/>
+              <w:left w:val="none"/>
+              <w:right w:val="none"/>
+            </w:tcBorders>
+          </w:tcPr>
+          <w:p>
+            <w:r>
+              <w:rPr>
+                <w:rFonts w:ascii="Adani" w:hAnsi="Adani"/>
+                <w:b w:val="0"/>
+                <w:sz w:val="20"/>
+                <w:u w:val="none"/>
+              </w:rPr>
+              <w:t>NIL</w:t>
+            </w:r>
+          </w:p>
+        </w:tc>
+      </w:tr>
+      <w:tr>
+        <w:tc>
+          <w:tcPr>
+            <w:tcW w:type="dxa" w:w="4536"/>
+            <w:tcBorders>
+              <w:top w:val="none"/>
+              <w:bottom w:val="none"/>
+              <w:left w:val="none"/>
+              <w:right w:val="none"/>
+            </w:tcBorders>
+          </w:tcPr>
+          <w:p>
+            <w:pPr>
+              <w:ind w:left="720"/>
+            </w:pPr>
+            <w:r>
+              <w:rPr>
+                <w:rFonts w:ascii="Adani" w:hAnsi="Adani"/>
+                <w:b w:val="0"/>
+                <w:sz w:val="20"/>
+                <w:u w:val="none"/>
+              </w:rPr>
+              <w:t>8.</w:t>
+              <w:tab/>
+              <w:t>Sister</w:t>
+              <w:tab/>
+              <w:t>:</w:t>
+            </w:r>
+          </w:p>
+        </w:tc>
+        <w:tc>
+          <w:tcPr>
+            <w:tcW w:type="dxa" w:w="4536"/>
+            <w:tcBorders>
+              <w:top w:val="none"/>
+              <w:bottom w:val="none"/>
+              <w:left w:val="none"/>
+              <w:right w:val="none"/>
+            </w:tcBorders>
+          </w:tcPr>
+          <w:p>
+            <w:r>
+              <w:rPr>
+                <w:rFonts w:ascii="Adani" w:hAnsi="Adani"/>
+                <w:b w:val="0"/>
+                <w:sz w:val="20"/>
+                <w:u w:val="none"/>
+              </w:rPr>
+              <w:t>NIL</w:t>
+            </w:r>
+          </w:p>
+        </w:tc>
+      </w:tr>
+    </w:tbl>
     <w:p/>
     <w:p>
       <w:pPr>
@@ -2893,7 +3025,7 @@
                 <w:sz w:val="18"/>
                 <w:u w:val="none"/>
               </w:rPr>
-              <w:t>Date:   07th May, 2026</w:t>
+              <w:t>Date:   15th May, 2026</w:t>
             </w:r>
           </w:p>
         </w:tc>
@@ -2937,7 +3069,7 @@
                 <w:sz w:val="18"/>
                 <w:u w:val="none"/>
               </w:rPr>
-              <w:t>Designation :  Additional Director</w:t>
+              <w:t>Designation :  Director</w:t>
             </w:r>
           </w:p>
         </w:tc>
@@ -3054,7 +3186,7 @@
           <w:sz w:val="20"/>
           <w:u w:val="none"/>
         </w:rPr>
-        <w:t>07th May, 2026</w:t>
+        <w:t>15th May, 2026</w:t>
       </w:r>
     </w:p>
     <w:p>
@@ -3099,22 +3231,7 @@
           <w:sz w:val="20"/>
           <w:u w:val="none"/>
         </w:rPr>
-        <w:t>ADANI HYBRID ENERGY JAISALMER FOUR LIMITED</w:t>
-      </w:r>
-    </w:p>
-    <w:p>
-      <w:pPr>
-        <w:spacing w:before="0" w:after="20"/>
-        <w:jc w:val="left"/>
-      </w:pPr>
-      <w:r>
-        <w:rPr>
-          <w:rFonts w:ascii="Adani" w:hAnsi="Adani"/>
-          <w:b/>
-          <w:sz w:val="20"/>
-          <w:u w:val="none"/>
-        </w:rPr>
-        <w:t>ADANI RENEWABLE ENERGY FORTY THREE LIMITED</w:t>
+        <w:t>ADANI RENEWABLE ENERGY HOLDING THREE LIMITED</w:t>
       </w:r>
     </w:p>
     <w:p>
@@ -3144,7 +3261,7 @@
           <w:sz w:val="20"/>
           <w:u w:val="none"/>
         </w:rPr>
-        <w:t>RSEPL RENEWABLE ENERGY ONE LIMITED</w:t>
+        <w:t>ADANI HYBRID ENERGY JAISALMER FOUR LIMITED</w:t>
       </w:r>
     </w:p>
     <w:p>
@@ -3174,7 +3291,37 @@
           <w:sz w:val="20"/>
           <w:u w:val="none"/>
         </w:rPr>
-        <w:t>ADANI RENEWABLE ENERGY HOLDING THREE LIMITED</w:t>
+        <w:t>RSEPL RENEWABLE ENERGY ONE LIMITED</w:t>
+      </w:r>
+    </w:p>
+    <w:p>
+      <w:pPr>
+        <w:spacing w:before="0" w:after="20"/>
+        <w:jc w:val="left"/>
+      </w:pPr>
+      <w:r>
+        <w:rPr>
+          <w:rFonts w:ascii="Adani" w:hAnsi="Adani"/>
+          <w:b/>
+          <w:sz w:val="20"/>
+          <w:u w:val="none"/>
+        </w:rPr>
+        <w:t>ADANI RENEWABLE ENERGY FORTY ONE LIMITED</w:t>
+      </w:r>
+    </w:p>
+    <w:p>
+      <w:pPr>
+        <w:spacing w:before="0" w:after="20"/>
+        <w:jc w:val="left"/>
+      </w:pPr>
+      <w:r>
+        <w:rPr>
+          <w:rFonts w:ascii="Adani" w:hAnsi="Adani"/>
+          <w:b/>
+          <w:sz w:val="20"/>
+          <w:u w:val="none"/>
+        </w:rPr>
+        <w:t>ADANI RENEWABLE ENERGY FORTY THREE LIMITED</w:t>
       </w:r>
     </w:p>
     <w:p>
@@ -3219,22 +3366,7 @@
           <w:sz w:val="20"/>
           <w:u w:val="none"/>
         </w:rPr>
-        <w:t>ADANI RENEWABLE ENERGY FORTY ONE LIMITED</w:t>
-      </w:r>
-    </w:p>
-    <w:p>
-      <w:pPr>
-        <w:spacing w:before="0" w:after="20"/>
-        <w:jc w:val="left"/>
-      </w:pPr>
-      <w:r>
-        <w:rPr>
-          <w:rFonts w:ascii="Adani" w:hAnsi="Adani"/>
-          <w:b/>
-          <w:sz w:val="20"/>
-          <w:u w:val="none"/>
-        </w:rPr>
-        <w:t>ADANI GREEN ENERGY TWENTY SEVEN C LIMITED</w:t>
+        <w:t>DGR NETSOL PRIVATE LIMITED</w:t>
       </w:r>
     </w:p>
     <w:p/>
@@ -3295,22 +3427,7 @@
           <w:sz w:val="20"/>
           <w:u w:val="none"/>
         </w:rPr>
-        <w:t>ADANI HYBRID ENERGY JAISALMER FOUR LIMITED</w:t>
-      </w:r>
-    </w:p>
-    <w:p>
-      <w:pPr>
-        <w:spacing w:before="0" w:after="20"/>
-        <w:jc w:val="left"/>
-      </w:pPr>
-      <w:r>
-        <w:rPr>
-          <w:rFonts w:ascii="Adani" w:hAnsi="Adani"/>
-          <w:b w:val="0"/>
-          <w:sz w:val="20"/>
-          <w:u w:val="none"/>
-        </w:rPr>
-        <w:t>ADANI RENEWABLE ENERGY FORTY THREE LIMITED</w:t>
+        <w:t>ADANI RENEWABLE ENERGY HOLDING THREE LIMITED</w:t>
       </w:r>
     </w:p>
     <w:p>
@@ -3340,7 +3457,7 @@
           <w:sz w:val="20"/>
           <w:u w:val="none"/>
         </w:rPr>
-        <w:t>RSEPL RENEWABLE ENERGY ONE LIMITED</w:t>
+        <w:t>ADANI HYBRID ENERGY JAISALMER FOUR LIMITED</w:t>
       </w:r>
     </w:p>
     <w:p>
@@ -3370,7 +3487,37 @@
           <w:sz w:val="20"/>
           <w:u w:val="none"/>
         </w:rPr>
-        <w:t>ADANI RENEWABLE ENERGY HOLDING THREE LIMITED</w:t>
+        <w:t>RSEPL RENEWABLE ENERGY ONE LIMITED</w:t>
+      </w:r>
+    </w:p>
+    <w:p>
+      <w:pPr>
+        <w:spacing w:before="0" w:after="20"/>
+        <w:jc w:val="left"/>
+      </w:pPr>
+      <w:r>
+        <w:rPr>
+          <w:rFonts w:ascii="Adani" w:hAnsi="Adani"/>
+          <w:b w:val="0"/>
+          <w:sz w:val="20"/>
+          <w:u w:val="none"/>
+        </w:rPr>
+        <w:t>ADANI RENEWABLE ENERGY FORTY ONE LIMITED</w:t>
+      </w:r>
+    </w:p>
+    <w:p>
+      <w:pPr>
+        <w:spacing w:before="0" w:after="20"/>
+        <w:jc w:val="left"/>
+      </w:pPr>
+      <w:r>
+        <w:rPr>
+          <w:rFonts w:ascii="Adani" w:hAnsi="Adani"/>
+          <w:b w:val="0"/>
+          <w:sz w:val="20"/>
+          <w:u w:val="none"/>
+        </w:rPr>
+        <w:t>ADANI RENEWABLE ENERGY FORTY THREE LIMITED</w:t>
       </w:r>
     </w:p>
     <w:p>
@@ -3401,36 +3548,6 @@
           <w:u w:val="none"/>
         </w:rPr>
         <w:t>ADANI RENEWABLE ENERGY HOLDING TWO LIMITED</w:t>
-      </w:r>
-    </w:p>
-    <w:p>
-      <w:pPr>
-        <w:spacing w:before="0" w:after="20"/>
-        <w:jc w:val="left"/>
-      </w:pPr>
-      <w:r>
-        <w:rPr>
-          <w:rFonts w:ascii="Adani" w:hAnsi="Adani"/>
-          <w:b w:val="0"/>
-          <w:sz w:val="20"/>
-          <w:u w:val="none"/>
-        </w:rPr>
-        <w:t>ADANI RENEWABLE ENERGY FORTY ONE LIMITED</w:t>
-      </w:r>
-    </w:p>
-    <w:p>
-      <w:pPr>
-        <w:spacing w:before="0" w:after="20"/>
-        <w:jc w:val="left"/>
-      </w:pPr>
-      <w:r>
-        <w:rPr>
-          <w:rFonts w:ascii="Adani" w:hAnsi="Adani"/>
-          <w:b w:val="0"/>
-          <w:sz w:val="20"/>
-          <w:u w:val="none"/>
-        </w:rPr>
-        <w:t>ADANI GREEN ENERGY TWENTY SEVEN C LIMITED</w:t>
       </w:r>
     </w:p>
     <w:p/>
@@ -3485,8 +3602,8 @@
     </w:p>
     <w:p>
       <w:pPr>
-        <w:spacing w:before="0" w:after="80"/>
-        <w:jc w:val="center"/>
+        <w:spacing w:before="0" w:after="20"/>
+        <w:jc w:val="left"/>
       </w:pPr>
       <w:r>
         <w:rPr>
@@ -3495,10 +3612,7 @@
           <w:sz w:val="20"/>
           <w:u w:val="none"/>
         </w:rPr>
-        <w:tab/>
-        <w:tab/>
-        <w:tab/>
-        <w:t>NIL</w:t>
+        <w:t>DGR NETSOL PRIVATE LIMITED</w:t>
       </w:r>
     </w:p>
     <w:p/>
@@ -4429,7 +4543,7 @@
                 <w:sz w:val="18"/>
                 <w:u w:val="none"/>
               </w:rPr>
-              <w:t>U40106GJ2019PLC110124</w:t>
+              <w:t>U40106GJ2015PLC082724</w:t>
             </w:r>
           </w:p>
         </w:tc>
@@ -4457,121 +4571,7 @@
                 <w:sz w:val="18"/>
                 <w:u w:val="none"/>
               </w:rPr>
-              <w:t>ADANI HYBRID ENERGY JAISALMER FOUR LIMITED</w:t>
-            </w:r>
-          </w:p>
-        </w:tc>
-        <w:tc>
-          <w:tcPr>
-            <w:tcW w:type="dxa" w:w="1587"/>
-            <w:shd w:val="clear" w:color="auto" w:fill="FFFFFF"/>
-            <w:tcBorders>
-              <w:top w:val="single" w:sz="4" w:space="0" w:color="000000"/>
-              <w:left w:val="single" w:sz="4" w:space="0" w:color="000000"/>
-              <w:bottom w:val="single" w:sz="4" w:space="0" w:color="000000"/>
-              <w:right w:val="single" w:sz="4" w:space="0" w:color="000000"/>
-            </w:tcBorders>
-            <w:vAlign w:val="center"/>
-          </w:tcPr>
-          <w:p>
-            <w:pPr>
-              <w:spacing w:before="40" w:after="40"/>
-              <w:jc w:val="left"/>
-            </w:pPr>
-            <w:r>
-              <w:rPr>
-                <w:rFonts w:ascii="Adani" w:hAnsi="Adani"/>
-                <w:b w:val="0"/>
-                <w:sz w:val="18"/>
-                <w:u w:val="none"/>
-              </w:rPr>
-              <w:t>Additional Director</w:t>
-            </w:r>
-          </w:p>
-        </w:tc>
-        <w:tc>
-          <w:tcPr>
-            <w:tcW w:type="dxa" w:w="1304"/>
-            <w:shd w:val="clear" w:color="auto" w:fill="FFFFFF"/>
-            <w:tcBorders>
-              <w:top w:val="single" w:sz="4" w:space="0" w:color="000000"/>
-              <w:left w:val="single" w:sz="4" w:space="0" w:color="000000"/>
-              <w:bottom w:val="single" w:sz="4" w:space="0" w:color="000000"/>
-              <w:right w:val="single" w:sz="4" w:space="0" w:color="000000"/>
-            </w:tcBorders>
-            <w:vAlign w:val="center"/>
-          </w:tcPr>
-          <w:p>
-            <w:pPr>
-              <w:spacing w:before="40" w:after="40"/>
-              <w:jc w:val="left"/>
-            </w:pPr>
-            <w:r>
-              <w:rPr>
-                <w:rFonts w:ascii="Adani" w:hAnsi="Adani"/>
-                <w:b w:val="0"/>
-                <w:sz w:val="18"/>
-                <w:u w:val="none"/>
-              </w:rPr>
-              <w:t>03/09/2025</w:t>
-            </w:r>
-          </w:p>
-        </w:tc>
-      </w:tr>
-      <w:tr>
-        <w:tc>
-          <w:tcPr>
-            <w:tcW w:type="dxa" w:w="2268"/>
-            <w:shd w:val="clear" w:color="auto" w:fill="FFFFFF"/>
-            <w:tcBorders>
-              <w:top w:val="single" w:sz="4" w:space="0" w:color="000000"/>
-              <w:left w:val="single" w:sz="4" w:space="0" w:color="000000"/>
-              <w:bottom w:val="single" w:sz="4" w:space="0" w:color="000000"/>
-              <w:right w:val="single" w:sz="4" w:space="0" w:color="000000"/>
-            </w:tcBorders>
-            <w:vAlign w:val="center"/>
-          </w:tcPr>
-          <w:p>
-            <w:pPr>
-              <w:spacing w:before="40" w:after="40"/>
-              <w:jc w:val="left"/>
-            </w:pPr>
-            <w:r>
-              <w:rPr>
-                <w:rFonts w:ascii="Adani" w:hAnsi="Adani"/>
-                <w:b w:val="0"/>
-                <w:sz w:val="18"/>
-                <w:u w:val="none"/>
-              </w:rPr>
-              <w:t>U40106GJ2022PLC135852</w:t>
-            </w:r>
-          </w:p>
-        </w:tc>
-        <w:tc>
-          <w:tcPr>
-            <w:tcW w:type="dxa" w:w="4252"/>
-            <w:shd w:val="clear" w:color="auto" w:fill="FFFFFF"/>
-            <w:tcBorders>
-              <w:top w:val="single" w:sz="4" w:space="0" w:color="000000"/>
-              <w:left w:val="single" w:sz="4" w:space="0" w:color="000000"/>
-              <w:bottom w:val="single" w:sz="4" w:space="0" w:color="000000"/>
-              <w:right w:val="single" w:sz="4" w:space="0" w:color="000000"/>
-            </w:tcBorders>
-            <w:vAlign w:val="center"/>
-          </w:tcPr>
-          <w:p>
-            <w:pPr>
-              <w:spacing w:before="40" w:after="40"/>
-              <w:jc w:val="left"/>
-            </w:pPr>
-            <w:r>
-              <w:rPr>
-                <w:rFonts w:ascii="Adani" w:hAnsi="Adani"/>
-                <w:b w:val="0"/>
-                <w:sz w:val="18"/>
-                <w:u w:val="none"/>
-              </w:rPr>
-              <w:t>ADANI RENEWABLE ENERGY FORTY THREE LIMITED</w:t>
+              <w:t>ADANI RENEWABLE ENERGY HOLDING THREE LIMITED</w:t>
             </w:r>
           </w:p>
         </w:tc>
@@ -4771,7 +4771,7 @@
                 <w:sz w:val="18"/>
                 <w:u w:val="none"/>
               </w:rPr>
-              <w:t>U40106GJ2019PLC110125</w:t>
+              <w:t>U40106GJ2019PLC110124</w:t>
             </w:r>
           </w:p>
         </w:tc>
@@ -4799,7 +4799,7 @@
                 <w:sz w:val="18"/>
                 <w:u w:val="none"/>
               </w:rPr>
-              <w:t>RSEPL RENEWABLE ENERGY ONE LIMITED</w:t>
+              <w:t>ADANI HYBRID ENERGY JAISALMER FOUR LIMITED</w:t>
             </w:r>
           </w:p>
         </w:tc>
@@ -4999,7 +4999,7 @@
                 <w:sz w:val="18"/>
                 <w:u w:val="none"/>
               </w:rPr>
-              <w:t>U40106GJ2015PLC082724</w:t>
+              <w:t>U40106GJ2019PLC110125</w:t>
             </w:r>
           </w:p>
         </w:tc>
@@ -5027,7 +5027,235 @@
                 <w:sz w:val="18"/>
                 <w:u w:val="none"/>
               </w:rPr>
-              <w:t>ADANI RENEWABLE ENERGY HOLDING THREE LIMITED</w:t>
+              <w:t>RSEPL RENEWABLE ENERGY ONE LIMITED</w:t>
+            </w:r>
+          </w:p>
+        </w:tc>
+        <w:tc>
+          <w:tcPr>
+            <w:tcW w:type="dxa" w:w="1587"/>
+            <w:shd w:val="clear" w:color="auto" w:fill="FFFFFF"/>
+            <w:tcBorders>
+              <w:top w:val="single" w:sz="4" w:space="0" w:color="000000"/>
+              <w:left w:val="single" w:sz="4" w:space="0" w:color="000000"/>
+              <w:bottom w:val="single" w:sz="4" w:space="0" w:color="000000"/>
+              <w:right w:val="single" w:sz="4" w:space="0" w:color="000000"/>
+            </w:tcBorders>
+            <w:vAlign w:val="center"/>
+          </w:tcPr>
+          <w:p>
+            <w:pPr>
+              <w:spacing w:before="40" w:after="40"/>
+              <w:jc w:val="left"/>
+            </w:pPr>
+            <w:r>
+              <w:rPr>
+                <w:rFonts w:ascii="Adani" w:hAnsi="Adani"/>
+                <w:b w:val="0"/>
+                <w:sz w:val="18"/>
+                <w:u w:val="none"/>
+              </w:rPr>
+              <w:t>Additional Director</w:t>
+            </w:r>
+          </w:p>
+        </w:tc>
+        <w:tc>
+          <w:tcPr>
+            <w:tcW w:type="dxa" w:w="1304"/>
+            <w:shd w:val="clear" w:color="auto" w:fill="FFFFFF"/>
+            <w:tcBorders>
+              <w:top w:val="single" w:sz="4" w:space="0" w:color="000000"/>
+              <w:left w:val="single" w:sz="4" w:space="0" w:color="000000"/>
+              <w:bottom w:val="single" w:sz="4" w:space="0" w:color="000000"/>
+              <w:right w:val="single" w:sz="4" w:space="0" w:color="000000"/>
+            </w:tcBorders>
+            <w:vAlign w:val="center"/>
+          </w:tcPr>
+          <w:p>
+            <w:pPr>
+              <w:spacing w:before="40" w:after="40"/>
+              <w:jc w:val="left"/>
+            </w:pPr>
+            <w:r>
+              <w:rPr>
+                <w:rFonts w:ascii="Adani" w:hAnsi="Adani"/>
+                <w:b w:val="0"/>
+                <w:sz w:val="18"/>
+                <w:u w:val="none"/>
+              </w:rPr>
+              <w:t>03/09/2025</w:t>
+            </w:r>
+          </w:p>
+        </w:tc>
+      </w:tr>
+      <w:tr>
+        <w:tc>
+          <w:tcPr>
+            <w:tcW w:type="dxa" w:w="2268"/>
+            <w:shd w:val="clear" w:color="auto" w:fill="FFFFFF"/>
+            <w:tcBorders>
+              <w:top w:val="single" w:sz="4" w:space="0" w:color="000000"/>
+              <w:left w:val="single" w:sz="4" w:space="0" w:color="000000"/>
+              <w:bottom w:val="single" w:sz="4" w:space="0" w:color="000000"/>
+              <w:right w:val="single" w:sz="4" w:space="0" w:color="000000"/>
+            </w:tcBorders>
+            <w:vAlign w:val="center"/>
+          </w:tcPr>
+          <w:p>
+            <w:pPr>
+              <w:spacing w:before="40" w:after="40"/>
+              <w:jc w:val="left"/>
+            </w:pPr>
+            <w:r>
+              <w:rPr>
+                <w:rFonts w:ascii="Adani" w:hAnsi="Adani"/>
+                <w:b w:val="0"/>
+                <w:sz w:val="18"/>
+                <w:u w:val="none"/>
+              </w:rPr>
+              <w:t>U40108GJ2022PLC135846</w:t>
+            </w:r>
+          </w:p>
+        </w:tc>
+        <w:tc>
+          <w:tcPr>
+            <w:tcW w:type="dxa" w:w="4252"/>
+            <w:shd w:val="clear" w:color="auto" w:fill="FFFFFF"/>
+            <w:tcBorders>
+              <w:top w:val="single" w:sz="4" w:space="0" w:color="000000"/>
+              <w:left w:val="single" w:sz="4" w:space="0" w:color="000000"/>
+              <w:bottom w:val="single" w:sz="4" w:space="0" w:color="000000"/>
+              <w:right w:val="single" w:sz="4" w:space="0" w:color="000000"/>
+            </w:tcBorders>
+            <w:vAlign w:val="center"/>
+          </w:tcPr>
+          <w:p>
+            <w:pPr>
+              <w:spacing w:before="40" w:after="40"/>
+              <w:jc w:val="left"/>
+            </w:pPr>
+            <w:r>
+              <w:rPr>
+                <w:rFonts w:ascii="Adani" w:hAnsi="Adani"/>
+                <w:b w:val="0"/>
+                <w:sz w:val="18"/>
+                <w:u w:val="none"/>
+              </w:rPr>
+              <w:t>ADANI RENEWABLE ENERGY FORTY ONE LIMITED</w:t>
+            </w:r>
+          </w:p>
+        </w:tc>
+        <w:tc>
+          <w:tcPr>
+            <w:tcW w:type="dxa" w:w="1587"/>
+            <w:shd w:val="clear" w:color="auto" w:fill="FFFFFF"/>
+            <w:tcBorders>
+              <w:top w:val="single" w:sz="4" w:space="0" w:color="000000"/>
+              <w:left w:val="single" w:sz="4" w:space="0" w:color="000000"/>
+              <w:bottom w:val="single" w:sz="4" w:space="0" w:color="000000"/>
+              <w:right w:val="single" w:sz="4" w:space="0" w:color="000000"/>
+            </w:tcBorders>
+            <w:vAlign w:val="center"/>
+          </w:tcPr>
+          <w:p>
+            <w:pPr>
+              <w:spacing w:before="40" w:after="40"/>
+              <w:jc w:val="left"/>
+            </w:pPr>
+            <w:r>
+              <w:rPr>
+                <w:rFonts w:ascii="Adani" w:hAnsi="Adani"/>
+                <w:b w:val="0"/>
+                <w:sz w:val="18"/>
+                <w:u w:val="none"/>
+              </w:rPr>
+              <w:t>Additional Director</w:t>
+            </w:r>
+          </w:p>
+        </w:tc>
+        <w:tc>
+          <w:tcPr>
+            <w:tcW w:type="dxa" w:w="1304"/>
+            <w:shd w:val="clear" w:color="auto" w:fill="FFFFFF"/>
+            <w:tcBorders>
+              <w:top w:val="single" w:sz="4" w:space="0" w:color="000000"/>
+              <w:left w:val="single" w:sz="4" w:space="0" w:color="000000"/>
+              <w:bottom w:val="single" w:sz="4" w:space="0" w:color="000000"/>
+              <w:right w:val="single" w:sz="4" w:space="0" w:color="000000"/>
+            </w:tcBorders>
+            <w:vAlign w:val="center"/>
+          </w:tcPr>
+          <w:p>
+            <w:pPr>
+              <w:spacing w:before="40" w:after="40"/>
+              <w:jc w:val="left"/>
+            </w:pPr>
+            <w:r>
+              <w:rPr>
+                <w:rFonts w:ascii="Adani" w:hAnsi="Adani"/>
+                <w:b w:val="0"/>
+                <w:sz w:val="18"/>
+                <w:u w:val="none"/>
+              </w:rPr>
+              <w:t>03/09/2025</w:t>
+            </w:r>
+          </w:p>
+        </w:tc>
+      </w:tr>
+      <w:tr>
+        <w:tc>
+          <w:tcPr>
+            <w:tcW w:type="dxa" w:w="2268"/>
+            <w:shd w:val="clear" w:color="auto" w:fill="FFFFFF"/>
+            <w:tcBorders>
+              <w:top w:val="single" w:sz="4" w:space="0" w:color="000000"/>
+              <w:left w:val="single" w:sz="4" w:space="0" w:color="000000"/>
+              <w:bottom w:val="single" w:sz="4" w:space="0" w:color="000000"/>
+              <w:right w:val="single" w:sz="4" w:space="0" w:color="000000"/>
+            </w:tcBorders>
+            <w:vAlign w:val="center"/>
+          </w:tcPr>
+          <w:p>
+            <w:pPr>
+              <w:spacing w:before="40" w:after="40"/>
+              <w:jc w:val="left"/>
+            </w:pPr>
+            <w:r>
+              <w:rPr>
+                <w:rFonts w:ascii="Adani" w:hAnsi="Adani"/>
+                <w:b w:val="0"/>
+                <w:sz w:val="18"/>
+                <w:u w:val="none"/>
+              </w:rPr>
+              <w:t>U40106GJ2022PLC135852</w:t>
+            </w:r>
+          </w:p>
+        </w:tc>
+        <w:tc>
+          <w:tcPr>
+            <w:tcW w:type="dxa" w:w="4252"/>
+            <w:shd w:val="clear" w:color="auto" w:fill="FFFFFF"/>
+            <w:tcBorders>
+              <w:top w:val="single" w:sz="4" w:space="0" w:color="000000"/>
+              <w:left w:val="single" w:sz="4" w:space="0" w:color="000000"/>
+              <w:bottom w:val="single" w:sz="4" w:space="0" w:color="000000"/>
+              <w:right w:val="single" w:sz="4" w:space="0" w:color="000000"/>
+            </w:tcBorders>
+            <w:vAlign w:val="center"/>
+          </w:tcPr>
+          <w:p>
+            <w:pPr>
+              <w:spacing w:before="40" w:after="40"/>
+              <w:jc w:val="left"/>
+            </w:pPr>
+            <w:r>
+              <w:rPr>
+                <w:rFonts w:ascii="Adani" w:hAnsi="Adani"/>
+                <w:b w:val="0"/>
+                <w:sz w:val="18"/>
+                <w:u w:val="none"/>
+              </w:rPr>
+              <w:t>ADANI RENEWABLE ENERGY FORTY THREE LIMITED</w:t>
             </w:r>
           </w:p>
         </w:tc>
@@ -5341,7 +5569,7 @@
                 <w:sz w:val="18"/>
                 <w:u w:val="none"/>
               </w:rPr>
-              <w:t>U40108GJ2022PLC135846</w:t>
+              <w:t>U72900GJ2015PTC082473</w:t>
             </w:r>
           </w:p>
         </w:tc>
@@ -5369,7 +5597,7 @@
                 <w:sz w:val="18"/>
                 <w:u w:val="none"/>
               </w:rPr>
-              <w:t>ADANI RENEWABLE ENERGY FORTY ONE LIMITED</w:t>
+              <w:t>DGR NETSOL PRIVATE LIMITED</w:t>
             </w:r>
           </w:p>
         </w:tc>
@@ -5397,7 +5625,7 @@
                 <w:sz w:val="18"/>
                 <w:u w:val="none"/>
               </w:rPr>
-              <w:t>Additional Director</w:t>
+              <w:t>Director</w:t>
             </w:r>
           </w:p>
         </w:tc>
@@ -5425,121 +5653,7 @@
                 <w:sz w:val="18"/>
                 <w:u w:val="none"/>
               </w:rPr>
-              <w:t>03/09/2025</w:t>
-            </w:r>
-          </w:p>
-        </w:tc>
-      </w:tr>
-      <w:tr>
-        <w:tc>
-          <w:tcPr>
-            <w:tcW w:type="dxa" w:w="2268"/>
-            <w:shd w:val="clear" w:color="auto" w:fill="FFFFFF"/>
-            <w:tcBorders>
-              <w:top w:val="single" w:sz="4" w:space="0" w:color="000000"/>
-              <w:left w:val="single" w:sz="4" w:space="0" w:color="000000"/>
-              <w:bottom w:val="single" w:sz="4" w:space="0" w:color="000000"/>
-              <w:right w:val="single" w:sz="4" w:space="0" w:color="000000"/>
-            </w:tcBorders>
-            <w:vAlign w:val="center"/>
-          </w:tcPr>
-          <w:p>
-            <w:pPr>
-              <w:spacing w:before="40" w:after="40"/>
-              <w:jc w:val="left"/>
-            </w:pPr>
-            <w:r>
-              <w:rPr>
-                <w:rFonts w:ascii="Adani" w:hAnsi="Adani"/>
-                <w:b w:val="0"/>
-                <w:sz w:val="18"/>
-                <w:u w:val="none"/>
-              </w:rPr>
-              <w:t>U40106GJ2020PLC114394</w:t>
-            </w:r>
-          </w:p>
-        </w:tc>
-        <w:tc>
-          <w:tcPr>
-            <w:tcW w:type="dxa" w:w="4252"/>
-            <w:shd w:val="clear" w:color="auto" w:fill="FFFFFF"/>
-            <w:tcBorders>
-              <w:top w:val="single" w:sz="4" w:space="0" w:color="000000"/>
-              <w:left w:val="single" w:sz="4" w:space="0" w:color="000000"/>
-              <w:bottom w:val="single" w:sz="4" w:space="0" w:color="000000"/>
-              <w:right w:val="single" w:sz="4" w:space="0" w:color="000000"/>
-            </w:tcBorders>
-            <w:vAlign w:val="center"/>
-          </w:tcPr>
-          <w:p>
-            <w:pPr>
-              <w:spacing w:before="40" w:after="40"/>
-              <w:jc w:val="left"/>
-            </w:pPr>
-            <w:r>
-              <w:rPr>
-                <w:rFonts w:ascii="Adani" w:hAnsi="Adani"/>
-                <w:b w:val="0"/>
-                <w:sz w:val="18"/>
-                <w:u w:val="none"/>
-              </w:rPr>
-              <w:t>ADANI GREEN ENERGY TWENTY SEVEN C LIMITED</w:t>
-            </w:r>
-          </w:p>
-        </w:tc>
-        <w:tc>
-          <w:tcPr>
-            <w:tcW w:type="dxa" w:w="1587"/>
-            <w:shd w:val="clear" w:color="auto" w:fill="FFFFFF"/>
-            <w:tcBorders>
-              <w:top w:val="single" w:sz="4" w:space="0" w:color="000000"/>
-              <w:left w:val="single" w:sz="4" w:space="0" w:color="000000"/>
-              <w:bottom w:val="single" w:sz="4" w:space="0" w:color="000000"/>
-              <w:right w:val="single" w:sz="4" w:space="0" w:color="000000"/>
-            </w:tcBorders>
-            <w:vAlign w:val="center"/>
-          </w:tcPr>
-          <w:p>
-            <w:pPr>
-              <w:spacing w:before="40" w:after="40"/>
-              <w:jc w:val="left"/>
-            </w:pPr>
-            <w:r>
-              <w:rPr>
-                <w:rFonts w:ascii="Adani" w:hAnsi="Adani"/>
-                <w:b w:val="0"/>
-                <w:sz w:val="18"/>
-                <w:u w:val="none"/>
-              </w:rPr>
-              <w:t>Additional Director</w:t>
-            </w:r>
-          </w:p>
-        </w:tc>
-        <w:tc>
-          <w:tcPr>
-            <w:tcW w:type="dxa" w:w="1304"/>
-            <w:shd w:val="clear" w:color="auto" w:fill="FFFFFF"/>
-            <w:tcBorders>
-              <w:top w:val="single" w:sz="4" w:space="0" w:color="000000"/>
-              <w:left w:val="single" w:sz="4" w:space="0" w:color="000000"/>
-              <w:bottom w:val="single" w:sz="4" w:space="0" w:color="000000"/>
-              <w:right w:val="single" w:sz="4" w:space="0" w:color="000000"/>
-            </w:tcBorders>
-            <w:vAlign w:val="center"/>
-          </w:tcPr>
-          <w:p>
-            <w:pPr>
-              <w:spacing w:before="40" w:after="40"/>
-              <w:jc w:val="left"/>
-            </w:pPr>
-            <w:r>
-              <w:rPr>
-                <w:rFonts w:ascii="Adani" w:hAnsi="Adani"/>
-                <w:b w:val="0"/>
-                <w:sz w:val="18"/>
-                <w:u w:val="none"/>
-              </w:rPr>
-              <w:t>03/09/2025</w:t>
+              <w:t>03/03/2015</w:t>
             </w:r>
           </w:p>
         </w:tc>

--- a/Backend/Director_Disclosure/Output_Disclosures/2024-25/ADANI_HYBRID_ENERGY_JAISALMER_ONE_LIMITED/MBP-1/MBP1_DIVAN_GIRISHBHAI_RAIMAGIA_07101593.docx
+++ b/Backend/Director_Disclosure/Output_Disclosures/2024-25/ADANI_HYBRID_ENERGY_JAISALMER_ONE_LIMITED/MBP-1/MBP1_DIVAN_GIRISHBHAI_RAIMAGIA_07101593.docx
@@ -1988,7 +1988,7 @@
                 <w:sz w:val="18"/>
                 <w:u w:val="none"/>
               </w:rPr>
-              <w:t>Date:   15th May, 2026</w:t>
+              <w:t>Date:   27th May, 2026</w:t>
             </w:r>
           </w:p>
         </w:tc>
@@ -3025,7 +3025,7 @@
                 <w:sz w:val="18"/>
                 <w:u w:val="none"/>
               </w:rPr>
-              <w:t>Date:   15th May, 2026</w:t>
+              <w:t>Date:   27th May, 2026</w:t>
             </w:r>
           </w:p>
         </w:tc>
@@ -3186,7 +3186,7 @@
           <w:sz w:val="20"/>
           <w:u w:val="none"/>
         </w:rPr>
-        <w:t>15th May, 2026</w:t>
+        <w:t>27th May, 2026</w:t>
       </w:r>
     </w:p>
     <w:p>

--- a/Backend/Director_Disclosure/Output_Disclosures/2024-25/ADANI_HYBRID_ENERGY_JAISALMER_ONE_LIMITED/MBP-1/MBP1_DIVAN_GIRISHBHAI_RAIMAGIA_07101593.docx
+++ b/Backend/Director_Disclosure/Output_Disclosures/2024-25/ADANI_HYBRID_ENERGY_JAISALMER_ONE_LIMITED/MBP-1/MBP1_DIVAN_GIRISHBHAI_RAIMAGIA_07101593.docx
@@ -389,7 +389,149 @@
                 <w:sz w:val="18"/>
                 <w:u w:val="none"/>
               </w:rPr>
-              <w:t>ADANI RENEWABLE ENERGY HOLDING THREE LIMITED</w:t>
+              <w:t>ADANI HYBRID ENERGY JAISALMER FOUR LIMITED</w:t>
+            </w:r>
+          </w:p>
+        </w:tc>
+        <w:tc>
+          <w:tcPr>
+            <w:tcW w:type="dxa" w:w="1814"/>
+            <w:shd w:val="clear" w:color="auto" w:fill="FFFFFF"/>
+            <w:tcBorders>
+              <w:top w:val="single" w:sz="4" w:space="0" w:color="000000"/>
+              <w:left w:val="single" w:sz="4" w:space="0" w:color="000000"/>
+              <w:bottom w:val="single" w:sz="4" w:space="0" w:color="000000"/>
+              <w:right w:val="single" w:sz="4" w:space="0" w:color="000000"/>
+            </w:tcBorders>
+            <w:vAlign w:val="center"/>
+          </w:tcPr>
+          <w:p>
+            <w:pPr>
+              <w:spacing w:before="40" w:after="40"/>
+              <w:jc w:val="left"/>
+            </w:pPr>
+            <w:r>
+              <w:rPr>
+                <w:rFonts w:ascii="Adani" w:hAnsi="Adani"/>
+                <w:b w:val="0"/>
+                <w:sz w:val="18"/>
+                <w:u w:val="none"/>
+              </w:rPr>
+              <w:t>Whole-time director</w:t>
+            </w:r>
+          </w:p>
+        </w:tc>
+        <w:tc>
+          <w:tcPr>
+            <w:tcW w:type="dxa" w:w="1020"/>
+            <w:shd w:val="clear" w:color="auto" w:fill="FFFFFF"/>
+            <w:tcBorders>
+              <w:top w:val="single" w:sz="4" w:space="0" w:color="000000"/>
+              <w:left w:val="single" w:sz="4" w:space="0" w:color="000000"/>
+              <w:bottom w:val="single" w:sz="4" w:space="0" w:color="000000"/>
+              <w:right w:val="single" w:sz="4" w:space="0" w:color="000000"/>
+            </w:tcBorders>
+            <w:vAlign w:val="center"/>
+          </w:tcPr>
+          <w:p>
+            <w:pPr>
+              <w:spacing w:before="40" w:after="40"/>
+              <w:jc w:val="left"/>
+            </w:pPr>
+            <w:r>
+              <w:rPr>
+                <w:rFonts w:ascii="Adani" w:hAnsi="Adani"/>
+                <w:b w:val="0"/>
+                <w:sz w:val="18"/>
+                <w:u w:val="none"/>
+              </w:rPr>
+              <w:t>NIL</w:t>
+            </w:r>
+          </w:p>
+        </w:tc>
+        <w:tc>
+          <w:tcPr>
+            <w:tcW w:type="dxa" w:w="1247"/>
+            <w:shd w:val="clear" w:color="auto" w:fill="FFFFFF"/>
+            <w:tcBorders>
+              <w:top w:val="single" w:sz="4" w:space="0" w:color="000000"/>
+              <w:left w:val="single" w:sz="4" w:space="0" w:color="000000"/>
+              <w:bottom w:val="single" w:sz="4" w:space="0" w:color="000000"/>
+              <w:right w:val="single" w:sz="4" w:space="0" w:color="000000"/>
+            </w:tcBorders>
+            <w:vAlign w:val="center"/>
+          </w:tcPr>
+          <w:p>
+            <w:pPr>
+              <w:spacing w:before="40" w:after="40"/>
+              <w:jc w:val="left"/>
+            </w:pPr>
+            <w:r>
+              <w:rPr>
+                <w:rFonts w:ascii="Adani" w:hAnsi="Adani"/>
+                <w:b w:val="0"/>
+                <w:sz w:val="18"/>
+                <w:u w:val="none"/>
+              </w:rPr>
+              <w:t>03/01/2026</w:t>
+            </w:r>
+          </w:p>
+        </w:tc>
+      </w:tr>
+      <w:tr>
+        <w:tc>
+          <w:tcPr>
+            <w:tcW w:type="dxa" w:w="680"/>
+            <w:shd w:val="clear" w:color="auto" w:fill="FFFFFF"/>
+            <w:tcBorders>
+              <w:top w:val="single" w:sz="4" w:space="0" w:color="000000"/>
+              <w:left w:val="single" w:sz="4" w:space="0" w:color="000000"/>
+              <w:bottom w:val="single" w:sz="4" w:space="0" w:color="000000"/>
+              <w:right w:val="single" w:sz="4" w:space="0" w:color="000000"/>
+            </w:tcBorders>
+            <w:vAlign w:val="center"/>
+          </w:tcPr>
+          <w:p>
+            <w:pPr>
+              <w:spacing w:before="40" w:after="40"/>
+              <w:jc w:val="left"/>
+            </w:pPr>
+            <w:r>
+              <w:rPr>
+                <w:rFonts w:ascii="Adani" w:hAnsi="Adani"/>
+                <w:b w:val="0"/>
+                <w:sz w:val="18"/>
+                <w:u w:val="none"/>
+              </w:rPr>
+              <w:t>2</w:t>
+            </w:r>
+          </w:p>
+        </w:tc>
+        <w:tc>
+          <w:tcPr>
+            <w:tcW w:type="dxa" w:w="3969"/>
+            <w:shd w:val="clear" w:color="auto" w:fill="FFFFFF"/>
+            <w:tcBorders>
+              <w:top w:val="single" w:sz="4" w:space="0" w:color="000000"/>
+              <w:left w:val="single" w:sz="4" w:space="0" w:color="000000"/>
+              <w:bottom w:val="single" w:sz="4" w:space="0" w:color="000000"/>
+              <w:right w:val="single" w:sz="4" w:space="0" w:color="000000"/>
+            </w:tcBorders>
+            <w:vAlign w:val="center"/>
+          </w:tcPr>
+          <w:p>
+            <w:pPr>
+              <w:spacing w:before="40" w:after="40"/>
+              <w:jc w:val="left"/>
+            </w:pPr>
+            <w:r>
+              <w:rPr>
+                <w:rFonts w:ascii="Adani" w:hAnsi="Adani"/>
+                <w:b w:val="0"/>
+                <w:sz w:val="18"/>
+                <w:u w:val="none"/>
+              </w:rPr>
+              <w:t>ADANI RENEWABLE ENERGY HOLDING TWO LIMITED</w:t>
             </w:r>
           </w:p>
         </w:tc>
@@ -503,7 +645,575 @@
                 <w:sz w:val="18"/>
                 <w:u w:val="none"/>
               </w:rPr>
-              <w:t>2</w:t>
+              <w:t>3</w:t>
+            </w:r>
+          </w:p>
+        </w:tc>
+        <w:tc>
+          <w:tcPr>
+            <w:tcW w:type="dxa" w:w="3969"/>
+            <w:shd w:val="clear" w:color="auto" w:fill="FFFFFF"/>
+            <w:tcBorders>
+              <w:top w:val="single" w:sz="4" w:space="0" w:color="000000"/>
+              <w:left w:val="single" w:sz="4" w:space="0" w:color="000000"/>
+              <w:bottom w:val="single" w:sz="4" w:space="0" w:color="000000"/>
+              <w:right w:val="single" w:sz="4" w:space="0" w:color="000000"/>
+            </w:tcBorders>
+            <w:vAlign w:val="center"/>
+          </w:tcPr>
+          <w:p>
+            <w:pPr>
+              <w:spacing w:before="40" w:after="40"/>
+              <w:jc w:val="left"/>
+            </w:pPr>
+            <w:r>
+              <w:rPr>
+                <w:rFonts w:ascii="Adani" w:hAnsi="Adani"/>
+                <w:b w:val="0"/>
+                <w:sz w:val="18"/>
+                <w:u w:val="none"/>
+              </w:rPr>
+              <w:t>RSEPL RENEWABLE ENERGY ONE LIMITED</w:t>
+            </w:r>
+          </w:p>
+        </w:tc>
+        <w:tc>
+          <w:tcPr>
+            <w:tcW w:type="dxa" w:w="1814"/>
+            <w:shd w:val="clear" w:color="auto" w:fill="FFFFFF"/>
+            <w:tcBorders>
+              <w:top w:val="single" w:sz="4" w:space="0" w:color="000000"/>
+              <w:left w:val="single" w:sz="4" w:space="0" w:color="000000"/>
+              <w:bottom w:val="single" w:sz="4" w:space="0" w:color="000000"/>
+              <w:right w:val="single" w:sz="4" w:space="0" w:color="000000"/>
+            </w:tcBorders>
+            <w:vAlign w:val="center"/>
+          </w:tcPr>
+          <w:p>
+            <w:pPr>
+              <w:spacing w:before="40" w:after="40"/>
+              <w:jc w:val="left"/>
+            </w:pPr>
+            <w:r>
+              <w:rPr>
+                <w:rFonts w:ascii="Adani" w:hAnsi="Adani"/>
+                <w:b w:val="0"/>
+                <w:sz w:val="18"/>
+                <w:u w:val="none"/>
+              </w:rPr>
+              <w:t>Additional Director</w:t>
+            </w:r>
+          </w:p>
+        </w:tc>
+        <w:tc>
+          <w:tcPr>
+            <w:tcW w:type="dxa" w:w="1020"/>
+            <w:shd w:val="clear" w:color="auto" w:fill="FFFFFF"/>
+            <w:tcBorders>
+              <w:top w:val="single" w:sz="4" w:space="0" w:color="000000"/>
+              <w:left w:val="single" w:sz="4" w:space="0" w:color="000000"/>
+              <w:bottom w:val="single" w:sz="4" w:space="0" w:color="000000"/>
+              <w:right w:val="single" w:sz="4" w:space="0" w:color="000000"/>
+            </w:tcBorders>
+            <w:vAlign w:val="center"/>
+          </w:tcPr>
+          <w:p>
+            <w:pPr>
+              <w:spacing w:before="40" w:after="40"/>
+              <w:jc w:val="left"/>
+            </w:pPr>
+            <w:r>
+              <w:rPr>
+                <w:rFonts w:ascii="Adani" w:hAnsi="Adani"/>
+                <w:b w:val="0"/>
+                <w:sz w:val="18"/>
+                <w:u w:val="none"/>
+              </w:rPr>
+              <w:t>NIL</w:t>
+            </w:r>
+          </w:p>
+        </w:tc>
+        <w:tc>
+          <w:tcPr>
+            <w:tcW w:type="dxa" w:w="1247"/>
+            <w:shd w:val="clear" w:color="auto" w:fill="FFFFFF"/>
+            <w:tcBorders>
+              <w:top w:val="single" w:sz="4" w:space="0" w:color="000000"/>
+              <w:left w:val="single" w:sz="4" w:space="0" w:color="000000"/>
+              <w:bottom w:val="single" w:sz="4" w:space="0" w:color="000000"/>
+              <w:right w:val="single" w:sz="4" w:space="0" w:color="000000"/>
+            </w:tcBorders>
+            <w:vAlign w:val="center"/>
+          </w:tcPr>
+          <w:p>
+            <w:pPr>
+              <w:spacing w:before="40" w:after="40"/>
+              <w:jc w:val="left"/>
+            </w:pPr>
+            <w:r>
+              <w:rPr>
+                <w:rFonts w:ascii="Adani" w:hAnsi="Adani"/>
+                <w:b w:val="0"/>
+                <w:sz w:val="18"/>
+                <w:u w:val="none"/>
+              </w:rPr>
+              <w:t>03/09/2025</w:t>
+            </w:r>
+          </w:p>
+        </w:tc>
+      </w:tr>
+      <w:tr>
+        <w:tc>
+          <w:tcPr>
+            <w:tcW w:type="dxa" w:w="680"/>
+            <w:shd w:val="clear" w:color="auto" w:fill="FFFFFF"/>
+            <w:tcBorders>
+              <w:top w:val="single" w:sz="4" w:space="0" w:color="000000"/>
+              <w:left w:val="single" w:sz="4" w:space="0" w:color="000000"/>
+              <w:bottom w:val="single" w:sz="4" w:space="0" w:color="000000"/>
+              <w:right w:val="single" w:sz="4" w:space="0" w:color="000000"/>
+            </w:tcBorders>
+            <w:vAlign w:val="center"/>
+          </w:tcPr>
+          <w:p>
+            <w:pPr>
+              <w:spacing w:before="40" w:after="40"/>
+              <w:jc w:val="left"/>
+            </w:pPr>
+            <w:r>
+              <w:rPr>
+                <w:rFonts w:ascii="Adani" w:hAnsi="Adani"/>
+                <w:b w:val="0"/>
+                <w:sz w:val="18"/>
+                <w:u w:val="none"/>
+              </w:rPr>
+              <w:t>4</w:t>
+            </w:r>
+          </w:p>
+        </w:tc>
+        <w:tc>
+          <w:tcPr>
+            <w:tcW w:type="dxa" w:w="3969"/>
+            <w:shd w:val="clear" w:color="auto" w:fill="FFFFFF"/>
+            <w:tcBorders>
+              <w:top w:val="single" w:sz="4" w:space="0" w:color="000000"/>
+              <w:left w:val="single" w:sz="4" w:space="0" w:color="000000"/>
+              <w:bottom w:val="single" w:sz="4" w:space="0" w:color="000000"/>
+              <w:right w:val="single" w:sz="4" w:space="0" w:color="000000"/>
+            </w:tcBorders>
+            <w:vAlign w:val="center"/>
+          </w:tcPr>
+          <w:p>
+            <w:pPr>
+              <w:spacing w:before="40" w:after="40"/>
+              <w:jc w:val="left"/>
+            </w:pPr>
+            <w:r>
+              <w:rPr>
+                <w:rFonts w:ascii="Adani" w:hAnsi="Adani"/>
+                <w:b w:val="0"/>
+                <w:sz w:val="18"/>
+                <w:u w:val="none"/>
+              </w:rPr>
+              <w:t>ADANI RENEWABLE ENERGY FORTY THREE LIMITED</w:t>
+            </w:r>
+          </w:p>
+        </w:tc>
+        <w:tc>
+          <w:tcPr>
+            <w:tcW w:type="dxa" w:w="1814"/>
+            <w:shd w:val="clear" w:color="auto" w:fill="FFFFFF"/>
+            <w:tcBorders>
+              <w:top w:val="single" w:sz="4" w:space="0" w:color="000000"/>
+              <w:left w:val="single" w:sz="4" w:space="0" w:color="000000"/>
+              <w:bottom w:val="single" w:sz="4" w:space="0" w:color="000000"/>
+              <w:right w:val="single" w:sz="4" w:space="0" w:color="000000"/>
+            </w:tcBorders>
+            <w:vAlign w:val="center"/>
+          </w:tcPr>
+          <w:p>
+            <w:pPr>
+              <w:spacing w:before="40" w:after="40"/>
+              <w:jc w:val="left"/>
+            </w:pPr>
+            <w:r>
+              <w:rPr>
+                <w:rFonts w:ascii="Adani" w:hAnsi="Adani"/>
+                <w:b w:val="0"/>
+                <w:sz w:val="18"/>
+                <w:u w:val="none"/>
+              </w:rPr>
+              <w:t>Additional Director</w:t>
+            </w:r>
+          </w:p>
+        </w:tc>
+        <w:tc>
+          <w:tcPr>
+            <w:tcW w:type="dxa" w:w="1020"/>
+            <w:shd w:val="clear" w:color="auto" w:fill="FFFFFF"/>
+            <w:tcBorders>
+              <w:top w:val="single" w:sz="4" w:space="0" w:color="000000"/>
+              <w:left w:val="single" w:sz="4" w:space="0" w:color="000000"/>
+              <w:bottom w:val="single" w:sz="4" w:space="0" w:color="000000"/>
+              <w:right w:val="single" w:sz="4" w:space="0" w:color="000000"/>
+            </w:tcBorders>
+            <w:vAlign w:val="center"/>
+          </w:tcPr>
+          <w:p>
+            <w:pPr>
+              <w:spacing w:before="40" w:after="40"/>
+              <w:jc w:val="left"/>
+            </w:pPr>
+            <w:r>
+              <w:rPr>
+                <w:rFonts w:ascii="Adani" w:hAnsi="Adani"/>
+                <w:b w:val="0"/>
+                <w:sz w:val="18"/>
+                <w:u w:val="none"/>
+              </w:rPr>
+              <w:t>NIL</w:t>
+            </w:r>
+          </w:p>
+        </w:tc>
+        <w:tc>
+          <w:tcPr>
+            <w:tcW w:type="dxa" w:w="1247"/>
+            <w:shd w:val="clear" w:color="auto" w:fill="FFFFFF"/>
+            <w:tcBorders>
+              <w:top w:val="single" w:sz="4" w:space="0" w:color="000000"/>
+              <w:left w:val="single" w:sz="4" w:space="0" w:color="000000"/>
+              <w:bottom w:val="single" w:sz="4" w:space="0" w:color="000000"/>
+              <w:right w:val="single" w:sz="4" w:space="0" w:color="000000"/>
+            </w:tcBorders>
+            <w:vAlign w:val="center"/>
+          </w:tcPr>
+          <w:p>
+            <w:pPr>
+              <w:spacing w:before="40" w:after="40"/>
+              <w:jc w:val="left"/>
+            </w:pPr>
+            <w:r>
+              <w:rPr>
+                <w:rFonts w:ascii="Adani" w:hAnsi="Adani"/>
+                <w:b w:val="0"/>
+                <w:sz w:val="18"/>
+                <w:u w:val="none"/>
+              </w:rPr>
+              <w:t>03/09/2025</w:t>
+            </w:r>
+          </w:p>
+        </w:tc>
+      </w:tr>
+      <w:tr>
+        <w:tc>
+          <w:tcPr>
+            <w:tcW w:type="dxa" w:w="680"/>
+            <w:shd w:val="clear" w:color="auto" w:fill="FFFFFF"/>
+            <w:tcBorders>
+              <w:top w:val="single" w:sz="4" w:space="0" w:color="000000"/>
+              <w:left w:val="single" w:sz="4" w:space="0" w:color="000000"/>
+              <w:bottom w:val="single" w:sz="4" w:space="0" w:color="000000"/>
+              <w:right w:val="single" w:sz="4" w:space="0" w:color="000000"/>
+            </w:tcBorders>
+            <w:vAlign w:val="center"/>
+          </w:tcPr>
+          <w:p>
+            <w:pPr>
+              <w:spacing w:before="40" w:after="40"/>
+              <w:jc w:val="left"/>
+            </w:pPr>
+            <w:r>
+              <w:rPr>
+                <w:rFonts w:ascii="Adani" w:hAnsi="Adani"/>
+                <w:b w:val="0"/>
+                <w:sz w:val="18"/>
+                <w:u w:val="none"/>
+              </w:rPr>
+              <w:t>5</w:t>
+            </w:r>
+          </w:p>
+        </w:tc>
+        <w:tc>
+          <w:tcPr>
+            <w:tcW w:type="dxa" w:w="3969"/>
+            <w:shd w:val="clear" w:color="auto" w:fill="FFFFFF"/>
+            <w:tcBorders>
+              <w:top w:val="single" w:sz="4" w:space="0" w:color="000000"/>
+              <w:left w:val="single" w:sz="4" w:space="0" w:color="000000"/>
+              <w:bottom w:val="single" w:sz="4" w:space="0" w:color="000000"/>
+              <w:right w:val="single" w:sz="4" w:space="0" w:color="000000"/>
+            </w:tcBorders>
+            <w:vAlign w:val="center"/>
+          </w:tcPr>
+          <w:p>
+            <w:pPr>
+              <w:spacing w:before="40" w:after="40"/>
+              <w:jc w:val="left"/>
+            </w:pPr>
+            <w:r>
+              <w:rPr>
+                <w:rFonts w:ascii="Adani" w:hAnsi="Adani"/>
+                <w:b w:val="0"/>
+                <w:sz w:val="18"/>
+                <w:u w:val="none"/>
+              </w:rPr>
+              <w:t>ADANI RENEWABLE ENERGY HOLDING FIFTEEN LIMITED</w:t>
+            </w:r>
+          </w:p>
+        </w:tc>
+        <w:tc>
+          <w:tcPr>
+            <w:tcW w:type="dxa" w:w="1814"/>
+            <w:shd w:val="clear" w:color="auto" w:fill="FFFFFF"/>
+            <w:tcBorders>
+              <w:top w:val="single" w:sz="4" w:space="0" w:color="000000"/>
+              <w:left w:val="single" w:sz="4" w:space="0" w:color="000000"/>
+              <w:bottom w:val="single" w:sz="4" w:space="0" w:color="000000"/>
+              <w:right w:val="single" w:sz="4" w:space="0" w:color="000000"/>
+            </w:tcBorders>
+            <w:vAlign w:val="center"/>
+          </w:tcPr>
+          <w:p>
+            <w:pPr>
+              <w:spacing w:before="40" w:after="40"/>
+              <w:jc w:val="left"/>
+            </w:pPr>
+            <w:r>
+              <w:rPr>
+                <w:rFonts w:ascii="Adani" w:hAnsi="Adani"/>
+                <w:b w:val="0"/>
+                <w:sz w:val="18"/>
+                <w:u w:val="none"/>
+              </w:rPr>
+              <w:t>Additional Director</w:t>
+            </w:r>
+          </w:p>
+        </w:tc>
+        <w:tc>
+          <w:tcPr>
+            <w:tcW w:type="dxa" w:w="1020"/>
+            <w:shd w:val="clear" w:color="auto" w:fill="FFFFFF"/>
+            <w:tcBorders>
+              <w:top w:val="single" w:sz="4" w:space="0" w:color="000000"/>
+              <w:left w:val="single" w:sz="4" w:space="0" w:color="000000"/>
+              <w:bottom w:val="single" w:sz="4" w:space="0" w:color="000000"/>
+              <w:right w:val="single" w:sz="4" w:space="0" w:color="000000"/>
+            </w:tcBorders>
+            <w:vAlign w:val="center"/>
+          </w:tcPr>
+          <w:p>
+            <w:pPr>
+              <w:spacing w:before="40" w:after="40"/>
+              <w:jc w:val="left"/>
+            </w:pPr>
+            <w:r>
+              <w:rPr>
+                <w:rFonts w:ascii="Adani" w:hAnsi="Adani"/>
+                <w:b w:val="0"/>
+                <w:sz w:val="18"/>
+                <w:u w:val="none"/>
+              </w:rPr>
+              <w:t>NIL</w:t>
+            </w:r>
+          </w:p>
+        </w:tc>
+        <w:tc>
+          <w:tcPr>
+            <w:tcW w:type="dxa" w:w="1247"/>
+            <w:shd w:val="clear" w:color="auto" w:fill="FFFFFF"/>
+            <w:tcBorders>
+              <w:top w:val="single" w:sz="4" w:space="0" w:color="000000"/>
+              <w:left w:val="single" w:sz="4" w:space="0" w:color="000000"/>
+              <w:bottom w:val="single" w:sz="4" w:space="0" w:color="000000"/>
+              <w:right w:val="single" w:sz="4" w:space="0" w:color="000000"/>
+            </w:tcBorders>
+            <w:vAlign w:val="center"/>
+          </w:tcPr>
+          <w:p>
+            <w:pPr>
+              <w:spacing w:before="40" w:after="40"/>
+              <w:jc w:val="left"/>
+            </w:pPr>
+            <w:r>
+              <w:rPr>
+                <w:rFonts w:ascii="Adani" w:hAnsi="Adani"/>
+                <w:b w:val="0"/>
+                <w:sz w:val="18"/>
+                <w:u w:val="none"/>
+              </w:rPr>
+              <w:t>03/09/2025</w:t>
+            </w:r>
+          </w:p>
+        </w:tc>
+      </w:tr>
+      <w:tr>
+        <w:tc>
+          <w:tcPr>
+            <w:tcW w:type="dxa" w:w="680"/>
+            <w:shd w:val="clear" w:color="auto" w:fill="FFFFFF"/>
+            <w:tcBorders>
+              <w:top w:val="single" w:sz="4" w:space="0" w:color="000000"/>
+              <w:left w:val="single" w:sz="4" w:space="0" w:color="000000"/>
+              <w:bottom w:val="single" w:sz="4" w:space="0" w:color="000000"/>
+              <w:right w:val="single" w:sz="4" w:space="0" w:color="000000"/>
+            </w:tcBorders>
+            <w:vAlign w:val="center"/>
+          </w:tcPr>
+          <w:p>
+            <w:pPr>
+              <w:spacing w:before="40" w:after="40"/>
+              <w:jc w:val="left"/>
+            </w:pPr>
+            <w:r>
+              <w:rPr>
+                <w:rFonts w:ascii="Adani" w:hAnsi="Adani"/>
+                <w:b w:val="0"/>
+                <w:sz w:val="18"/>
+                <w:u w:val="none"/>
+              </w:rPr>
+              <w:t>6</w:t>
+            </w:r>
+          </w:p>
+        </w:tc>
+        <w:tc>
+          <w:tcPr>
+            <w:tcW w:type="dxa" w:w="3969"/>
+            <w:shd w:val="clear" w:color="auto" w:fill="FFFFFF"/>
+            <w:tcBorders>
+              <w:top w:val="single" w:sz="4" w:space="0" w:color="000000"/>
+              <w:left w:val="single" w:sz="4" w:space="0" w:color="000000"/>
+              <w:bottom w:val="single" w:sz="4" w:space="0" w:color="000000"/>
+              <w:right w:val="single" w:sz="4" w:space="0" w:color="000000"/>
+            </w:tcBorders>
+            <w:vAlign w:val="center"/>
+          </w:tcPr>
+          <w:p>
+            <w:pPr>
+              <w:spacing w:before="40" w:after="40"/>
+              <w:jc w:val="left"/>
+            </w:pPr>
+            <w:r>
+              <w:rPr>
+                <w:rFonts w:ascii="Adani" w:hAnsi="Adani"/>
+                <w:b w:val="0"/>
+                <w:sz w:val="18"/>
+                <w:u w:val="none"/>
+              </w:rPr>
+              <w:t>ADANI RENEWABLE ENERGY FORTY FOUR LIMITED</w:t>
+            </w:r>
+          </w:p>
+        </w:tc>
+        <w:tc>
+          <w:tcPr>
+            <w:tcW w:type="dxa" w:w="1814"/>
+            <w:shd w:val="clear" w:color="auto" w:fill="FFFFFF"/>
+            <w:tcBorders>
+              <w:top w:val="single" w:sz="4" w:space="0" w:color="000000"/>
+              <w:left w:val="single" w:sz="4" w:space="0" w:color="000000"/>
+              <w:bottom w:val="single" w:sz="4" w:space="0" w:color="000000"/>
+              <w:right w:val="single" w:sz="4" w:space="0" w:color="000000"/>
+            </w:tcBorders>
+            <w:vAlign w:val="center"/>
+          </w:tcPr>
+          <w:p>
+            <w:pPr>
+              <w:spacing w:before="40" w:after="40"/>
+              <w:jc w:val="left"/>
+            </w:pPr>
+            <w:r>
+              <w:rPr>
+                <w:rFonts w:ascii="Adani" w:hAnsi="Adani"/>
+                <w:b w:val="0"/>
+                <w:sz w:val="18"/>
+                <w:u w:val="none"/>
+              </w:rPr>
+              <w:t>Additional Director</w:t>
+            </w:r>
+          </w:p>
+        </w:tc>
+        <w:tc>
+          <w:tcPr>
+            <w:tcW w:type="dxa" w:w="1020"/>
+            <w:shd w:val="clear" w:color="auto" w:fill="FFFFFF"/>
+            <w:tcBorders>
+              <w:top w:val="single" w:sz="4" w:space="0" w:color="000000"/>
+              <w:left w:val="single" w:sz="4" w:space="0" w:color="000000"/>
+              <w:bottom w:val="single" w:sz="4" w:space="0" w:color="000000"/>
+              <w:right w:val="single" w:sz="4" w:space="0" w:color="000000"/>
+            </w:tcBorders>
+            <w:vAlign w:val="center"/>
+          </w:tcPr>
+          <w:p>
+            <w:pPr>
+              <w:spacing w:before="40" w:after="40"/>
+              <w:jc w:val="left"/>
+            </w:pPr>
+            <w:r>
+              <w:rPr>
+                <w:rFonts w:ascii="Adani" w:hAnsi="Adani"/>
+                <w:b w:val="0"/>
+                <w:sz w:val="18"/>
+                <w:u w:val="none"/>
+              </w:rPr>
+              <w:t>NIL</w:t>
+            </w:r>
+          </w:p>
+        </w:tc>
+        <w:tc>
+          <w:tcPr>
+            <w:tcW w:type="dxa" w:w="1247"/>
+            <w:shd w:val="clear" w:color="auto" w:fill="FFFFFF"/>
+            <w:tcBorders>
+              <w:top w:val="single" w:sz="4" w:space="0" w:color="000000"/>
+              <w:left w:val="single" w:sz="4" w:space="0" w:color="000000"/>
+              <w:bottom w:val="single" w:sz="4" w:space="0" w:color="000000"/>
+              <w:right w:val="single" w:sz="4" w:space="0" w:color="000000"/>
+            </w:tcBorders>
+            <w:vAlign w:val="center"/>
+          </w:tcPr>
+          <w:p>
+            <w:pPr>
+              <w:spacing w:before="40" w:after="40"/>
+              <w:jc w:val="left"/>
+            </w:pPr>
+            <w:r>
+              <w:rPr>
+                <w:rFonts w:ascii="Adani" w:hAnsi="Adani"/>
+                <w:b w:val="0"/>
+                <w:sz w:val="18"/>
+                <w:u w:val="none"/>
+              </w:rPr>
+              <w:t>03/09/2025</w:t>
+            </w:r>
+          </w:p>
+        </w:tc>
+      </w:tr>
+      <w:tr>
+        <w:tc>
+          <w:tcPr>
+            <w:tcW w:type="dxa" w:w="680"/>
+            <w:shd w:val="clear" w:color="auto" w:fill="FFFFFF"/>
+            <w:tcBorders>
+              <w:top w:val="single" w:sz="4" w:space="0" w:color="000000"/>
+              <w:left w:val="single" w:sz="4" w:space="0" w:color="000000"/>
+              <w:bottom w:val="single" w:sz="4" w:space="0" w:color="000000"/>
+              <w:right w:val="single" w:sz="4" w:space="0" w:color="000000"/>
+            </w:tcBorders>
+            <w:vAlign w:val="center"/>
+          </w:tcPr>
+          <w:p>
+            <w:pPr>
+              <w:spacing w:before="40" w:after="40"/>
+              <w:jc w:val="left"/>
+            </w:pPr>
+            <w:r>
+              <w:rPr>
+                <w:rFonts w:ascii="Adani" w:hAnsi="Adani"/>
+                <w:b w:val="0"/>
+                <w:sz w:val="18"/>
+                <w:u w:val="none"/>
+              </w:rPr>
+              <w:t>7</w:t>
             </w:r>
           </w:p>
         </w:tc>
@@ -645,716 +1355,6 @@
                 <w:sz w:val="18"/>
                 <w:u w:val="none"/>
               </w:rPr>
-              <w:t>3</w:t>
-            </w:r>
-          </w:p>
-        </w:tc>
-        <w:tc>
-          <w:tcPr>
-            <w:tcW w:type="dxa" w:w="3969"/>
-            <w:shd w:val="clear" w:color="auto" w:fill="FFFFFF"/>
-            <w:tcBorders>
-              <w:top w:val="single" w:sz="4" w:space="0" w:color="000000"/>
-              <w:left w:val="single" w:sz="4" w:space="0" w:color="000000"/>
-              <w:bottom w:val="single" w:sz="4" w:space="0" w:color="000000"/>
-              <w:right w:val="single" w:sz="4" w:space="0" w:color="000000"/>
-            </w:tcBorders>
-            <w:vAlign w:val="center"/>
-          </w:tcPr>
-          <w:p>
-            <w:pPr>
-              <w:spacing w:before="40" w:after="40"/>
-              <w:jc w:val="left"/>
-            </w:pPr>
-            <w:r>
-              <w:rPr>
-                <w:rFonts w:ascii="Adani" w:hAnsi="Adani"/>
-                <w:b w:val="0"/>
-                <w:sz w:val="18"/>
-                <w:u w:val="none"/>
-              </w:rPr>
-              <w:t>ADANI HYBRID ENERGY JAISALMER FOUR LIMITED</w:t>
-            </w:r>
-          </w:p>
-        </w:tc>
-        <w:tc>
-          <w:tcPr>
-            <w:tcW w:type="dxa" w:w="1814"/>
-            <w:shd w:val="clear" w:color="auto" w:fill="FFFFFF"/>
-            <w:tcBorders>
-              <w:top w:val="single" w:sz="4" w:space="0" w:color="000000"/>
-              <w:left w:val="single" w:sz="4" w:space="0" w:color="000000"/>
-              <w:bottom w:val="single" w:sz="4" w:space="0" w:color="000000"/>
-              <w:right w:val="single" w:sz="4" w:space="0" w:color="000000"/>
-            </w:tcBorders>
-            <w:vAlign w:val="center"/>
-          </w:tcPr>
-          <w:p>
-            <w:pPr>
-              <w:spacing w:before="40" w:after="40"/>
-              <w:jc w:val="left"/>
-            </w:pPr>
-            <w:r>
-              <w:rPr>
-                <w:rFonts w:ascii="Adani" w:hAnsi="Adani"/>
-                <w:b w:val="0"/>
-                <w:sz w:val="18"/>
-                <w:u w:val="none"/>
-              </w:rPr>
-              <w:t>Additional Director</w:t>
-            </w:r>
-          </w:p>
-        </w:tc>
-        <w:tc>
-          <w:tcPr>
-            <w:tcW w:type="dxa" w:w="1020"/>
-            <w:shd w:val="clear" w:color="auto" w:fill="FFFFFF"/>
-            <w:tcBorders>
-              <w:top w:val="single" w:sz="4" w:space="0" w:color="000000"/>
-              <w:left w:val="single" w:sz="4" w:space="0" w:color="000000"/>
-              <w:bottom w:val="single" w:sz="4" w:space="0" w:color="000000"/>
-              <w:right w:val="single" w:sz="4" w:space="0" w:color="000000"/>
-            </w:tcBorders>
-            <w:vAlign w:val="center"/>
-          </w:tcPr>
-          <w:p>
-            <w:pPr>
-              <w:spacing w:before="40" w:after="40"/>
-              <w:jc w:val="left"/>
-            </w:pPr>
-            <w:r>
-              <w:rPr>
-                <w:rFonts w:ascii="Adani" w:hAnsi="Adani"/>
-                <w:b w:val="0"/>
-                <w:sz w:val="18"/>
-                <w:u w:val="none"/>
-              </w:rPr>
-              <w:t>NIL</w:t>
-            </w:r>
-          </w:p>
-        </w:tc>
-        <w:tc>
-          <w:tcPr>
-            <w:tcW w:type="dxa" w:w="1247"/>
-            <w:shd w:val="clear" w:color="auto" w:fill="FFFFFF"/>
-            <w:tcBorders>
-              <w:top w:val="single" w:sz="4" w:space="0" w:color="000000"/>
-              <w:left w:val="single" w:sz="4" w:space="0" w:color="000000"/>
-              <w:bottom w:val="single" w:sz="4" w:space="0" w:color="000000"/>
-              <w:right w:val="single" w:sz="4" w:space="0" w:color="000000"/>
-            </w:tcBorders>
-            <w:vAlign w:val="center"/>
-          </w:tcPr>
-          <w:p>
-            <w:pPr>
-              <w:spacing w:before="40" w:after="40"/>
-              <w:jc w:val="left"/>
-            </w:pPr>
-            <w:r>
-              <w:rPr>
-                <w:rFonts w:ascii="Adani" w:hAnsi="Adani"/>
-                <w:b w:val="0"/>
-                <w:sz w:val="18"/>
-                <w:u w:val="none"/>
-              </w:rPr>
-              <w:t>03/09/2025</w:t>
-            </w:r>
-          </w:p>
-        </w:tc>
-      </w:tr>
-      <w:tr>
-        <w:tc>
-          <w:tcPr>
-            <w:tcW w:type="dxa" w:w="680"/>
-            <w:shd w:val="clear" w:color="auto" w:fill="FFFFFF"/>
-            <w:tcBorders>
-              <w:top w:val="single" w:sz="4" w:space="0" w:color="000000"/>
-              <w:left w:val="single" w:sz="4" w:space="0" w:color="000000"/>
-              <w:bottom w:val="single" w:sz="4" w:space="0" w:color="000000"/>
-              <w:right w:val="single" w:sz="4" w:space="0" w:color="000000"/>
-            </w:tcBorders>
-            <w:vAlign w:val="center"/>
-          </w:tcPr>
-          <w:p>
-            <w:pPr>
-              <w:spacing w:before="40" w:after="40"/>
-              <w:jc w:val="left"/>
-            </w:pPr>
-            <w:r>
-              <w:rPr>
-                <w:rFonts w:ascii="Adani" w:hAnsi="Adani"/>
-                <w:b w:val="0"/>
-                <w:sz w:val="18"/>
-                <w:u w:val="none"/>
-              </w:rPr>
-              <w:t>4</w:t>
-            </w:r>
-          </w:p>
-        </w:tc>
-        <w:tc>
-          <w:tcPr>
-            <w:tcW w:type="dxa" w:w="3969"/>
-            <w:shd w:val="clear" w:color="auto" w:fill="FFFFFF"/>
-            <w:tcBorders>
-              <w:top w:val="single" w:sz="4" w:space="0" w:color="000000"/>
-              <w:left w:val="single" w:sz="4" w:space="0" w:color="000000"/>
-              <w:bottom w:val="single" w:sz="4" w:space="0" w:color="000000"/>
-              <w:right w:val="single" w:sz="4" w:space="0" w:color="000000"/>
-            </w:tcBorders>
-            <w:vAlign w:val="center"/>
-          </w:tcPr>
-          <w:p>
-            <w:pPr>
-              <w:spacing w:before="40" w:after="40"/>
-              <w:jc w:val="left"/>
-            </w:pPr>
-            <w:r>
-              <w:rPr>
-                <w:rFonts w:ascii="Adani" w:hAnsi="Adani"/>
-                <w:b w:val="0"/>
-                <w:sz w:val="18"/>
-                <w:u w:val="none"/>
-              </w:rPr>
-              <w:t>ADANI RENEWABLE ENERGY HOLDING FIFTEEN LIMITED</w:t>
-            </w:r>
-          </w:p>
-        </w:tc>
-        <w:tc>
-          <w:tcPr>
-            <w:tcW w:type="dxa" w:w="1814"/>
-            <w:shd w:val="clear" w:color="auto" w:fill="FFFFFF"/>
-            <w:tcBorders>
-              <w:top w:val="single" w:sz="4" w:space="0" w:color="000000"/>
-              <w:left w:val="single" w:sz="4" w:space="0" w:color="000000"/>
-              <w:bottom w:val="single" w:sz="4" w:space="0" w:color="000000"/>
-              <w:right w:val="single" w:sz="4" w:space="0" w:color="000000"/>
-            </w:tcBorders>
-            <w:vAlign w:val="center"/>
-          </w:tcPr>
-          <w:p>
-            <w:pPr>
-              <w:spacing w:before="40" w:after="40"/>
-              <w:jc w:val="left"/>
-            </w:pPr>
-            <w:r>
-              <w:rPr>
-                <w:rFonts w:ascii="Adani" w:hAnsi="Adani"/>
-                <w:b w:val="0"/>
-                <w:sz w:val="18"/>
-                <w:u w:val="none"/>
-              </w:rPr>
-              <w:t>Additional Director</w:t>
-            </w:r>
-          </w:p>
-        </w:tc>
-        <w:tc>
-          <w:tcPr>
-            <w:tcW w:type="dxa" w:w="1020"/>
-            <w:shd w:val="clear" w:color="auto" w:fill="FFFFFF"/>
-            <w:tcBorders>
-              <w:top w:val="single" w:sz="4" w:space="0" w:color="000000"/>
-              <w:left w:val="single" w:sz="4" w:space="0" w:color="000000"/>
-              <w:bottom w:val="single" w:sz="4" w:space="0" w:color="000000"/>
-              <w:right w:val="single" w:sz="4" w:space="0" w:color="000000"/>
-            </w:tcBorders>
-            <w:vAlign w:val="center"/>
-          </w:tcPr>
-          <w:p>
-            <w:pPr>
-              <w:spacing w:before="40" w:after="40"/>
-              <w:jc w:val="left"/>
-            </w:pPr>
-            <w:r>
-              <w:rPr>
-                <w:rFonts w:ascii="Adani" w:hAnsi="Adani"/>
-                <w:b w:val="0"/>
-                <w:sz w:val="18"/>
-                <w:u w:val="none"/>
-              </w:rPr>
-              <w:t>NIL</w:t>
-            </w:r>
-          </w:p>
-        </w:tc>
-        <w:tc>
-          <w:tcPr>
-            <w:tcW w:type="dxa" w:w="1247"/>
-            <w:shd w:val="clear" w:color="auto" w:fill="FFFFFF"/>
-            <w:tcBorders>
-              <w:top w:val="single" w:sz="4" w:space="0" w:color="000000"/>
-              <w:left w:val="single" w:sz="4" w:space="0" w:color="000000"/>
-              <w:bottom w:val="single" w:sz="4" w:space="0" w:color="000000"/>
-              <w:right w:val="single" w:sz="4" w:space="0" w:color="000000"/>
-            </w:tcBorders>
-            <w:vAlign w:val="center"/>
-          </w:tcPr>
-          <w:p>
-            <w:pPr>
-              <w:spacing w:before="40" w:after="40"/>
-              <w:jc w:val="left"/>
-            </w:pPr>
-            <w:r>
-              <w:rPr>
-                <w:rFonts w:ascii="Adani" w:hAnsi="Adani"/>
-                <w:b w:val="0"/>
-                <w:sz w:val="18"/>
-                <w:u w:val="none"/>
-              </w:rPr>
-              <w:t>03/09/2025</w:t>
-            </w:r>
-          </w:p>
-        </w:tc>
-      </w:tr>
-      <w:tr>
-        <w:tc>
-          <w:tcPr>
-            <w:tcW w:type="dxa" w:w="680"/>
-            <w:shd w:val="clear" w:color="auto" w:fill="FFFFFF"/>
-            <w:tcBorders>
-              <w:top w:val="single" w:sz="4" w:space="0" w:color="000000"/>
-              <w:left w:val="single" w:sz="4" w:space="0" w:color="000000"/>
-              <w:bottom w:val="single" w:sz="4" w:space="0" w:color="000000"/>
-              <w:right w:val="single" w:sz="4" w:space="0" w:color="000000"/>
-            </w:tcBorders>
-            <w:vAlign w:val="center"/>
-          </w:tcPr>
-          <w:p>
-            <w:pPr>
-              <w:spacing w:before="40" w:after="40"/>
-              <w:jc w:val="left"/>
-            </w:pPr>
-            <w:r>
-              <w:rPr>
-                <w:rFonts w:ascii="Adani" w:hAnsi="Adani"/>
-                <w:b w:val="0"/>
-                <w:sz w:val="18"/>
-                <w:u w:val="none"/>
-              </w:rPr>
-              <w:t>5</w:t>
-            </w:r>
-          </w:p>
-        </w:tc>
-        <w:tc>
-          <w:tcPr>
-            <w:tcW w:type="dxa" w:w="3969"/>
-            <w:shd w:val="clear" w:color="auto" w:fill="FFFFFF"/>
-            <w:tcBorders>
-              <w:top w:val="single" w:sz="4" w:space="0" w:color="000000"/>
-              <w:left w:val="single" w:sz="4" w:space="0" w:color="000000"/>
-              <w:bottom w:val="single" w:sz="4" w:space="0" w:color="000000"/>
-              <w:right w:val="single" w:sz="4" w:space="0" w:color="000000"/>
-            </w:tcBorders>
-            <w:vAlign w:val="center"/>
-          </w:tcPr>
-          <w:p>
-            <w:pPr>
-              <w:spacing w:before="40" w:after="40"/>
-              <w:jc w:val="left"/>
-            </w:pPr>
-            <w:r>
-              <w:rPr>
-                <w:rFonts w:ascii="Adani" w:hAnsi="Adani"/>
-                <w:b w:val="0"/>
-                <w:sz w:val="18"/>
-                <w:u w:val="none"/>
-              </w:rPr>
-              <w:t>RSEPL RENEWABLE ENERGY ONE LIMITED</w:t>
-            </w:r>
-          </w:p>
-        </w:tc>
-        <w:tc>
-          <w:tcPr>
-            <w:tcW w:type="dxa" w:w="1814"/>
-            <w:shd w:val="clear" w:color="auto" w:fill="FFFFFF"/>
-            <w:tcBorders>
-              <w:top w:val="single" w:sz="4" w:space="0" w:color="000000"/>
-              <w:left w:val="single" w:sz="4" w:space="0" w:color="000000"/>
-              <w:bottom w:val="single" w:sz="4" w:space="0" w:color="000000"/>
-              <w:right w:val="single" w:sz="4" w:space="0" w:color="000000"/>
-            </w:tcBorders>
-            <w:vAlign w:val="center"/>
-          </w:tcPr>
-          <w:p>
-            <w:pPr>
-              <w:spacing w:before="40" w:after="40"/>
-              <w:jc w:val="left"/>
-            </w:pPr>
-            <w:r>
-              <w:rPr>
-                <w:rFonts w:ascii="Adani" w:hAnsi="Adani"/>
-                <w:b w:val="0"/>
-                <w:sz w:val="18"/>
-                <w:u w:val="none"/>
-              </w:rPr>
-              <w:t>Additional Director</w:t>
-            </w:r>
-          </w:p>
-        </w:tc>
-        <w:tc>
-          <w:tcPr>
-            <w:tcW w:type="dxa" w:w="1020"/>
-            <w:shd w:val="clear" w:color="auto" w:fill="FFFFFF"/>
-            <w:tcBorders>
-              <w:top w:val="single" w:sz="4" w:space="0" w:color="000000"/>
-              <w:left w:val="single" w:sz="4" w:space="0" w:color="000000"/>
-              <w:bottom w:val="single" w:sz="4" w:space="0" w:color="000000"/>
-              <w:right w:val="single" w:sz="4" w:space="0" w:color="000000"/>
-            </w:tcBorders>
-            <w:vAlign w:val="center"/>
-          </w:tcPr>
-          <w:p>
-            <w:pPr>
-              <w:spacing w:before="40" w:after="40"/>
-              <w:jc w:val="left"/>
-            </w:pPr>
-            <w:r>
-              <w:rPr>
-                <w:rFonts w:ascii="Adani" w:hAnsi="Adani"/>
-                <w:b w:val="0"/>
-                <w:sz w:val="18"/>
-                <w:u w:val="none"/>
-              </w:rPr>
-              <w:t>NIL</w:t>
-            </w:r>
-          </w:p>
-        </w:tc>
-        <w:tc>
-          <w:tcPr>
-            <w:tcW w:type="dxa" w:w="1247"/>
-            <w:shd w:val="clear" w:color="auto" w:fill="FFFFFF"/>
-            <w:tcBorders>
-              <w:top w:val="single" w:sz="4" w:space="0" w:color="000000"/>
-              <w:left w:val="single" w:sz="4" w:space="0" w:color="000000"/>
-              <w:bottom w:val="single" w:sz="4" w:space="0" w:color="000000"/>
-              <w:right w:val="single" w:sz="4" w:space="0" w:color="000000"/>
-            </w:tcBorders>
-            <w:vAlign w:val="center"/>
-          </w:tcPr>
-          <w:p>
-            <w:pPr>
-              <w:spacing w:before="40" w:after="40"/>
-              <w:jc w:val="left"/>
-            </w:pPr>
-            <w:r>
-              <w:rPr>
-                <w:rFonts w:ascii="Adani" w:hAnsi="Adani"/>
-                <w:b w:val="0"/>
-                <w:sz w:val="18"/>
-                <w:u w:val="none"/>
-              </w:rPr>
-              <w:t>03/09/2025</w:t>
-            </w:r>
-          </w:p>
-        </w:tc>
-      </w:tr>
-      <w:tr>
-        <w:tc>
-          <w:tcPr>
-            <w:tcW w:type="dxa" w:w="680"/>
-            <w:shd w:val="clear" w:color="auto" w:fill="FFFFFF"/>
-            <w:tcBorders>
-              <w:top w:val="single" w:sz="4" w:space="0" w:color="000000"/>
-              <w:left w:val="single" w:sz="4" w:space="0" w:color="000000"/>
-              <w:bottom w:val="single" w:sz="4" w:space="0" w:color="000000"/>
-              <w:right w:val="single" w:sz="4" w:space="0" w:color="000000"/>
-            </w:tcBorders>
-            <w:vAlign w:val="center"/>
-          </w:tcPr>
-          <w:p>
-            <w:pPr>
-              <w:spacing w:before="40" w:after="40"/>
-              <w:jc w:val="left"/>
-            </w:pPr>
-            <w:r>
-              <w:rPr>
-                <w:rFonts w:ascii="Adani" w:hAnsi="Adani"/>
-                <w:b w:val="0"/>
-                <w:sz w:val="18"/>
-                <w:u w:val="none"/>
-              </w:rPr>
-              <w:t>6</w:t>
-            </w:r>
-          </w:p>
-        </w:tc>
-        <w:tc>
-          <w:tcPr>
-            <w:tcW w:type="dxa" w:w="3969"/>
-            <w:shd w:val="clear" w:color="auto" w:fill="FFFFFF"/>
-            <w:tcBorders>
-              <w:top w:val="single" w:sz="4" w:space="0" w:color="000000"/>
-              <w:left w:val="single" w:sz="4" w:space="0" w:color="000000"/>
-              <w:bottom w:val="single" w:sz="4" w:space="0" w:color="000000"/>
-              <w:right w:val="single" w:sz="4" w:space="0" w:color="000000"/>
-            </w:tcBorders>
-            <w:vAlign w:val="center"/>
-          </w:tcPr>
-          <w:p>
-            <w:pPr>
-              <w:spacing w:before="40" w:after="40"/>
-              <w:jc w:val="left"/>
-            </w:pPr>
-            <w:r>
-              <w:rPr>
-                <w:rFonts w:ascii="Adani" w:hAnsi="Adani"/>
-                <w:b w:val="0"/>
-                <w:sz w:val="18"/>
-                <w:u w:val="none"/>
-              </w:rPr>
-              <w:t>ADANI RENEWABLE ENERGY FORTY ONE LIMITED</w:t>
-            </w:r>
-          </w:p>
-        </w:tc>
-        <w:tc>
-          <w:tcPr>
-            <w:tcW w:type="dxa" w:w="1814"/>
-            <w:shd w:val="clear" w:color="auto" w:fill="FFFFFF"/>
-            <w:tcBorders>
-              <w:top w:val="single" w:sz="4" w:space="0" w:color="000000"/>
-              <w:left w:val="single" w:sz="4" w:space="0" w:color="000000"/>
-              <w:bottom w:val="single" w:sz="4" w:space="0" w:color="000000"/>
-              <w:right w:val="single" w:sz="4" w:space="0" w:color="000000"/>
-            </w:tcBorders>
-            <w:vAlign w:val="center"/>
-          </w:tcPr>
-          <w:p>
-            <w:pPr>
-              <w:spacing w:before="40" w:after="40"/>
-              <w:jc w:val="left"/>
-            </w:pPr>
-            <w:r>
-              <w:rPr>
-                <w:rFonts w:ascii="Adani" w:hAnsi="Adani"/>
-                <w:b w:val="0"/>
-                <w:sz w:val="18"/>
-                <w:u w:val="none"/>
-              </w:rPr>
-              <w:t>Additional Director</w:t>
-            </w:r>
-          </w:p>
-        </w:tc>
-        <w:tc>
-          <w:tcPr>
-            <w:tcW w:type="dxa" w:w="1020"/>
-            <w:shd w:val="clear" w:color="auto" w:fill="FFFFFF"/>
-            <w:tcBorders>
-              <w:top w:val="single" w:sz="4" w:space="0" w:color="000000"/>
-              <w:left w:val="single" w:sz="4" w:space="0" w:color="000000"/>
-              <w:bottom w:val="single" w:sz="4" w:space="0" w:color="000000"/>
-              <w:right w:val="single" w:sz="4" w:space="0" w:color="000000"/>
-            </w:tcBorders>
-            <w:vAlign w:val="center"/>
-          </w:tcPr>
-          <w:p>
-            <w:pPr>
-              <w:spacing w:before="40" w:after="40"/>
-              <w:jc w:val="left"/>
-            </w:pPr>
-            <w:r>
-              <w:rPr>
-                <w:rFonts w:ascii="Adani" w:hAnsi="Adani"/>
-                <w:b w:val="0"/>
-                <w:sz w:val="18"/>
-                <w:u w:val="none"/>
-              </w:rPr>
-              <w:t>NIL</w:t>
-            </w:r>
-          </w:p>
-        </w:tc>
-        <w:tc>
-          <w:tcPr>
-            <w:tcW w:type="dxa" w:w="1247"/>
-            <w:shd w:val="clear" w:color="auto" w:fill="FFFFFF"/>
-            <w:tcBorders>
-              <w:top w:val="single" w:sz="4" w:space="0" w:color="000000"/>
-              <w:left w:val="single" w:sz="4" w:space="0" w:color="000000"/>
-              <w:bottom w:val="single" w:sz="4" w:space="0" w:color="000000"/>
-              <w:right w:val="single" w:sz="4" w:space="0" w:color="000000"/>
-            </w:tcBorders>
-            <w:vAlign w:val="center"/>
-          </w:tcPr>
-          <w:p>
-            <w:pPr>
-              <w:spacing w:before="40" w:after="40"/>
-              <w:jc w:val="left"/>
-            </w:pPr>
-            <w:r>
-              <w:rPr>
-                <w:rFonts w:ascii="Adani" w:hAnsi="Adani"/>
-                <w:b w:val="0"/>
-                <w:sz w:val="18"/>
-                <w:u w:val="none"/>
-              </w:rPr>
-              <w:t>03/09/2025</w:t>
-            </w:r>
-          </w:p>
-        </w:tc>
-      </w:tr>
-      <w:tr>
-        <w:tc>
-          <w:tcPr>
-            <w:tcW w:type="dxa" w:w="680"/>
-            <w:shd w:val="clear" w:color="auto" w:fill="FFFFFF"/>
-            <w:tcBorders>
-              <w:top w:val="single" w:sz="4" w:space="0" w:color="000000"/>
-              <w:left w:val="single" w:sz="4" w:space="0" w:color="000000"/>
-              <w:bottom w:val="single" w:sz="4" w:space="0" w:color="000000"/>
-              <w:right w:val="single" w:sz="4" w:space="0" w:color="000000"/>
-            </w:tcBorders>
-            <w:vAlign w:val="center"/>
-          </w:tcPr>
-          <w:p>
-            <w:pPr>
-              <w:spacing w:before="40" w:after="40"/>
-              <w:jc w:val="left"/>
-            </w:pPr>
-            <w:r>
-              <w:rPr>
-                <w:rFonts w:ascii="Adani" w:hAnsi="Adani"/>
-                <w:b w:val="0"/>
-                <w:sz w:val="18"/>
-                <w:u w:val="none"/>
-              </w:rPr>
-              <w:t>7</w:t>
-            </w:r>
-          </w:p>
-        </w:tc>
-        <w:tc>
-          <w:tcPr>
-            <w:tcW w:type="dxa" w:w="3969"/>
-            <w:shd w:val="clear" w:color="auto" w:fill="FFFFFF"/>
-            <w:tcBorders>
-              <w:top w:val="single" w:sz="4" w:space="0" w:color="000000"/>
-              <w:left w:val="single" w:sz="4" w:space="0" w:color="000000"/>
-              <w:bottom w:val="single" w:sz="4" w:space="0" w:color="000000"/>
-              <w:right w:val="single" w:sz="4" w:space="0" w:color="000000"/>
-            </w:tcBorders>
-            <w:vAlign w:val="center"/>
-          </w:tcPr>
-          <w:p>
-            <w:pPr>
-              <w:spacing w:before="40" w:after="40"/>
-              <w:jc w:val="left"/>
-            </w:pPr>
-            <w:r>
-              <w:rPr>
-                <w:rFonts w:ascii="Adani" w:hAnsi="Adani"/>
-                <w:b w:val="0"/>
-                <w:sz w:val="18"/>
-                <w:u w:val="none"/>
-              </w:rPr>
-              <w:t>ADANI RENEWABLE ENERGY FORTY THREE LIMITED</w:t>
-            </w:r>
-          </w:p>
-        </w:tc>
-        <w:tc>
-          <w:tcPr>
-            <w:tcW w:type="dxa" w:w="1814"/>
-            <w:shd w:val="clear" w:color="auto" w:fill="FFFFFF"/>
-            <w:tcBorders>
-              <w:top w:val="single" w:sz="4" w:space="0" w:color="000000"/>
-              <w:left w:val="single" w:sz="4" w:space="0" w:color="000000"/>
-              <w:bottom w:val="single" w:sz="4" w:space="0" w:color="000000"/>
-              <w:right w:val="single" w:sz="4" w:space="0" w:color="000000"/>
-            </w:tcBorders>
-            <w:vAlign w:val="center"/>
-          </w:tcPr>
-          <w:p>
-            <w:pPr>
-              <w:spacing w:before="40" w:after="40"/>
-              <w:jc w:val="left"/>
-            </w:pPr>
-            <w:r>
-              <w:rPr>
-                <w:rFonts w:ascii="Adani" w:hAnsi="Adani"/>
-                <w:b w:val="0"/>
-                <w:sz w:val="18"/>
-                <w:u w:val="none"/>
-              </w:rPr>
-              <w:t>Additional Director</w:t>
-            </w:r>
-          </w:p>
-        </w:tc>
-        <w:tc>
-          <w:tcPr>
-            <w:tcW w:type="dxa" w:w="1020"/>
-            <w:shd w:val="clear" w:color="auto" w:fill="FFFFFF"/>
-            <w:tcBorders>
-              <w:top w:val="single" w:sz="4" w:space="0" w:color="000000"/>
-              <w:left w:val="single" w:sz="4" w:space="0" w:color="000000"/>
-              <w:bottom w:val="single" w:sz="4" w:space="0" w:color="000000"/>
-              <w:right w:val="single" w:sz="4" w:space="0" w:color="000000"/>
-            </w:tcBorders>
-            <w:vAlign w:val="center"/>
-          </w:tcPr>
-          <w:p>
-            <w:pPr>
-              <w:spacing w:before="40" w:after="40"/>
-              <w:jc w:val="left"/>
-            </w:pPr>
-            <w:r>
-              <w:rPr>
-                <w:rFonts w:ascii="Adani" w:hAnsi="Adani"/>
-                <w:b w:val="0"/>
-                <w:sz w:val="18"/>
-                <w:u w:val="none"/>
-              </w:rPr>
-              <w:t>NIL</w:t>
-            </w:r>
-          </w:p>
-        </w:tc>
-        <w:tc>
-          <w:tcPr>
-            <w:tcW w:type="dxa" w:w="1247"/>
-            <w:shd w:val="clear" w:color="auto" w:fill="FFFFFF"/>
-            <w:tcBorders>
-              <w:top w:val="single" w:sz="4" w:space="0" w:color="000000"/>
-              <w:left w:val="single" w:sz="4" w:space="0" w:color="000000"/>
-              <w:bottom w:val="single" w:sz="4" w:space="0" w:color="000000"/>
-              <w:right w:val="single" w:sz="4" w:space="0" w:color="000000"/>
-            </w:tcBorders>
-            <w:vAlign w:val="center"/>
-          </w:tcPr>
-          <w:p>
-            <w:pPr>
-              <w:spacing w:before="40" w:after="40"/>
-              <w:jc w:val="left"/>
-            </w:pPr>
-            <w:r>
-              <w:rPr>
-                <w:rFonts w:ascii="Adani" w:hAnsi="Adani"/>
-                <w:b w:val="0"/>
-                <w:sz w:val="18"/>
-                <w:u w:val="none"/>
-              </w:rPr>
-              <w:t>03/09/2025</w:t>
-            </w:r>
-          </w:p>
-        </w:tc>
-      </w:tr>
-      <w:tr>
-        <w:tc>
-          <w:tcPr>
-            <w:tcW w:type="dxa" w:w="680"/>
-            <w:shd w:val="clear" w:color="auto" w:fill="FFFFFF"/>
-            <w:tcBorders>
-              <w:top w:val="single" w:sz="4" w:space="0" w:color="000000"/>
-              <w:left w:val="single" w:sz="4" w:space="0" w:color="000000"/>
-              <w:bottom w:val="single" w:sz="4" w:space="0" w:color="000000"/>
-              <w:right w:val="single" w:sz="4" w:space="0" w:color="000000"/>
-            </w:tcBorders>
-            <w:vAlign w:val="center"/>
-          </w:tcPr>
-          <w:p>
-            <w:pPr>
-              <w:spacing w:before="40" w:after="40"/>
-              <w:jc w:val="left"/>
-            </w:pPr>
-            <w:r>
-              <w:rPr>
-                <w:rFonts w:ascii="Adani" w:hAnsi="Adani"/>
-                <w:b w:val="0"/>
-                <w:sz w:val="18"/>
-                <w:u w:val="none"/>
-              </w:rPr>
               <w:t>8</w:t>
             </w:r>
           </w:p>
@@ -1383,7 +1383,7 @@
                 <w:sz w:val="18"/>
                 <w:u w:val="none"/>
               </w:rPr>
-              <w:t>ADANI RENEWABLE ENERGY FORTY FOUR LIMITED</w:t>
+              <w:t>ADANI RENEWABLE ENERGY HOLDING THREE LIMITED</w:t>
             </w:r>
           </w:p>
         </w:tc>
@@ -1525,7 +1525,7 @@
                 <w:sz w:val="18"/>
                 <w:u w:val="none"/>
               </w:rPr>
-              <w:t>ADANI RENEWABLE ENERGY HOLDING TWO LIMITED</w:t>
+              <w:t>ADANI RENEWABLE ENERGY FORTY ONE LIMITED</w:t>
             </w:r>
           </w:p>
         </w:tc>
@@ -1610,148 +1610,6 @@
                 <w:u w:val="none"/>
               </w:rPr>
               <w:t>03/09/2025</w:t>
-            </w:r>
-          </w:p>
-        </w:tc>
-      </w:tr>
-      <w:tr>
-        <w:tc>
-          <w:tcPr>
-            <w:tcW w:type="dxa" w:w="680"/>
-            <w:shd w:val="clear" w:color="auto" w:fill="FFFFFF"/>
-            <w:tcBorders>
-              <w:top w:val="single" w:sz="4" w:space="0" w:color="000000"/>
-              <w:left w:val="single" w:sz="4" w:space="0" w:color="000000"/>
-              <w:bottom w:val="single" w:sz="4" w:space="0" w:color="000000"/>
-              <w:right w:val="single" w:sz="4" w:space="0" w:color="000000"/>
-            </w:tcBorders>
-            <w:vAlign w:val="center"/>
-          </w:tcPr>
-          <w:p>
-            <w:pPr>
-              <w:spacing w:before="40" w:after="40"/>
-              <w:jc w:val="left"/>
-            </w:pPr>
-            <w:r>
-              <w:rPr>
-                <w:rFonts w:ascii="Adani" w:hAnsi="Adani"/>
-                <w:b w:val="0"/>
-                <w:sz w:val="18"/>
-                <w:u w:val="none"/>
-              </w:rPr>
-              <w:t>10</w:t>
-            </w:r>
-          </w:p>
-        </w:tc>
-        <w:tc>
-          <w:tcPr>
-            <w:tcW w:type="dxa" w:w="3969"/>
-            <w:shd w:val="clear" w:color="auto" w:fill="FFFFFF"/>
-            <w:tcBorders>
-              <w:top w:val="single" w:sz="4" w:space="0" w:color="000000"/>
-              <w:left w:val="single" w:sz="4" w:space="0" w:color="000000"/>
-              <w:bottom w:val="single" w:sz="4" w:space="0" w:color="000000"/>
-              <w:right w:val="single" w:sz="4" w:space="0" w:color="000000"/>
-            </w:tcBorders>
-            <w:vAlign w:val="center"/>
-          </w:tcPr>
-          <w:p>
-            <w:pPr>
-              <w:spacing w:before="40" w:after="40"/>
-              <w:jc w:val="left"/>
-            </w:pPr>
-            <w:r>
-              <w:rPr>
-                <w:rFonts w:ascii="Adani" w:hAnsi="Adani"/>
-                <w:b w:val="0"/>
-                <w:sz w:val="18"/>
-                <w:u w:val="none"/>
-              </w:rPr>
-              <w:t>DGR NETSOL PRIVATE LIMITED</w:t>
-            </w:r>
-          </w:p>
-        </w:tc>
-        <w:tc>
-          <w:tcPr>
-            <w:tcW w:type="dxa" w:w="1814"/>
-            <w:shd w:val="clear" w:color="auto" w:fill="FFFFFF"/>
-            <w:tcBorders>
-              <w:top w:val="single" w:sz="4" w:space="0" w:color="000000"/>
-              <w:left w:val="single" w:sz="4" w:space="0" w:color="000000"/>
-              <w:bottom w:val="single" w:sz="4" w:space="0" w:color="000000"/>
-              <w:right w:val="single" w:sz="4" w:space="0" w:color="000000"/>
-            </w:tcBorders>
-            <w:vAlign w:val="center"/>
-          </w:tcPr>
-          <w:p>
-            <w:pPr>
-              <w:spacing w:before="40" w:after="40"/>
-              <w:jc w:val="left"/>
-            </w:pPr>
-            <w:r>
-              <w:rPr>
-                <w:rFonts w:ascii="Adani" w:hAnsi="Adani"/>
-                <w:b w:val="0"/>
-                <w:sz w:val="18"/>
-                <w:u w:val="none"/>
-              </w:rPr>
-              <w:t>Director</w:t>
-            </w:r>
-          </w:p>
-        </w:tc>
-        <w:tc>
-          <w:tcPr>
-            <w:tcW w:type="dxa" w:w="1020"/>
-            <w:shd w:val="clear" w:color="auto" w:fill="FFFFFF"/>
-            <w:tcBorders>
-              <w:top w:val="single" w:sz="4" w:space="0" w:color="000000"/>
-              <w:left w:val="single" w:sz="4" w:space="0" w:color="000000"/>
-              <w:bottom w:val="single" w:sz="4" w:space="0" w:color="000000"/>
-              <w:right w:val="single" w:sz="4" w:space="0" w:color="000000"/>
-            </w:tcBorders>
-            <w:vAlign w:val="center"/>
-          </w:tcPr>
-          <w:p>
-            <w:pPr>
-              <w:spacing w:before="40" w:after="40"/>
-              <w:jc w:val="left"/>
-            </w:pPr>
-            <w:r>
-              <w:rPr>
-                <w:rFonts w:ascii="Adani" w:hAnsi="Adani"/>
-                <w:b w:val="0"/>
-                <w:sz w:val="18"/>
-                <w:u w:val="none"/>
-              </w:rPr>
-              <w:t>NIL</w:t>
-            </w:r>
-          </w:p>
-        </w:tc>
-        <w:tc>
-          <w:tcPr>
-            <w:tcW w:type="dxa" w:w="1247"/>
-            <w:shd w:val="clear" w:color="auto" w:fill="FFFFFF"/>
-            <w:tcBorders>
-              <w:top w:val="single" w:sz="4" w:space="0" w:color="000000"/>
-              <w:left w:val="single" w:sz="4" w:space="0" w:color="000000"/>
-              <w:bottom w:val="single" w:sz="4" w:space="0" w:color="000000"/>
-              <w:right w:val="single" w:sz="4" w:space="0" w:color="000000"/>
-            </w:tcBorders>
-            <w:vAlign w:val="center"/>
-          </w:tcPr>
-          <w:p>
-            <w:pPr>
-              <w:spacing w:before="40" w:after="40"/>
-              <w:jc w:val="left"/>
-            </w:pPr>
-            <w:r>
-              <w:rPr>
-                <w:rFonts w:ascii="Adani" w:hAnsi="Adani"/>
-                <w:b w:val="0"/>
-                <w:sz w:val="18"/>
-                <w:u w:val="none"/>
-              </w:rPr>
-              <w:t>03/03/2015</w:t>
             </w:r>
           </w:p>
         </w:tc>
@@ -1988,7 +1846,7 @@
                 <w:sz w:val="18"/>
                 <w:u w:val="none"/>
               </w:rPr>
-              <w:t>Date:   27th May, 2026</w:t>
+              <w:t>Date:   09th June, 2026</w:t>
             </w:r>
           </w:p>
         </w:tc>
@@ -2032,7 +1890,7 @@
                 <w:sz w:val="18"/>
                 <w:u w:val="none"/>
               </w:rPr>
-              <w:t>Designation :  Director</w:t>
+              <w:t>Designation :  Additional Director</w:t>
             </w:r>
           </w:p>
         </w:tc>
@@ -3025,7 +2883,7 @@
                 <w:sz w:val="18"/>
                 <w:u w:val="none"/>
               </w:rPr>
-              <w:t>Date:   27th May, 2026</w:t>
+              <w:t>Date:   09th June, 2026</w:t>
             </w:r>
           </w:p>
         </w:tc>
@@ -3069,7 +2927,7 @@
                 <w:sz w:val="18"/>
                 <w:u w:val="none"/>
               </w:rPr>
-              <w:t>Designation :  Director</w:t>
+              <w:t>Designation :  Additional Director</w:t>
             </w:r>
           </w:p>
         </w:tc>
@@ -3186,7 +3044,7 @@
           <w:sz w:val="20"/>
           <w:u w:val="none"/>
         </w:rPr>
-        <w:t>27th May, 2026</w:t>
+        <w:t>09th June, 2026</w:t>
       </w:r>
     </w:p>
     <w:p>
@@ -3231,7 +3089,82 @@
           <w:sz w:val="20"/>
           <w:u w:val="none"/>
         </w:rPr>
-        <w:t>ADANI RENEWABLE ENERGY HOLDING THREE LIMITED</w:t>
+        <w:t>ADANI HYBRID ENERGY JAISALMER FOUR LIMITED</w:t>
+      </w:r>
+    </w:p>
+    <w:p>
+      <w:pPr>
+        <w:spacing w:before="0" w:after="20"/>
+        <w:jc w:val="left"/>
+      </w:pPr>
+      <w:r>
+        <w:rPr>
+          <w:rFonts w:ascii="Adani" w:hAnsi="Adani"/>
+          <w:b/>
+          <w:sz w:val="20"/>
+          <w:u w:val="none"/>
+        </w:rPr>
+        <w:t>ADANI RENEWABLE ENERGY HOLDING TWO LIMITED</w:t>
+      </w:r>
+    </w:p>
+    <w:p>
+      <w:pPr>
+        <w:spacing w:before="0" w:after="20"/>
+        <w:jc w:val="left"/>
+      </w:pPr>
+      <w:r>
+        <w:rPr>
+          <w:rFonts w:ascii="Adani" w:hAnsi="Adani"/>
+          <w:b/>
+          <w:sz w:val="20"/>
+          <w:u w:val="none"/>
+        </w:rPr>
+        <w:t>RSEPL RENEWABLE ENERGY ONE LIMITED</w:t>
+      </w:r>
+    </w:p>
+    <w:p>
+      <w:pPr>
+        <w:spacing w:before="0" w:after="20"/>
+        <w:jc w:val="left"/>
+      </w:pPr>
+      <w:r>
+        <w:rPr>
+          <w:rFonts w:ascii="Adani" w:hAnsi="Adani"/>
+          <w:b/>
+          <w:sz w:val="20"/>
+          <w:u w:val="none"/>
+        </w:rPr>
+        <w:t>ADANI RENEWABLE ENERGY FORTY THREE LIMITED</w:t>
+      </w:r>
+    </w:p>
+    <w:p>
+      <w:pPr>
+        <w:spacing w:before="0" w:after="20"/>
+        <w:jc w:val="left"/>
+      </w:pPr>
+      <w:r>
+        <w:rPr>
+          <w:rFonts w:ascii="Adani" w:hAnsi="Adani"/>
+          <w:b/>
+          <w:sz w:val="20"/>
+          <w:u w:val="none"/>
+        </w:rPr>
+        <w:t>ADANI RENEWABLE ENERGY HOLDING FIFTEEN LIMITED</w:t>
+      </w:r>
+    </w:p>
+    <w:p>
+      <w:pPr>
+        <w:spacing w:before="0" w:after="20"/>
+        <w:jc w:val="left"/>
+      </w:pPr>
+      <w:r>
+        <w:rPr>
+          <w:rFonts w:ascii="Adani" w:hAnsi="Adani"/>
+          <w:b/>
+          <w:sz w:val="20"/>
+          <w:u w:val="none"/>
+        </w:rPr>
+        <w:t>ADANI RENEWABLE ENERGY FORTY FOUR LIMITED</w:t>
       </w:r>
     </w:p>
     <w:p>
@@ -3261,37 +3194,7 @@
           <w:sz w:val="20"/>
           <w:u w:val="none"/>
         </w:rPr>
-        <w:t>ADANI HYBRID ENERGY JAISALMER FOUR LIMITED</w:t>
-      </w:r>
-    </w:p>
-    <w:p>
-      <w:pPr>
-        <w:spacing w:before="0" w:after="20"/>
-        <w:jc w:val="left"/>
-      </w:pPr>
-      <w:r>
-        <w:rPr>
-          <w:rFonts w:ascii="Adani" w:hAnsi="Adani"/>
-          <w:b/>
-          <w:sz w:val="20"/>
-          <w:u w:val="none"/>
-        </w:rPr>
-        <w:t>ADANI RENEWABLE ENERGY HOLDING FIFTEEN LIMITED</w:t>
-      </w:r>
-    </w:p>
-    <w:p>
-      <w:pPr>
-        <w:spacing w:before="0" w:after="20"/>
-        <w:jc w:val="left"/>
-      </w:pPr>
-      <w:r>
-        <w:rPr>
-          <w:rFonts w:ascii="Adani" w:hAnsi="Adani"/>
-          <w:b/>
-          <w:sz w:val="20"/>
-          <w:u w:val="none"/>
-        </w:rPr>
-        <w:t>RSEPL RENEWABLE ENERGY ONE LIMITED</w:t>
+        <w:t>ADANI RENEWABLE ENERGY HOLDING THREE LIMITED</w:t>
       </w:r>
     </w:p>
     <w:p>
@@ -3307,66 +3210,6 @@
           <w:u w:val="none"/>
         </w:rPr>
         <w:t>ADANI RENEWABLE ENERGY FORTY ONE LIMITED</w:t>
-      </w:r>
-    </w:p>
-    <w:p>
-      <w:pPr>
-        <w:spacing w:before="0" w:after="20"/>
-        <w:jc w:val="left"/>
-      </w:pPr>
-      <w:r>
-        <w:rPr>
-          <w:rFonts w:ascii="Adani" w:hAnsi="Adani"/>
-          <w:b/>
-          <w:sz w:val="20"/>
-          <w:u w:val="none"/>
-        </w:rPr>
-        <w:t>ADANI RENEWABLE ENERGY FORTY THREE LIMITED</w:t>
-      </w:r>
-    </w:p>
-    <w:p>
-      <w:pPr>
-        <w:spacing w:before="0" w:after="20"/>
-        <w:jc w:val="left"/>
-      </w:pPr>
-      <w:r>
-        <w:rPr>
-          <w:rFonts w:ascii="Adani" w:hAnsi="Adani"/>
-          <w:b/>
-          <w:sz w:val="20"/>
-          <w:u w:val="none"/>
-        </w:rPr>
-        <w:t>ADANI RENEWABLE ENERGY FORTY FOUR LIMITED</w:t>
-      </w:r>
-    </w:p>
-    <w:p>
-      <w:pPr>
-        <w:spacing w:before="0" w:after="20"/>
-        <w:jc w:val="left"/>
-      </w:pPr>
-      <w:r>
-        <w:rPr>
-          <w:rFonts w:ascii="Adani" w:hAnsi="Adani"/>
-          <w:b/>
-          <w:sz w:val="20"/>
-          <w:u w:val="none"/>
-        </w:rPr>
-        <w:t>ADANI RENEWABLE ENERGY HOLDING TWO LIMITED</w:t>
-      </w:r>
-    </w:p>
-    <w:p>
-      <w:pPr>
-        <w:spacing w:before="0" w:after="20"/>
-        <w:jc w:val="left"/>
-      </w:pPr>
-      <w:r>
-        <w:rPr>
-          <w:rFonts w:ascii="Adani" w:hAnsi="Adani"/>
-          <w:b/>
-          <w:sz w:val="20"/>
-          <w:u w:val="none"/>
-        </w:rPr>
-        <w:t>DGR NETSOL PRIVATE LIMITED</w:t>
       </w:r>
     </w:p>
     <w:p/>
@@ -3427,7 +3270,82 @@
           <w:sz w:val="20"/>
           <w:u w:val="none"/>
         </w:rPr>
-        <w:t>ADANI RENEWABLE ENERGY HOLDING THREE LIMITED</w:t>
+        <w:t>ADANI HYBRID ENERGY JAISALMER FOUR LIMITED</w:t>
+      </w:r>
+    </w:p>
+    <w:p>
+      <w:pPr>
+        <w:spacing w:before="0" w:after="20"/>
+        <w:jc w:val="left"/>
+      </w:pPr>
+      <w:r>
+        <w:rPr>
+          <w:rFonts w:ascii="Adani" w:hAnsi="Adani"/>
+          <w:b w:val="0"/>
+          <w:sz w:val="20"/>
+          <w:u w:val="none"/>
+        </w:rPr>
+        <w:t>ADANI RENEWABLE ENERGY HOLDING TWO LIMITED</w:t>
+      </w:r>
+    </w:p>
+    <w:p>
+      <w:pPr>
+        <w:spacing w:before="0" w:after="20"/>
+        <w:jc w:val="left"/>
+      </w:pPr>
+      <w:r>
+        <w:rPr>
+          <w:rFonts w:ascii="Adani" w:hAnsi="Adani"/>
+          <w:b w:val="0"/>
+          <w:sz w:val="20"/>
+          <w:u w:val="none"/>
+        </w:rPr>
+        <w:t>RSEPL RENEWABLE ENERGY ONE LIMITED</w:t>
+      </w:r>
+    </w:p>
+    <w:p>
+      <w:pPr>
+        <w:spacing w:before="0" w:after="20"/>
+        <w:jc w:val="left"/>
+      </w:pPr>
+      <w:r>
+        <w:rPr>
+          <w:rFonts w:ascii="Adani" w:hAnsi="Adani"/>
+          <w:b w:val="0"/>
+          <w:sz w:val="20"/>
+          <w:u w:val="none"/>
+        </w:rPr>
+        <w:t>ADANI RENEWABLE ENERGY FORTY THREE LIMITED</w:t>
+      </w:r>
+    </w:p>
+    <w:p>
+      <w:pPr>
+        <w:spacing w:before="0" w:after="20"/>
+        <w:jc w:val="left"/>
+      </w:pPr>
+      <w:r>
+        <w:rPr>
+          <w:rFonts w:ascii="Adani" w:hAnsi="Adani"/>
+          <w:b w:val="0"/>
+          <w:sz w:val="20"/>
+          <w:u w:val="none"/>
+        </w:rPr>
+        <w:t>ADANI RENEWABLE ENERGY HOLDING FIFTEEN LIMITED</w:t>
+      </w:r>
+    </w:p>
+    <w:p>
+      <w:pPr>
+        <w:spacing w:before="0" w:after="20"/>
+        <w:jc w:val="left"/>
+      </w:pPr>
+      <w:r>
+        <w:rPr>
+          <w:rFonts w:ascii="Adani" w:hAnsi="Adani"/>
+          <w:b w:val="0"/>
+          <w:sz w:val="20"/>
+          <w:u w:val="none"/>
+        </w:rPr>
+        <w:t>ADANI RENEWABLE ENERGY FORTY FOUR LIMITED</w:t>
       </w:r>
     </w:p>
     <w:p>
@@ -3457,37 +3375,7 @@
           <w:sz w:val="20"/>
           <w:u w:val="none"/>
         </w:rPr>
-        <w:t>ADANI HYBRID ENERGY JAISALMER FOUR LIMITED</w:t>
-      </w:r>
-    </w:p>
-    <w:p>
-      <w:pPr>
-        <w:spacing w:before="0" w:after="20"/>
-        <w:jc w:val="left"/>
-      </w:pPr>
-      <w:r>
-        <w:rPr>
-          <w:rFonts w:ascii="Adani" w:hAnsi="Adani"/>
-          <w:b w:val="0"/>
-          <w:sz w:val="20"/>
-          <w:u w:val="none"/>
-        </w:rPr>
-        <w:t>ADANI RENEWABLE ENERGY HOLDING FIFTEEN LIMITED</w:t>
-      </w:r>
-    </w:p>
-    <w:p>
-      <w:pPr>
-        <w:spacing w:before="0" w:after="20"/>
-        <w:jc w:val="left"/>
-      </w:pPr>
-      <w:r>
-        <w:rPr>
-          <w:rFonts w:ascii="Adani" w:hAnsi="Adani"/>
-          <w:b w:val="0"/>
-          <w:sz w:val="20"/>
-          <w:u w:val="none"/>
-        </w:rPr>
-        <w:t>RSEPL RENEWABLE ENERGY ONE LIMITED</w:t>
+        <w:t>ADANI RENEWABLE ENERGY HOLDING THREE LIMITED</w:t>
       </w:r>
     </w:p>
     <w:p>
@@ -3503,51 +3391,6 @@
           <w:u w:val="none"/>
         </w:rPr>
         <w:t>ADANI RENEWABLE ENERGY FORTY ONE LIMITED</w:t>
-      </w:r>
-    </w:p>
-    <w:p>
-      <w:pPr>
-        <w:spacing w:before="0" w:after="20"/>
-        <w:jc w:val="left"/>
-      </w:pPr>
-      <w:r>
-        <w:rPr>
-          <w:rFonts w:ascii="Adani" w:hAnsi="Adani"/>
-          <w:b w:val="0"/>
-          <w:sz w:val="20"/>
-          <w:u w:val="none"/>
-        </w:rPr>
-        <w:t>ADANI RENEWABLE ENERGY FORTY THREE LIMITED</w:t>
-      </w:r>
-    </w:p>
-    <w:p>
-      <w:pPr>
-        <w:spacing w:before="0" w:after="20"/>
-        <w:jc w:val="left"/>
-      </w:pPr>
-      <w:r>
-        <w:rPr>
-          <w:rFonts w:ascii="Adani" w:hAnsi="Adani"/>
-          <w:b w:val="0"/>
-          <w:sz w:val="20"/>
-          <w:u w:val="none"/>
-        </w:rPr>
-        <w:t>ADANI RENEWABLE ENERGY FORTY FOUR LIMITED</w:t>
-      </w:r>
-    </w:p>
-    <w:p>
-      <w:pPr>
-        <w:spacing w:before="0" w:after="20"/>
-        <w:jc w:val="left"/>
-      </w:pPr>
-      <w:r>
-        <w:rPr>
-          <w:rFonts w:ascii="Adani" w:hAnsi="Adani"/>
-          <w:b w:val="0"/>
-          <w:sz w:val="20"/>
-          <w:u w:val="none"/>
-        </w:rPr>
-        <w:t>ADANI RENEWABLE ENERGY HOLDING TWO LIMITED</w:t>
       </w:r>
     </w:p>
     <w:p/>
@@ -3602,8 +3445,8 @@
     </w:p>
     <w:p>
       <w:pPr>
-        <w:spacing w:before="0" w:after="20"/>
-        <w:jc w:val="left"/>
+        <w:spacing w:before="0" w:after="80"/>
+        <w:jc w:val="center"/>
       </w:pPr>
       <w:r>
         <w:rPr>
@@ -3612,7 +3455,10 @@
           <w:sz w:val="20"/>
           <w:u w:val="none"/>
         </w:rPr>
-        <w:t>DGR NETSOL PRIVATE LIMITED</w:t>
+        <w:tab/>
+        <w:tab/>
+        <w:tab/>
+        <w:t>NIL</w:t>
       </w:r>
     </w:p>
     <w:p/>
@@ -4370,7 +4216,7 @@
                 <w:sz w:val="18"/>
                 <w:u w:val="none"/>
               </w:rPr>
-              <w:t>10</w:t>
+              <w:t>9</w:t>
             </w:r>
           </w:p>
         </w:tc>
@@ -4543,7 +4389,7 @@
                 <w:sz w:val="18"/>
                 <w:u w:val="none"/>
               </w:rPr>
-              <w:t>U40106GJ2015PLC082724</w:t>
+              <w:t>U40106GJ2019PLC110124</w:t>
             </w:r>
           </w:p>
         </w:tc>
@@ -4571,7 +4417,577 @@
                 <w:sz w:val="18"/>
                 <w:u w:val="none"/>
               </w:rPr>
-              <w:t>ADANI RENEWABLE ENERGY HOLDING THREE LIMITED</w:t>
+              <w:t>ADANI HYBRID ENERGY JAISALMER FOUR LIMITED</w:t>
+            </w:r>
+          </w:p>
+        </w:tc>
+        <w:tc>
+          <w:tcPr>
+            <w:tcW w:type="dxa" w:w="1587"/>
+            <w:shd w:val="clear" w:color="auto" w:fill="FFFFFF"/>
+            <w:tcBorders>
+              <w:top w:val="single" w:sz="4" w:space="0" w:color="000000"/>
+              <w:left w:val="single" w:sz="4" w:space="0" w:color="000000"/>
+              <w:bottom w:val="single" w:sz="4" w:space="0" w:color="000000"/>
+              <w:right w:val="single" w:sz="4" w:space="0" w:color="000000"/>
+            </w:tcBorders>
+            <w:vAlign w:val="center"/>
+          </w:tcPr>
+          <w:p>
+            <w:pPr>
+              <w:spacing w:before="40" w:after="40"/>
+              <w:jc w:val="left"/>
+            </w:pPr>
+            <w:r>
+              <w:rPr>
+                <w:rFonts w:ascii="Adani" w:hAnsi="Adani"/>
+                <w:b w:val="0"/>
+                <w:sz w:val="18"/>
+                <w:u w:val="none"/>
+              </w:rPr>
+              <w:t>Whole-time director</w:t>
+            </w:r>
+          </w:p>
+        </w:tc>
+        <w:tc>
+          <w:tcPr>
+            <w:tcW w:type="dxa" w:w="1304"/>
+            <w:shd w:val="clear" w:color="auto" w:fill="FFFFFF"/>
+            <w:tcBorders>
+              <w:top w:val="single" w:sz="4" w:space="0" w:color="000000"/>
+              <w:left w:val="single" w:sz="4" w:space="0" w:color="000000"/>
+              <w:bottom w:val="single" w:sz="4" w:space="0" w:color="000000"/>
+              <w:right w:val="single" w:sz="4" w:space="0" w:color="000000"/>
+            </w:tcBorders>
+            <w:vAlign w:val="center"/>
+          </w:tcPr>
+          <w:p>
+            <w:pPr>
+              <w:spacing w:before="40" w:after="40"/>
+              <w:jc w:val="left"/>
+            </w:pPr>
+            <w:r>
+              <w:rPr>
+                <w:rFonts w:ascii="Adani" w:hAnsi="Adani"/>
+                <w:b w:val="0"/>
+                <w:sz w:val="18"/>
+                <w:u w:val="none"/>
+              </w:rPr>
+              <w:t>03/01/2026</w:t>
+            </w:r>
+          </w:p>
+        </w:tc>
+      </w:tr>
+      <w:tr>
+        <w:tc>
+          <w:tcPr>
+            <w:tcW w:type="dxa" w:w="2268"/>
+            <w:shd w:val="clear" w:color="auto" w:fill="FFFFFF"/>
+            <w:tcBorders>
+              <w:top w:val="single" w:sz="4" w:space="0" w:color="000000"/>
+              <w:left w:val="single" w:sz="4" w:space="0" w:color="000000"/>
+              <w:bottom w:val="single" w:sz="4" w:space="0" w:color="000000"/>
+              <w:right w:val="single" w:sz="4" w:space="0" w:color="000000"/>
+            </w:tcBorders>
+            <w:vAlign w:val="center"/>
+          </w:tcPr>
+          <w:p>
+            <w:pPr>
+              <w:spacing w:before="40" w:after="40"/>
+              <w:jc w:val="left"/>
+            </w:pPr>
+            <w:r>
+              <w:rPr>
+                <w:rFonts w:ascii="Adani" w:hAnsi="Adani"/>
+                <w:b w:val="0"/>
+                <w:sz w:val="18"/>
+                <w:u w:val="none"/>
+              </w:rPr>
+              <w:t>U40106GJ2015PLC082625</w:t>
+            </w:r>
+          </w:p>
+        </w:tc>
+        <w:tc>
+          <w:tcPr>
+            <w:tcW w:type="dxa" w:w="4252"/>
+            <w:shd w:val="clear" w:color="auto" w:fill="FFFFFF"/>
+            <w:tcBorders>
+              <w:top w:val="single" w:sz="4" w:space="0" w:color="000000"/>
+              <w:left w:val="single" w:sz="4" w:space="0" w:color="000000"/>
+              <w:bottom w:val="single" w:sz="4" w:space="0" w:color="000000"/>
+              <w:right w:val="single" w:sz="4" w:space="0" w:color="000000"/>
+            </w:tcBorders>
+            <w:vAlign w:val="center"/>
+          </w:tcPr>
+          <w:p>
+            <w:pPr>
+              <w:spacing w:before="40" w:after="40"/>
+              <w:jc w:val="left"/>
+            </w:pPr>
+            <w:r>
+              <w:rPr>
+                <w:rFonts w:ascii="Adani" w:hAnsi="Adani"/>
+                <w:b w:val="0"/>
+                <w:sz w:val="18"/>
+                <w:u w:val="none"/>
+              </w:rPr>
+              <w:t>ADANI RENEWABLE ENERGY HOLDING TWO LIMITED</w:t>
+            </w:r>
+          </w:p>
+        </w:tc>
+        <w:tc>
+          <w:tcPr>
+            <w:tcW w:type="dxa" w:w="1587"/>
+            <w:shd w:val="clear" w:color="auto" w:fill="FFFFFF"/>
+            <w:tcBorders>
+              <w:top w:val="single" w:sz="4" w:space="0" w:color="000000"/>
+              <w:left w:val="single" w:sz="4" w:space="0" w:color="000000"/>
+              <w:bottom w:val="single" w:sz="4" w:space="0" w:color="000000"/>
+              <w:right w:val="single" w:sz="4" w:space="0" w:color="000000"/>
+            </w:tcBorders>
+            <w:vAlign w:val="center"/>
+          </w:tcPr>
+          <w:p>
+            <w:pPr>
+              <w:spacing w:before="40" w:after="40"/>
+              <w:jc w:val="left"/>
+            </w:pPr>
+            <w:r>
+              <w:rPr>
+                <w:rFonts w:ascii="Adani" w:hAnsi="Adani"/>
+                <w:b w:val="0"/>
+                <w:sz w:val="18"/>
+                <w:u w:val="none"/>
+              </w:rPr>
+              <w:t>Additional Director</w:t>
+            </w:r>
+          </w:p>
+        </w:tc>
+        <w:tc>
+          <w:tcPr>
+            <w:tcW w:type="dxa" w:w="1304"/>
+            <w:shd w:val="clear" w:color="auto" w:fill="FFFFFF"/>
+            <w:tcBorders>
+              <w:top w:val="single" w:sz="4" w:space="0" w:color="000000"/>
+              <w:left w:val="single" w:sz="4" w:space="0" w:color="000000"/>
+              <w:bottom w:val="single" w:sz="4" w:space="0" w:color="000000"/>
+              <w:right w:val="single" w:sz="4" w:space="0" w:color="000000"/>
+            </w:tcBorders>
+            <w:vAlign w:val="center"/>
+          </w:tcPr>
+          <w:p>
+            <w:pPr>
+              <w:spacing w:before="40" w:after="40"/>
+              <w:jc w:val="left"/>
+            </w:pPr>
+            <w:r>
+              <w:rPr>
+                <w:rFonts w:ascii="Adani" w:hAnsi="Adani"/>
+                <w:b w:val="0"/>
+                <w:sz w:val="18"/>
+                <w:u w:val="none"/>
+              </w:rPr>
+              <w:t>03/09/2025</w:t>
+            </w:r>
+          </w:p>
+        </w:tc>
+      </w:tr>
+      <w:tr>
+        <w:tc>
+          <w:tcPr>
+            <w:tcW w:type="dxa" w:w="2268"/>
+            <w:shd w:val="clear" w:color="auto" w:fill="FFFFFF"/>
+            <w:tcBorders>
+              <w:top w:val="single" w:sz="4" w:space="0" w:color="000000"/>
+              <w:left w:val="single" w:sz="4" w:space="0" w:color="000000"/>
+              <w:bottom w:val="single" w:sz="4" w:space="0" w:color="000000"/>
+              <w:right w:val="single" w:sz="4" w:space="0" w:color="000000"/>
+            </w:tcBorders>
+            <w:vAlign w:val="center"/>
+          </w:tcPr>
+          <w:p>
+            <w:pPr>
+              <w:spacing w:before="40" w:after="40"/>
+              <w:jc w:val="left"/>
+            </w:pPr>
+            <w:r>
+              <w:rPr>
+                <w:rFonts w:ascii="Adani" w:hAnsi="Adani"/>
+                <w:b w:val="0"/>
+                <w:sz w:val="18"/>
+                <w:u w:val="none"/>
+              </w:rPr>
+              <w:t>U40106GJ2019PLC110125</w:t>
+            </w:r>
+          </w:p>
+        </w:tc>
+        <w:tc>
+          <w:tcPr>
+            <w:tcW w:type="dxa" w:w="4252"/>
+            <w:shd w:val="clear" w:color="auto" w:fill="FFFFFF"/>
+            <w:tcBorders>
+              <w:top w:val="single" w:sz="4" w:space="0" w:color="000000"/>
+              <w:left w:val="single" w:sz="4" w:space="0" w:color="000000"/>
+              <w:bottom w:val="single" w:sz="4" w:space="0" w:color="000000"/>
+              <w:right w:val="single" w:sz="4" w:space="0" w:color="000000"/>
+            </w:tcBorders>
+            <w:vAlign w:val="center"/>
+          </w:tcPr>
+          <w:p>
+            <w:pPr>
+              <w:spacing w:before="40" w:after="40"/>
+              <w:jc w:val="left"/>
+            </w:pPr>
+            <w:r>
+              <w:rPr>
+                <w:rFonts w:ascii="Adani" w:hAnsi="Adani"/>
+                <w:b w:val="0"/>
+                <w:sz w:val="18"/>
+                <w:u w:val="none"/>
+              </w:rPr>
+              <w:t>RSEPL RENEWABLE ENERGY ONE LIMITED</w:t>
+            </w:r>
+          </w:p>
+        </w:tc>
+        <w:tc>
+          <w:tcPr>
+            <w:tcW w:type="dxa" w:w="1587"/>
+            <w:shd w:val="clear" w:color="auto" w:fill="FFFFFF"/>
+            <w:tcBorders>
+              <w:top w:val="single" w:sz="4" w:space="0" w:color="000000"/>
+              <w:left w:val="single" w:sz="4" w:space="0" w:color="000000"/>
+              <w:bottom w:val="single" w:sz="4" w:space="0" w:color="000000"/>
+              <w:right w:val="single" w:sz="4" w:space="0" w:color="000000"/>
+            </w:tcBorders>
+            <w:vAlign w:val="center"/>
+          </w:tcPr>
+          <w:p>
+            <w:pPr>
+              <w:spacing w:before="40" w:after="40"/>
+              <w:jc w:val="left"/>
+            </w:pPr>
+            <w:r>
+              <w:rPr>
+                <w:rFonts w:ascii="Adani" w:hAnsi="Adani"/>
+                <w:b w:val="0"/>
+                <w:sz w:val="18"/>
+                <w:u w:val="none"/>
+              </w:rPr>
+              <w:t>Additional Director</w:t>
+            </w:r>
+          </w:p>
+        </w:tc>
+        <w:tc>
+          <w:tcPr>
+            <w:tcW w:type="dxa" w:w="1304"/>
+            <w:shd w:val="clear" w:color="auto" w:fill="FFFFFF"/>
+            <w:tcBorders>
+              <w:top w:val="single" w:sz="4" w:space="0" w:color="000000"/>
+              <w:left w:val="single" w:sz="4" w:space="0" w:color="000000"/>
+              <w:bottom w:val="single" w:sz="4" w:space="0" w:color="000000"/>
+              <w:right w:val="single" w:sz="4" w:space="0" w:color="000000"/>
+            </w:tcBorders>
+            <w:vAlign w:val="center"/>
+          </w:tcPr>
+          <w:p>
+            <w:pPr>
+              <w:spacing w:before="40" w:after="40"/>
+              <w:jc w:val="left"/>
+            </w:pPr>
+            <w:r>
+              <w:rPr>
+                <w:rFonts w:ascii="Adani" w:hAnsi="Adani"/>
+                <w:b w:val="0"/>
+                <w:sz w:val="18"/>
+                <w:u w:val="none"/>
+              </w:rPr>
+              <w:t>03/09/2025</w:t>
+            </w:r>
+          </w:p>
+        </w:tc>
+      </w:tr>
+      <w:tr>
+        <w:tc>
+          <w:tcPr>
+            <w:tcW w:type="dxa" w:w="2268"/>
+            <w:shd w:val="clear" w:color="auto" w:fill="FFFFFF"/>
+            <w:tcBorders>
+              <w:top w:val="single" w:sz="4" w:space="0" w:color="000000"/>
+              <w:left w:val="single" w:sz="4" w:space="0" w:color="000000"/>
+              <w:bottom w:val="single" w:sz="4" w:space="0" w:color="000000"/>
+              <w:right w:val="single" w:sz="4" w:space="0" w:color="000000"/>
+            </w:tcBorders>
+            <w:vAlign w:val="center"/>
+          </w:tcPr>
+          <w:p>
+            <w:pPr>
+              <w:spacing w:before="40" w:after="40"/>
+              <w:jc w:val="left"/>
+            </w:pPr>
+            <w:r>
+              <w:rPr>
+                <w:rFonts w:ascii="Adani" w:hAnsi="Adani"/>
+                <w:b w:val="0"/>
+                <w:sz w:val="18"/>
+                <w:u w:val="none"/>
+              </w:rPr>
+              <w:t>U40106GJ2022PLC135852</w:t>
+            </w:r>
+          </w:p>
+        </w:tc>
+        <w:tc>
+          <w:tcPr>
+            <w:tcW w:type="dxa" w:w="4252"/>
+            <w:shd w:val="clear" w:color="auto" w:fill="FFFFFF"/>
+            <w:tcBorders>
+              <w:top w:val="single" w:sz="4" w:space="0" w:color="000000"/>
+              <w:left w:val="single" w:sz="4" w:space="0" w:color="000000"/>
+              <w:bottom w:val="single" w:sz="4" w:space="0" w:color="000000"/>
+              <w:right w:val="single" w:sz="4" w:space="0" w:color="000000"/>
+            </w:tcBorders>
+            <w:vAlign w:val="center"/>
+          </w:tcPr>
+          <w:p>
+            <w:pPr>
+              <w:spacing w:before="40" w:after="40"/>
+              <w:jc w:val="left"/>
+            </w:pPr>
+            <w:r>
+              <w:rPr>
+                <w:rFonts w:ascii="Adani" w:hAnsi="Adani"/>
+                <w:b w:val="0"/>
+                <w:sz w:val="18"/>
+                <w:u w:val="none"/>
+              </w:rPr>
+              <w:t>ADANI RENEWABLE ENERGY FORTY THREE LIMITED</w:t>
+            </w:r>
+          </w:p>
+        </w:tc>
+        <w:tc>
+          <w:tcPr>
+            <w:tcW w:type="dxa" w:w="1587"/>
+            <w:shd w:val="clear" w:color="auto" w:fill="FFFFFF"/>
+            <w:tcBorders>
+              <w:top w:val="single" w:sz="4" w:space="0" w:color="000000"/>
+              <w:left w:val="single" w:sz="4" w:space="0" w:color="000000"/>
+              <w:bottom w:val="single" w:sz="4" w:space="0" w:color="000000"/>
+              <w:right w:val="single" w:sz="4" w:space="0" w:color="000000"/>
+            </w:tcBorders>
+            <w:vAlign w:val="center"/>
+          </w:tcPr>
+          <w:p>
+            <w:pPr>
+              <w:spacing w:before="40" w:after="40"/>
+              <w:jc w:val="left"/>
+            </w:pPr>
+            <w:r>
+              <w:rPr>
+                <w:rFonts w:ascii="Adani" w:hAnsi="Adani"/>
+                <w:b w:val="0"/>
+                <w:sz w:val="18"/>
+                <w:u w:val="none"/>
+              </w:rPr>
+              <w:t>Additional Director</w:t>
+            </w:r>
+          </w:p>
+        </w:tc>
+        <w:tc>
+          <w:tcPr>
+            <w:tcW w:type="dxa" w:w="1304"/>
+            <w:shd w:val="clear" w:color="auto" w:fill="FFFFFF"/>
+            <w:tcBorders>
+              <w:top w:val="single" w:sz="4" w:space="0" w:color="000000"/>
+              <w:left w:val="single" w:sz="4" w:space="0" w:color="000000"/>
+              <w:bottom w:val="single" w:sz="4" w:space="0" w:color="000000"/>
+              <w:right w:val="single" w:sz="4" w:space="0" w:color="000000"/>
+            </w:tcBorders>
+            <w:vAlign w:val="center"/>
+          </w:tcPr>
+          <w:p>
+            <w:pPr>
+              <w:spacing w:before="40" w:after="40"/>
+              <w:jc w:val="left"/>
+            </w:pPr>
+            <w:r>
+              <w:rPr>
+                <w:rFonts w:ascii="Adani" w:hAnsi="Adani"/>
+                <w:b w:val="0"/>
+                <w:sz w:val="18"/>
+                <w:u w:val="none"/>
+              </w:rPr>
+              <w:t>03/09/2025</w:t>
+            </w:r>
+          </w:p>
+        </w:tc>
+      </w:tr>
+      <w:tr>
+        <w:tc>
+          <w:tcPr>
+            <w:tcW w:type="dxa" w:w="2268"/>
+            <w:shd w:val="clear" w:color="auto" w:fill="FFFFFF"/>
+            <w:tcBorders>
+              <w:top w:val="single" w:sz="4" w:space="0" w:color="000000"/>
+              <w:left w:val="single" w:sz="4" w:space="0" w:color="000000"/>
+              <w:bottom w:val="single" w:sz="4" w:space="0" w:color="000000"/>
+              <w:right w:val="single" w:sz="4" w:space="0" w:color="000000"/>
+            </w:tcBorders>
+            <w:vAlign w:val="center"/>
+          </w:tcPr>
+          <w:p>
+            <w:pPr>
+              <w:spacing w:before="40" w:after="40"/>
+              <w:jc w:val="left"/>
+            </w:pPr>
+            <w:r>
+              <w:rPr>
+                <w:rFonts w:ascii="Adani" w:hAnsi="Adani"/>
+                <w:b w:val="0"/>
+                <w:sz w:val="18"/>
+                <w:u w:val="none"/>
+              </w:rPr>
+              <w:t>U40106GJ2019PLC110232</w:t>
+            </w:r>
+          </w:p>
+        </w:tc>
+        <w:tc>
+          <w:tcPr>
+            <w:tcW w:type="dxa" w:w="4252"/>
+            <w:shd w:val="clear" w:color="auto" w:fill="FFFFFF"/>
+            <w:tcBorders>
+              <w:top w:val="single" w:sz="4" w:space="0" w:color="000000"/>
+              <w:left w:val="single" w:sz="4" w:space="0" w:color="000000"/>
+              <w:bottom w:val="single" w:sz="4" w:space="0" w:color="000000"/>
+              <w:right w:val="single" w:sz="4" w:space="0" w:color="000000"/>
+            </w:tcBorders>
+            <w:vAlign w:val="center"/>
+          </w:tcPr>
+          <w:p>
+            <w:pPr>
+              <w:spacing w:before="40" w:after="40"/>
+              <w:jc w:val="left"/>
+            </w:pPr>
+            <w:r>
+              <w:rPr>
+                <w:rFonts w:ascii="Adani" w:hAnsi="Adani"/>
+                <w:b w:val="0"/>
+                <w:sz w:val="18"/>
+                <w:u w:val="none"/>
+              </w:rPr>
+              <w:t>ADANI RENEWABLE ENERGY HOLDING FIFTEEN LIMITED</w:t>
+            </w:r>
+          </w:p>
+        </w:tc>
+        <w:tc>
+          <w:tcPr>
+            <w:tcW w:type="dxa" w:w="1587"/>
+            <w:shd w:val="clear" w:color="auto" w:fill="FFFFFF"/>
+            <w:tcBorders>
+              <w:top w:val="single" w:sz="4" w:space="0" w:color="000000"/>
+              <w:left w:val="single" w:sz="4" w:space="0" w:color="000000"/>
+              <w:bottom w:val="single" w:sz="4" w:space="0" w:color="000000"/>
+              <w:right w:val="single" w:sz="4" w:space="0" w:color="000000"/>
+            </w:tcBorders>
+            <w:vAlign w:val="center"/>
+          </w:tcPr>
+          <w:p>
+            <w:pPr>
+              <w:spacing w:before="40" w:after="40"/>
+              <w:jc w:val="left"/>
+            </w:pPr>
+            <w:r>
+              <w:rPr>
+                <w:rFonts w:ascii="Adani" w:hAnsi="Adani"/>
+                <w:b w:val="0"/>
+                <w:sz w:val="18"/>
+                <w:u w:val="none"/>
+              </w:rPr>
+              <w:t>Additional Director</w:t>
+            </w:r>
+          </w:p>
+        </w:tc>
+        <w:tc>
+          <w:tcPr>
+            <w:tcW w:type="dxa" w:w="1304"/>
+            <w:shd w:val="clear" w:color="auto" w:fill="FFFFFF"/>
+            <w:tcBorders>
+              <w:top w:val="single" w:sz="4" w:space="0" w:color="000000"/>
+              <w:left w:val="single" w:sz="4" w:space="0" w:color="000000"/>
+              <w:bottom w:val="single" w:sz="4" w:space="0" w:color="000000"/>
+              <w:right w:val="single" w:sz="4" w:space="0" w:color="000000"/>
+            </w:tcBorders>
+            <w:vAlign w:val="center"/>
+          </w:tcPr>
+          <w:p>
+            <w:pPr>
+              <w:spacing w:before="40" w:after="40"/>
+              <w:jc w:val="left"/>
+            </w:pPr>
+            <w:r>
+              <w:rPr>
+                <w:rFonts w:ascii="Adani" w:hAnsi="Adani"/>
+                <w:b w:val="0"/>
+                <w:sz w:val="18"/>
+                <w:u w:val="none"/>
+              </w:rPr>
+              <w:t>03/09/2025</w:t>
+            </w:r>
+          </w:p>
+        </w:tc>
+      </w:tr>
+      <w:tr>
+        <w:tc>
+          <w:tcPr>
+            <w:tcW w:type="dxa" w:w="2268"/>
+            <w:shd w:val="clear" w:color="auto" w:fill="FFFFFF"/>
+            <w:tcBorders>
+              <w:top w:val="single" w:sz="4" w:space="0" w:color="000000"/>
+              <w:left w:val="single" w:sz="4" w:space="0" w:color="000000"/>
+              <w:bottom w:val="single" w:sz="4" w:space="0" w:color="000000"/>
+              <w:right w:val="single" w:sz="4" w:space="0" w:color="000000"/>
+            </w:tcBorders>
+            <w:vAlign w:val="center"/>
+          </w:tcPr>
+          <w:p>
+            <w:pPr>
+              <w:spacing w:before="40" w:after="40"/>
+              <w:jc w:val="left"/>
+            </w:pPr>
+            <w:r>
+              <w:rPr>
+                <w:rFonts w:ascii="Adani" w:hAnsi="Adani"/>
+                <w:b w:val="0"/>
+                <w:sz w:val="18"/>
+                <w:u w:val="none"/>
+              </w:rPr>
+              <w:t>U40300GJ2022PLC136062</w:t>
+            </w:r>
+          </w:p>
+        </w:tc>
+        <w:tc>
+          <w:tcPr>
+            <w:tcW w:type="dxa" w:w="4252"/>
+            <w:shd w:val="clear" w:color="auto" w:fill="FFFFFF"/>
+            <w:tcBorders>
+              <w:top w:val="single" w:sz="4" w:space="0" w:color="000000"/>
+              <w:left w:val="single" w:sz="4" w:space="0" w:color="000000"/>
+              <w:bottom w:val="single" w:sz="4" w:space="0" w:color="000000"/>
+              <w:right w:val="single" w:sz="4" w:space="0" w:color="000000"/>
+            </w:tcBorders>
+            <w:vAlign w:val="center"/>
+          </w:tcPr>
+          <w:p>
+            <w:pPr>
+              <w:spacing w:before="40" w:after="40"/>
+              <w:jc w:val="left"/>
+            </w:pPr>
+            <w:r>
+              <w:rPr>
+                <w:rFonts w:ascii="Adani" w:hAnsi="Adani"/>
+                <w:b w:val="0"/>
+                <w:sz w:val="18"/>
+                <w:u w:val="none"/>
+              </w:rPr>
+              <w:t>ADANI RENEWABLE ENERGY FORTY FOUR LIMITED</w:t>
             </w:r>
           </w:p>
         </w:tc>
@@ -4771,7 +5187,7 @@
                 <w:sz w:val="18"/>
                 <w:u w:val="none"/>
               </w:rPr>
-              <w:t>U40106GJ2019PLC110124</w:t>
+              <w:t>U40106GJ2015PLC082724</w:t>
             </w:r>
           </w:p>
         </w:tc>
@@ -4799,235 +5215,7 @@
                 <w:sz w:val="18"/>
                 <w:u w:val="none"/>
               </w:rPr>
-              <w:t>ADANI HYBRID ENERGY JAISALMER FOUR LIMITED</w:t>
-            </w:r>
-          </w:p>
-        </w:tc>
-        <w:tc>
-          <w:tcPr>
-            <w:tcW w:type="dxa" w:w="1587"/>
-            <w:shd w:val="clear" w:color="auto" w:fill="FFFFFF"/>
-            <w:tcBorders>
-              <w:top w:val="single" w:sz="4" w:space="0" w:color="000000"/>
-              <w:left w:val="single" w:sz="4" w:space="0" w:color="000000"/>
-              <w:bottom w:val="single" w:sz="4" w:space="0" w:color="000000"/>
-              <w:right w:val="single" w:sz="4" w:space="0" w:color="000000"/>
-            </w:tcBorders>
-            <w:vAlign w:val="center"/>
-          </w:tcPr>
-          <w:p>
-            <w:pPr>
-              <w:spacing w:before="40" w:after="40"/>
-              <w:jc w:val="left"/>
-            </w:pPr>
-            <w:r>
-              <w:rPr>
-                <w:rFonts w:ascii="Adani" w:hAnsi="Adani"/>
-                <w:b w:val="0"/>
-                <w:sz w:val="18"/>
-                <w:u w:val="none"/>
-              </w:rPr>
-              <w:t>Additional Director</w:t>
-            </w:r>
-          </w:p>
-        </w:tc>
-        <w:tc>
-          <w:tcPr>
-            <w:tcW w:type="dxa" w:w="1304"/>
-            <w:shd w:val="clear" w:color="auto" w:fill="FFFFFF"/>
-            <w:tcBorders>
-              <w:top w:val="single" w:sz="4" w:space="0" w:color="000000"/>
-              <w:left w:val="single" w:sz="4" w:space="0" w:color="000000"/>
-              <w:bottom w:val="single" w:sz="4" w:space="0" w:color="000000"/>
-              <w:right w:val="single" w:sz="4" w:space="0" w:color="000000"/>
-            </w:tcBorders>
-            <w:vAlign w:val="center"/>
-          </w:tcPr>
-          <w:p>
-            <w:pPr>
-              <w:spacing w:before="40" w:after="40"/>
-              <w:jc w:val="left"/>
-            </w:pPr>
-            <w:r>
-              <w:rPr>
-                <w:rFonts w:ascii="Adani" w:hAnsi="Adani"/>
-                <w:b w:val="0"/>
-                <w:sz w:val="18"/>
-                <w:u w:val="none"/>
-              </w:rPr>
-              <w:t>03/09/2025</w:t>
-            </w:r>
-          </w:p>
-        </w:tc>
-      </w:tr>
-      <w:tr>
-        <w:tc>
-          <w:tcPr>
-            <w:tcW w:type="dxa" w:w="2268"/>
-            <w:shd w:val="clear" w:color="auto" w:fill="FFFFFF"/>
-            <w:tcBorders>
-              <w:top w:val="single" w:sz="4" w:space="0" w:color="000000"/>
-              <w:left w:val="single" w:sz="4" w:space="0" w:color="000000"/>
-              <w:bottom w:val="single" w:sz="4" w:space="0" w:color="000000"/>
-              <w:right w:val="single" w:sz="4" w:space="0" w:color="000000"/>
-            </w:tcBorders>
-            <w:vAlign w:val="center"/>
-          </w:tcPr>
-          <w:p>
-            <w:pPr>
-              <w:spacing w:before="40" w:after="40"/>
-              <w:jc w:val="left"/>
-            </w:pPr>
-            <w:r>
-              <w:rPr>
-                <w:rFonts w:ascii="Adani" w:hAnsi="Adani"/>
-                <w:b w:val="0"/>
-                <w:sz w:val="18"/>
-                <w:u w:val="none"/>
-              </w:rPr>
-              <w:t>U40106GJ2019PLC110232</w:t>
-            </w:r>
-          </w:p>
-        </w:tc>
-        <w:tc>
-          <w:tcPr>
-            <w:tcW w:type="dxa" w:w="4252"/>
-            <w:shd w:val="clear" w:color="auto" w:fill="FFFFFF"/>
-            <w:tcBorders>
-              <w:top w:val="single" w:sz="4" w:space="0" w:color="000000"/>
-              <w:left w:val="single" w:sz="4" w:space="0" w:color="000000"/>
-              <w:bottom w:val="single" w:sz="4" w:space="0" w:color="000000"/>
-              <w:right w:val="single" w:sz="4" w:space="0" w:color="000000"/>
-            </w:tcBorders>
-            <w:vAlign w:val="center"/>
-          </w:tcPr>
-          <w:p>
-            <w:pPr>
-              <w:spacing w:before="40" w:after="40"/>
-              <w:jc w:val="left"/>
-            </w:pPr>
-            <w:r>
-              <w:rPr>
-                <w:rFonts w:ascii="Adani" w:hAnsi="Adani"/>
-                <w:b w:val="0"/>
-                <w:sz w:val="18"/>
-                <w:u w:val="none"/>
-              </w:rPr>
-              <w:t>ADANI RENEWABLE ENERGY HOLDING FIFTEEN LIMITED</w:t>
-            </w:r>
-          </w:p>
-        </w:tc>
-        <w:tc>
-          <w:tcPr>
-            <w:tcW w:type="dxa" w:w="1587"/>
-            <w:shd w:val="clear" w:color="auto" w:fill="FFFFFF"/>
-            <w:tcBorders>
-              <w:top w:val="single" w:sz="4" w:space="0" w:color="000000"/>
-              <w:left w:val="single" w:sz="4" w:space="0" w:color="000000"/>
-              <w:bottom w:val="single" w:sz="4" w:space="0" w:color="000000"/>
-              <w:right w:val="single" w:sz="4" w:space="0" w:color="000000"/>
-            </w:tcBorders>
-            <w:vAlign w:val="center"/>
-          </w:tcPr>
-          <w:p>
-            <w:pPr>
-              <w:spacing w:before="40" w:after="40"/>
-              <w:jc w:val="left"/>
-            </w:pPr>
-            <w:r>
-              <w:rPr>
-                <w:rFonts w:ascii="Adani" w:hAnsi="Adani"/>
-                <w:b w:val="0"/>
-                <w:sz w:val="18"/>
-                <w:u w:val="none"/>
-              </w:rPr>
-              <w:t>Additional Director</w:t>
-            </w:r>
-          </w:p>
-        </w:tc>
-        <w:tc>
-          <w:tcPr>
-            <w:tcW w:type="dxa" w:w="1304"/>
-            <w:shd w:val="clear" w:color="auto" w:fill="FFFFFF"/>
-            <w:tcBorders>
-              <w:top w:val="single" w:sz="4" w:space="0" w:color="000000"/>
-              <w:left w:val="single" w:sz="4" w:space="0" w:color="000000"/>
-              <w:bottom w:val="single" w:sz="4" w:space="0" w:color="000000"/>
-              <w:right w:val="single" w:sz="4" w:space="0" w:color="000000"/>
-            </w:tcBorders>
-            <w:vAlign w:val="center"/>
-          </w:tcPr>
-          <w:p>
-            <w:pPr>
-              <w:spacing w:before="40" w:after="40"/>
-              <w:jc w:val="left"/>
-            </w:pPr>
-            <w:r>
-              <w:rPr>
-                <w:rFonts w:ascii="Adani" w:hAnsi="Adani"/>
-                <w:b w:val="0"/>
-                <w:sz w:val="18"/>
-                <w:u w:val="none"/>
-              </w:rPr>
-              <w:t>03/09/2025</w:t>
-            </w:r>
-          </w:p>
-        </w:tc>
-      </w:tr>
-      <w:tr>
-        <w:tc>
-          <w:tcPr>
-            <w:tcW w:type="dxa" w:w="2268"/>
-            <w:shd w:val="clear" w:color="auto" w:fill="FFFFFF"/>
-            <w:tcBorders>
-              <w:top w:val="single" w:sz="4" w:space="0" w:color="000000"/>
-              <w:left w:val="single" w:sz="4" w:space="0" w:color="000000"/>
-              <w:bottom w:val="single" w:sz="4" w:space="0" w:color="000000"/>
-              <w:right w:val="single" w:sz="4" w:space="0" w:color="000000"/>
-            </w:tcBorders>
-            <w:vAlign w:val="center"/>
-          </w:tcPr>
-          <w:p>
-            <w:pPr>
-              <w:spacing w:before="40" w:after="40"/>
-              <w:jc w:val="left"/>
-            </w:pPr>
-            <w:r>
-              <w:rPr>
-                <w:rFonts w:ascii="Adani" w:hAnsi="Adani"/>
-                <w:b w:val="0"/>
-                <w:sz w:val="18"/>
-                <w:u w:val="none"/>
-              </w:rPr>
-              <w:t>U40106GJ2019PLC110125</w:t>
-            </w:r>
-          </w:p>
-        </w:tc>
-        <w:tc>
-          <w:tcPr>
-            <w:tcW w:type="dxa" w:w="4252"/>
-            <w:shd w:val="clear" w:color="auto" w:fill="FFFFFF"/>
-            <w:tcBorders>
-              <w:top w:val="single" w:sz="4" w:space="0" w:color="000000"/>
-              <w:left w:val="single" w:sz="4" w:space="0" w:color="000000"/>
-              <w:bottom w:val="single" w:sz="4" w:space="0" w:color="000000"/>
-              <w:right w:val="single" w:sz="4" w:space="0" w:color="000000"/>
-            </w:tcBorders>
-            <w:vAlign w:val="center"/>
-          </w:tcPr>
-          <w:p>
-            <w:pPr>
-              <w:spacing w:before="40" w:after="40"/>
-              <w:jc w:val="left"/>
-            </w:pPr>
-            <w:r>
-              <w:rPr>
-                <w:rFonts w:ascii="Adani" w:hAnsi="Adani"/>
-                <w:b w:val="0"/>
-                <w:sz w:val="18"/>
-                <w:u w:val="none"/>
-              </w:rPr>
-              <w:t>RSEPL RENEWABLE ENERGY ONE LIMITED</w:t>
+              <w:t>ADANI RENEWABLE ENERGY HOLDING THREE LIMITED</w:t>
             </w:r>
           </w:p>
         </w:tc>
@@ -5198,462 +5386,6 @@
                 <w:u w:val="none"/>
               </w:rPr>
               <w:t>03/09/2025</w:t>
-            </w:r>
-          </w:p>
-        </w:tc>
-      </w:tr>
-      <w:tr>
-        <w:tc>
-          <w:tcPr>
-            <w:tcW w:type="dxa" w:w="2268"/>
-            <w:shd w:val="clear" w:color="auto" w:fill="FFFFFF"/>
-            <w:tcBorders>
-              <w:top w:val="single" w:sz="4" w:space="0" w:color="000000"/>
-              <w:left w:val="single" w:sz="4" w:space="0" w:color="000000"/>
-              <w:bottom w:val="single" w:sz="4" w:space="0" w:color="000000"/>
-              <w:right w:val="single" w:sz="4" w:space="0" w:color="000000"/>
-            </w:tcBorders>
-            <w:vAlign w:val="center"/>
-          </w:tcPr>
-          <w:p>
-            <w:pPr>
-              <w:spacing w:before="40" w:after="40"/>
-              <w:jc w:val="left"/>
-            </w:pPr>
-            <w:r>
-              <w:rPr>
-                <w:rFonts w:ascii="Adani" w:hAnsi="Adani"/>
-                <w:b w:val="0"/>
-                <w:sz w:val="18"/>
-                <w:u w:val="none"/>
-              </w:rPr>
-              <w:t>U40106GJ2022PLC135852</w:t>
-            </w:r>
-          </w:p>
-        </w:tc>
-        <w:tc>
-          <w:tcPr>
-            <w:tcW w:type="dxa" w:w="4252"/>
-            <w:shd w:val="clear" w:color="auto" w:fill="FFFFFF"/>
-            <w:tcBorders>
-              <w:top w:val="single" w:sz="4" w:space="0" w:color="000000"/>
-              <w:left w:val="single" w:sz="4" w:space="0" w:color="000000"/>
-              <w:bottom w:val="single" w:sz="4" w:space="0" w:color="000000"/>
-              <w:right w:val="single" w:sz="4" w:space="0" w:color="000000"/>
-            </w:tcBorders>
-            <w:vAlign w:val="center"/>
-          </w:tcPr>
-          <w:p>
-            <w:pPr>
-              <w:spacing w:before="40" w:after="40"/>
-              <w:jc w:val="left"/>
-            </w:pPr>
-            <w:r>
-              <w:rPr>
-                <w:rFonts w:ascii="Adani" w:hAnsi="Adani"/>
-                <w:b w:val="0"/>
-                <w:sz w:val="18"/>
-                <w:u w:val="none"/>
-              </w:rPr>
-              <w:t>ADANI RENEWABLE ENERGY FORTY THREE LIMITED</w:t>
-            </w:r>
-          </w:p>
-        </w:tc>
-        <w:tc>
-          <w:tcPr>
-            <w:tcW w:type="dxa" w:w="1587"/>
-            <w:shd w:val="clear" w:color="auto" w:fill="FFFFFF"/>
-            <w:tcBorders>
-              <w:top w:val="single" w:sz="4" w:space="0" w:color="000000"/>
-              <w:left w:val="single" w:sz="4" w:space="0" w:color="000000"/>
-              <w:bottom w:val="single" w:sz="4" w:space="0" w:color="000000"/>
-              <w:right w:val="single" w:sz="4" w:space="0" w:color="000000"/>
-            </w:tcBorders>
-            <w:vAlign w:val="center"/>
-          </w:tcPr>
-          <w:p>
-            <w:pPr>
-              <w:spacing w:before="40" w:after="40"/>
-              <w:jc w:val="left"/>
-            </w:pPr>
-            <w:r>
-              <w:rPr>
-                <w:rFonts w:ascii="Adani" w:hAnsi="Adani"/>
-                <w:b w:val="0"/>
-                <w:sz w:val="18"/>
-                <w:u w:val="none"/>
-              </w:rPr>
-              <w:t>Additional Director</w:t>
-            </w:r>
-          </w:p>
-        </w:tc>
-        <w:tc>
-          <w:tcPr>
-            <w:tcW w:type="dxa" w:w="1304"/>
-            <w:shd w:val="clear" w:color="auto" w:fill="FFFFFF"/>
-            <w:tcBorders>
-              <w:top w:val="single" w:sz="4" w:space="0" w:color="000000"/>
-              <w:left w:val="single" w:sz="4" w:space="0" w:color="000000"/>
-              <w:bottom w:val="single" w:sz="4" w:space="0" w:color="000000"/>
-              <w:right w:val="single" w:sz="4" w:space="0" w:color="000000"/>
-            </w:tcBorders>
-            <w:vAlign w:val="center"/>
-          </w:tcPr>
-          <w:p>
-            <w:pPr>
-              <w:spacing w:before="40" w:after="40"/>
-              <w:jc w:val="left"/>
-            </w:pPr>
-            <w:r>
-              <w:rPr>
-                <w:rFonts w:ascii="Adani" w:hAnsi="Adani"/>
-                <w:b w:val="0"/>
-                <w:sz w:val="18"/>
-                <w:u w:val="none"/>
-              </w:rPr>
-              <w:t>03/09/2025</w:t>
-            </w:r>
-          </w:p>
-        </w:tc>
-      </w:tr>
-      <w:tr>
-        <w:tc>
-          <w:tcPr>
-            <w:tcW w:type="dxa" w:w="2268"/>
-            <w:shd w:val="clear" w:color="auto" w:fill="FFFFFF"/>
-            <w:tcBorders>
-              <w:top w:val="single" w:sz="4" w:space="0" w:color="000000"/>
-              <w:left w:val="single" w:sz="4" w:space="0" w:color="000000"/>
-              <w:bottom w:val="single" w:sz="4" w:space="0" w:color="000000"/>
-              <w:right w:val="single" w:sz="4" w:space="0" w:color="000000"/>
-            </w:tcBorders>
-            <w:vAlign w:val="center"/>
-          </w:tcPr>
-          <w:p>
-            <w:pPr>
-              <w:spacing w:before="40" w:after="40"/>
-              <w:jc w:val="left"/>
-            </w:pPr>
-            <w:r>
-              <w:rPr>
-                <w:rFonts w:ascii="Adani" w:hAnsi="Adani"/>
-                <w:b w:val="0"/>
-                <w:sz w:val="18"/>
-                <w:u w:val="none"/>
-              </w:rPr>
-              <w:t>U40300GJ2022PLC136062</w:t>
-            </w:r>
-          </w:p>
-        </w:tc>
-        <w:tc>
-          <w:tcPr>
-            <w:tcW w:type="dxa" w:w="4252"/>
-            <w:shd w:val="clear" w:color="auto" w:fill="FFFFFF"/>
-            <w:tcBorders>
-              <w:top w:val="single" w:sz="4" w:space="0" w:color="000000"/>
-              <w:left w:val="single" w:sz="4" w:space="0" w:color="000000"/>
-              <w:bottom w:val="single" w:sz="4" w:space="0" w:color="000000"/>
-              <w:right w:val="single" w:sz="4" w:space="0" w:color="000000"/>
-            </w:tcBorders>
-            <w:vAlign w:val="center"/>
-          </w:tcPr>
-          <w:p>
-            <w:pPr>
-              <w:spacing w:before="40" w:after="40"/>
-              <w:jc w:val="left"/>
-            </w:pPr>
-            <w:r>
-              <w:rPr>
-                <w:rFonts w:ascii="Adani" w:hAnsi="Adani"/>
-                <w:b w:val="0"/>
-                <w:sz w:val="18"/>
-                <w:u w:val="none"/>
-              </w:rPr>
-              <w:t>ADANI RENEWABLE ENERGY FORTY FOUR LIMITED</w:t>
-            </w:r>
-          </w:p>
-        </w:tc>
-        <w:tc>
-          <w:tcPr>
-            <w:tcW w:type="dxa" w:w="1587"/>
-            <w:shd w:val="clear" w:color="auto" w:fill="FFFFFF"/>
-            <w:tcBorders>
-              <w:top w:val="single" w:sz="4" w:space="0" w:color="000000"/>
-              <w:left w:val="single" w:sz="4" w:space="0" w:color="000000"/>
-              <w:bottom w:val="single" w:sz="4" w:space="0" w:color="000000"/>
-              <w:right w:val="single" w:sz="4" w:space="0" w:color="000000"/>
-            </w:tcBorders>
-            <w:vAlign w:val="center"/>
-          </w:tcPr>
-          <w:p>
-            <w:pPr>
-              <w:spacing w:before="40" w:after="40"/>
-              <w:jc w:val="left"/>
-            </w:pPr>
-            <w:r>
-              <w:rPr>
-                <w:rFonts w:ascii="Adani" w:hAnsi="Adani"/>
-                <w:b w:val="0"/>
-                <w:sz w:val="18"/>
-                <w:u w:val="none"/>
-              </w:rPr>
-              <w:t>Additional Director</w:t>
-            </w:r>
-          </w:p>
-        </w:tc>
-        <w:tc>
-          <w:tcPr>
-            <w:tcW w:type="dxa" w:w="1304"/>
-            <w:shd w:val="clear" w:color="auto" w:fill="FFFFFF"/>
-            <w:tcBorders>
-              <w:top w:val="single" w:sz="4" w:space="0" w:color="000000"/>
-              <w:left w:val="single" w:sz="4" w:space="0" w:color="000000"/>
-              <w:bottom w:val="single" w:sz="4" w:space="0" w:color="000000"/>
-              <w:right w:val="single" w:sz="4" w:space="0" w:color="000000"/>
-            </w:tcBorders>
-            <w:vAlign w:val="center"/>
-          </w:tcPr>
-          <w:p>
-            <w:pPr>
-              <w:spacing w:before="40" w:after="40"/>
-              <w:jc w:val="left"/>
-            </w:pPr>
-            <w:r>
-              <w:rPr>
-                <w:rFonts w:ascii="Adani" w:hAnsi="Adani"/>
-                <w:b w:val="0"/>
-                <w:sz w:val="18"/>
-                <w:u w:val="none"/>
-              </w:rPr>
-              <w:t>03/09/2025</w:t>
-            </w:r>
-          </w:p>
-        </w:tc>
-      </w:tr>
-      <w:tr>
-        <w:tc>
-          <w:tcPr>
-            <w:tcW w:type="dxa" w:w="2268"/>
-            <w:shd w:val="clear" w:color="auto" w:fill="FFFFFF"/>
-            <w:tcBorders>
-              <w:top w:val="single" w:sz="4" w:space="0" w:color="000000"/>
-              <w:left w:val="single" w:sz="4" w:space="0" w:color="000000"/>
-              <w:bottom w:val="single" w:sz="4" w:space="0" w:color="000000"/>
-              <w:right w:val="single" w:sz="4" w:space="0" w:color="000000"/>
-            </w:tcBorders>
-            <w:vAlign w:val="center"/>
-          </w:tcPr>
-          <w:p>
-            <w:pPr>
-              <w:spacing w:before="40" w:after="40"/>
-              <w:jc w:val="left"/>
-            </w:pPr>
-            <w:r>
-              <w:rPr>
-                <w:rFonts w:ascii="Adani" w:hAnsi="Adani"/>
-                <w:b w:val="0"/>
-                <w:sz w:val="18"/>
-                <w:u w:val="none"/>
-              </w:rPr>
-              <w:t>U40106GJ2015PLC082625</w:t>
-            </w:r>
-          </w:p>
-        </w:tc>
-        <w:tc>
-          <w:tcPr>
-            <w:tcW w:type="dxa" w:w="4252"/>
-            <w:shd w:val="clear" w:color="auto" w:fill="FFFFFF"/>
-            <w:tcBorders>
-              <w:top w:val="single" w:sz="4" w:space="0" w:color="000000"/>
-              <w:left w:val="single" w:sz="4" w:space="0" w:color="000000"/>
-              <w:bottom w:val="single" w:sz="4" w:space="0" w:color="000000"/>
-              <w:right w:val="single" w:sz="4" w:space="0" w:color="000000"/>
-            </w:tcBorders>
-            <w:vAlign w:val="center"/>
-          </w:tcPr>
-          <w:p>
-            <w:pPr>
-              <w:spacing w:before="40" w:after="40"/>
-              <w:jc w:val="left"/>
-            </w:pPr>
-            <w:r>
-              <w:rPr>
-                <w:rFonts w:ascii="Adani" w:hAnsi="Adani"/>
-                <w:b w:val="0"/>
-                <w:sz w:val="18"/>
-                <w:u w:val="none"/>
-              </w:rPr>
-              <w:t>ADANI RENEWABLE ENERGY HOLDING TWO LIMITED</w:t>
-            </w:r>
-          </w:p>
-        </w:tc>
-        <w:tc>
-          <w:tcPr>
-            <w:tcW w:type="dxa" w:w="1587"/>
-            <w:shd w:val="clear" w:color="auto" w:fill="FFFFFF"/>
-            <w:tcBorders>
-              <w:top w:val="single" w:sz="4" w:space="0" w:color="000000"/>
-              <w:left w:val="single" w:sz="4" w:space="0" w:color="000000"/>
-              <w:bottom w:val="single" w:sz="4" w:space="0" w:color="000000"/>
-              <w:right w:val="single" w:sz="4" w:space="0" w:color="000000"/>
-            </w:tcBorders>
-            <w:vAlign w:val="center"/>
-          </w:tcPr>
-          <w:p>
-            <w:pPr>
-              <w:spacing w:before="40" w:after="40"/>
-              <w:jc w:val="left"/>
-            </w:pPr>
-            <w:r>
-              <w:rPr>
-                <w:rFonts w:ascii="Adani" w:hAnsi="Adani"/>
-                <w:b w:val="0"/>
-                <w:sz w:val="18"/>
-                <w:u w:val="none"/>
-              </w:rPr>
-              <w:t>Additional Director</w:t>
-            </w:r>
-          </w:p>
-        </w:tc>
-        <w:tc>
-          <w:tcPr>
-            <w:tcW w:type="dxa" w:w="1304"/>
-            <w:shd w:val="clear" w:color="auto" w:fill="FFFFFF"/>
-            <w:tcBorders>
-              <w:top w:val="single" w:sz="4" w:space="0" w:color="000000"/>
-              <w:left w:val="single" w:sz="4" w:space="0" w:color="000000"/>
-              <w:bottom w:val="single" w:sz="4" w:space="0" w:color="000000"/>
-              <w:right w:val="single" w:sz="4" w:space="0" w:color="000000"/>
-            </w:tcBorders>
-            <w:vAlign w:val="center"/>
-          </w:tcPr>
-          <w:p>
-            <w:pPr>
-              <w:spacing w:before="40" w:after="40"/>
-              <w:jc w:val="left"/>
-            </w:pPr>
-            <w:r>
-              <w:rPr>
-                <w:rFonts w:ascii="Adani" w:hAnsi="Adani"/>
-                <w:b w:val="0"/>
-                <w:sz w:val="18"/>
-                <w:u w:val="none"/>
-              </w:rPr>
-              <w:t>03/09/2025</w:t>
-            </w:r>
-          </w:p>
-        </w:tc>
-      </w:tr>
-      <w:tr>
-        <w:tc>
-          <w:tcPr>
-            <w:tcW w:type="dxa" w:w="2268"/>
-            <w:shd w:val="clear" w:color="auto" w:fill="FFFFFF"/>
-            <w:tcBorders>
-              <w:top w:val="single" w:sz="4" w:space="0" w:color="000000"/>
-              <w:left w:val="single" w:sz="4" w:space="0" w:color="000000"/>
-              <w:bottom w:val="single" w:sz="4" w:space="0" w:color="000000"/>
-              <w:right w:val="single" w:sz="4" w:space="0" w:color="000000"/>
-            </w:tcBorders>
-            <w:vAlign w:val="center"/>
-          </w:tcPr>
-          <w:p>
-            <w:pPr>
-              <w:spacing w:before="40" w:after="40"/>
-              <w:jc w:val="left"/>
-            </w:pPr>
-            <w:r>
-              <w:rPr>
-                <w:rFonts w:ascii="Adani" w:hAnsi="Adani"/>
-                <w:b w:val="0"/>
-                <w:sz w:val="18"/>
-                <w:u w:val="none"/>
-              </w:rPr>
-              <w:t>U72900GJ2015PTC082473</w:t>
-            </w:r>
-          </w:p>
-        </w:tc>
-        <w:tc>
-          <w:tcPr>
-            <w:tcW w:type="dxa" w:w="4252"/>
-            <w:shd w:val="clear" w:color="auto" w:fill="FFFFFF"/>
-            <w:tcBorders>
-              <w:top w:val="single" w:sz="4" w:space="0" w:color="000000"/>
-              <w:left w:val="single" w:sz="4" w:space="0" w:color="000000"/>
-              <w:bottom w:val="single" w:sz="4" w:space="0" w:color="000000"/>
-              <w:right w:val="single" w:sz="4" w:space="0" w:color="000000"/>
-            </w:tcBorders>
-            <w:vAlign w:val="center"/>
-          </w:tcPr>
-          <w:p>
-            <w:pPr>
-              <w:spacing w:before="40" w:after="40"/>
-              <w:jc w:val="left"/>
-            </w:pPr>
-            <w:r>
-              <w:rPr>
-                <w:rFonts w:ascii="Adani" w:hAnsi="Adani"/>
-                <w:b w:val="0"/>
-                <w:sz w:val="18"/>
-                <w:u w:val="none"/>
-              </w:rPr>
-              <w:t>DGR NETSOL PRIVATE LIMITED</w:t>
-            </w:r>
-          </w:p>
-        </w:tc>
-        <w:tc>
-          <w:tcPr>
-            <w:tcW w:type="dxa" w:w="1587"/>
-            <w:shd w:val="clear" w:color="auto" w:fill="FFFFFF"/>
-            <w:tcBorders>
-              <w:top w:val="single" w:sz="4" w:space="0" w:color="000000"/>
-              <w:left w:val="single" w:sz="4" w:space="0" w:color="000000"/>
-              <w:bottom w:val="single" w:sz="4" w:space="0" w:color="000000"/>
-              <w:right w:val="single" w:sz="4" w:space="0" w:color="000000"/>
-            </w:tcBorders>
-            <w:vAlign w:val="center"/>
-          </w:tcPr>
-          <w:p>
-            <w:pPr>
-              <w:spacing w:before="40" w:after="40"/>
-              <w:jc w:val="left"/>
-            </w:pPr>
-            <w:r>
-              <w:rPr>
-                <w:rFonts w:ascii="Adani" w:hAnsi="Adani"/>
-                <w:b w:val="0"/>
-                <w:sz w:val="18"/>
-                <w:u w:val="none"/>
-              </w:rPr>
-              <w:t>Director</w:t>
-            </w:r>
-          </w:p>
-        </w:tc>
-        <w:tc>
-          <w:tcPr>
-            <w:tcW w:type="dxa" w:w="1304"/>
-            <w:shd w:val="clear" w:color="auto" w:fill="FFFFFF"/>
-            <w:tcBorders>
-              <w:top w:val="single" w:sz="4" w:space="0" w:color="000000"/>
-              <w:left w:val="single" w:sz="4" w:space="0" w:color="000000"/>
-              <w:bottom w:val="single" w:sz="4" w:space="0" w:color="000000"/>
-              <w:right w:val="single" w:sz="4" w:space="0" w:color="000000"/>
-            </w:tcBorders>
-            <w:vAlign w:val="center"/>
-          </w:tcPr>
-          <w:p>
-            <w:pPr>
-              <w:spacing w:before="40" w:after="40"/>
-              <w:jc w:val="left"/>
-            </w:pPr>
-            <w:r>
-              <w:rPr>
-                <w:rFonts w:ascii="Adani" w:hAnsi="Adani"/>
-                <w:b w:val="0"/>
-                <w:sz w:val="18"/>
-                <w:u w:val="none"/>
-              </w:rPr>
-              <w:t>03/03/2015</w:t>
             </w:r>
           </w:p>
         </w:tc>
